--- a/report/Mussin_Yesbol_report_web_app.docx
+++ b/report/Mussin_Yesbol_report_web_app.docx
@@ -50,7 +50,6 @@
           <w:rFonts w:ascii="Times New Roman" w:hAnsi="Times New Roman" w:cs="Times New Roman"/>
           <w:b/>
           <w:bCs/>
-          <w:lang/>
         </w:rPr>
         <w:t>Project Title</w:t>
       </w:r>
@@ -67,7 +66,6 @@
           <w:rFonts w:ascii="Times New Roman" w:hAnsi="Times New Roman" w:cs="Times New Roman"/>
           <w:b/>
           <w:bCs/>
-          <w:lang/>
         </w:rPr>
         <w:t>Market Product Manager</w:t>
       </w:r>
@@ -121,12 +119,13 @@
           <w:rFonts w:ascii="Times New Roman" w:hAnsi="Times New Roman" w:cs="Times New Roman"/>
           <w:b/>
           <w:bCs/>
+          <w:lang w:val="ru-RU"/>
         </w:rPr>
         <w:drawing>
-          <wp:inline distT="0" distB="0" distL="0" distR="0" wp14:anchorId="70E1F03A" wp14:editId="62017CE3">
-            <wp:extent cx="6152515" cy="3164205"/>
+          <wp:inline distT="0" distB="0" distL="0" distR="0" wp14:anchorId="104224BD" wp14:editId="1402694D">
+            <wp:extent cx="6152515" cy="3648710"/>
             <wp:effectExtent l="0" t="0" r="0" b="0"/>
-            <wp:docPr id="1603588576" name="Рисунок 1"/>
+            <wp:docPr id="458668087" name="Рисунок 1"/>
             <wp:cNvGraphicFramePr>
               <a:graphicFrameLocks xmlns:a="http://schemas.openxmlformats.org/drawingml/2006/main" noChangeAspect="1"/>
             </wp:cNvGraphicFramePr>
@@ -134,7 +133,7 @@
               <a:graphicData uri="http://schemas.openxmlformats.org/drawingml/2006/picture">
                 <pic:pic xmlns:pic="http://schemas.openxmlformats.org/drawingml/2006/picture">
                   <pic:nvPicPr>
-                    <pic:cNvPr id="1603588576" name=""/>
+                    <pic:cNvPr id="458668087" name=""/>
                     <pic:cNvPicPr/>
                   </pic:nvPicPr>
                   <pic:blipFill>
@@ -146,7 +145,7 @@
                   <pic:spPr>
                     <a:xfrm>
                       <a:off x="0" y="0"/>
-                      <a:ext cx="6152515" cy="3164205"/>
+                      <a:ext cx="6152515" cy="3648710"/>
                     </a:xfrm>
                     <a:prstGeom prst="rect">
                       <a:avLst/>
@@ -180,7 +179,7 @@
         </w:numPr>
       </w:pPr>
       <w:r>
-        <w:t>The application solves the problem of storing and organizing product information in one place. Authenticated users can add new products, view all existing products, edit product information, and delete products. Each product includes a name, category, price, and image URL.</w:t>
+        <w:t>The application solves the problem of storing and organizing product information in one place. Authenticated users can add new products, view all existing products, edit product information, and delete products. Each product includes a name, description, category, price, stock quantity, and image URL.</w:t>
       </w:r>
     </w:p>
     <w:p>
@@ -207,6 +206,7 @@
       <w:r>
         <w:rPr>
           <w:rFonts w:ascii="Times New Roman" w:hAnsi="Times New Roman" w:cs="Times New Roman"/>
+          <w:noProof/>
         </w:rPr>
         <w:lastRenderedPageBreak/>
         <w:drawing>
@@ -267,13 +267,11 @@
         <w:ind w:left="360"/>
         <w:rPr>
           <w:rFonts w:ascii="Times New Roman" w:hAnsi="Times New Roman" w:cs="Times New Roman"/>
-          <w:lang/>
-        </w:rPr>
-      </w:pPr>
-      <w:r>
-        <w:rPr>
-          <w:rFonts w:ascii="Times New Roman" w:hAnsi="Times New Roman" w:cs="Times New Roman"/>
-          <w:lang/>
+        </w:rPr>
+      </w:pPr>
+      <w:r>
+        <w:rPr>
+          <w:rFonts w:ascii="Times New Roman" w:hAnsi="Times New Roman" w:cs="Times New Roman"/>
         </w:rPr>
         <w:t>The main target users of the application are:</w:t>
       </w:r>
@@ -287,13 +285,11 @@
         </w:numPr>
         <w:rPr>
           <w:rFonts w:ascii="Times New Roman" w:hAnsi="Times New Roman" w:cs="Times New Roman"/>
-          <w:lang/>
-        </w:rPr>
-      </w:pPr>
-      <w:r>
-        <w:rPr>
-          <w:rFonts w:ascii="Times New Roman" w:hAnsi="Times New Roman" w:cs="Times New Roman"/>
-          <w:lang/>
+        </w:rPr>
+      </w:pPr>
+      <w:r>
+        <w:rPr>
+          <w:rFonts w:ascii="Times New Roman" w:hAnsi="Times New Roman" w:cs="Times New Roman"/>
         </w:rPr>
         <w:t xml:space="preserve">individual users who want to manage a small product catalog; </w:t>
       </w:r>
@@ -307,13 +303,11 @@
         </w:numPr>
         <w:rPr>
           <w:rFonts w:ascii="Times New Roman" w:hAnsi="Times New Roman" w:cs="Times New Roman"/>
-          <w:lang/>
-        </w:rPr>
-      </w:pPr>
-      <w:r>
-        <w:rPr>
-          <w:rFonts w:ascii="Times New Roman" w:hAnsi="Times New Roman" w:cs="Times New Roman"/>
-          <w:lang/>
+        </w:rPr>
+      </w:pPr>
+      <w:r>
+        <w:rPr>
+          <w:rFonts w:ascii="Times New Roman" w:hAnsi="Times New Roman" w:cs="Times New Roman"/>
         </w:rPr>
         <w:t xml:space="preserve">students learning full-stack web development; </w:t>
       </w:r>
@@ -327,13 +321,11 @@
         </w:numPr>
         <w:rPr>
           <w:rFonts w:ascii="Times New Roman" w:hAnsi="Times New Roman" w:cs="Times New Roman"/>
-          <w:lang/>
-        </w:rPr>
-      </w:pPr>
-      <w:r>
-        <w:rPr>
-          <w:rFonts w:ascii="Times New Roman" w:hAnsi="Times New Roman" w:cs="Times New Roman"/>
-          <w:lang/>
+        </w:rPr>
+      </w:pPr>
+      <w:r>
+        <w:rPr>
+          <w:rFonts w:ascii="Times New Roman" w:hAnsi="Times New Roman" w:cs="Times New Roman"/>
         </w:rPr>
         <w:t xml:space="preserve">small business owners who need a simple product management system; </w:t>
       </w:r>
@@ -347,13 +339,11 @@
         </w:numPr>
         <w:rPr>
           <w:rFonts w:ascii="Times New Roman" w:hAnsi="Times New Roman" w:cs="Times New Roman"/>
-          <w:lang/>
-        </w:rPr>
-      </w:pPr>
-      <w:r>
-        <w:rPr>
-          <w:rFonts w:ascii="Times New Roman" w:hAnsi="Times New Roman" w:cs="Times New Roman"/>
-          <w:lang/>
+        </w:rPr>
+      </w:pPr>
+      <w:r>
+        <w:rPr>
+          <w:rFonts w:ascii="Times New Roman" w:hAnsi="Times New Roman" w:cs="Times New Roman"/>
         </w:rPr>
         <w:t>users who want to store and update product information through a web interface.</w:t>
       </w:r>
@@ -362,7 +352,6 @@
       <w:pPr>
         <w:rPr>
           <w:rFonts w:ascii="Times New Roman" w:hAnsi="Times New Roman" w:cs="Times New Roman"/>
-          <w:lang w:val="ru-RU"/>
         </w:rPr>
       </w:pPr>
     </w:p>
@@ -373,7 +362,6 @@
           <w:rFonts w:ascii="Times New Roman" w:hAnsi="Times New Roman" w:cs="Times New Roman"/>
           <w:b/>
           <w:bCs/>
-          <w:lang/>
         </w:rPr>
       </w:pPr>
       <w:r>
@@ -381,7 +369,6 @@
           <w:rFonts w:ascii="Times New Roman" w:hAnsi="Times New Roman" w:cs="Times New Roman"/>
           <w:b/>
           <w:bCs/>
-          <w:lang/>
         </w:rPr>
         <w:t>4. Core Functionalities</w:t>
       </w:r>
@@ -390,13 +377,11 @@
       <w:pPr>
         <w:rPr>
           <w:rFonts w:ascii="Times New Roman" w:hAnsi="Times New Roman" w:cs="Times New Roman"/>
-          <w:lang/>
-        </w:rPr>
-      </w:pPr>
-      <w:r>
-        <w:rPr>
-          <w:rFonts w:ascii="Times New Roman" w:hAnsi="Times New Roman" w:cs="Times New Roman"/>
-          <w:lang/>
+        </w:rPr>
+      </w:pPr>
+      <w:r>
+        <w:rPr>
+          <w:rFonts w:ascii="Times New Roman" w:hAnsi="Times New Roman" w:cs="Times New Roman"/>
         </w:rPr>
         <w:t>The application provides a set of core functionalities that allow authenticated users to manage products through a modern web interface.</w:t>
       </w:r>
@@ -405,13 +390,11 @@
       <w:pPr>
         <w:rPr>
           <w:rFonts w:ascii="Times New Roman" w:hAnsi="Times New Roman" w:cs="Times New Roman"/>
-          <w:lang/>
-        </w:rPr>
-      </w:pPr>
-      <w:r>
-        <w:rPr>
-          <w:rFonts w:ascii="Times New Roman" w:hAnsi="Times New Roman" w:cs="Times New Roman"/>
-          <w:lang/>
+        </w:rPr>
+      </w:pPr>
+      <w:r>
+        <w:rPr>
+          <w:rFonts w:ascii="Times New Roman" w:hAnsi="Times New Roman" w:cs="Times New Roman"/>
         </w:rPr>
         <w:t>Authentication</w:t>
       </w:r>
@@ -420,13 +403,11 @@
       <w:pPr>
         <w:rPr>
           <w:rFonts w:ascii="Times New Roman" w:hAnsi="Times New Roman" w:cs="Times New Roman"/>
-          <w:lang/>
-        </w:rPr>
-      </w:pPr>
-      <w:r>
-        <w:rPr>
-          <w:rFonts w:ascii="Times New Roman" w:hAnsi="Times New Roman" w:cs="Times New Roman"/>
-          <w:lang/>
+        </w:rPr>
+      </w:pPr>
+      <w:r>
+        <w:rPr>
+          <w:rFonts w:ascii="Times New Roman" w:hAnsi="Times New Roman" w:cs="Times New Roman"/>
         </w:rPr>
         <w:t>The authentication module ensures that only authorized users can access the system.</w:t>
       </w:r>
@@ -439,13 +420,11 @@
         </w:numPr>
         <w:rPr>
           <w:rFonts w:ascii="Times New Roman" w:hAnsi="Times New Roman" w:cs="Times New Roman"/>
-          <w:lang/>
-        </w:rPr>
-      </w:pPr>
-      <w:r>
-        <w:rPr>
-          <w:rFonts w:ascii="Times New Roman" w:hAnsi="Times New Roman" w:cs="Times New Roman"/>
-          <w:lang/>
+        </w:rPr>
+      </w:pPr>
+      <w:r>
+        <w:rPr>
+          <w:rFonts w:ascii="Times New Roman" w:hAnsi="Times New Roman" w:cs="Times New Roman"/>
         </w:rPr>
         <w:t xml:space="preserve">User can register a new account using email and password. </w:t>
       </w:r>
@@ -458,13 +437,11 @@
         </w:numPr>
         <w:rPr>
           <w:rFonts w:ascii="Times New Roman" w:hAnsi="Times New Roman" w:cs="Times New Roman"/>
-          <w:lang/>
-        </w:rPr>
-      </w:pPr>
-      <w:r>
-        <w:rPr>
-          <w:rFonts w:ascii="Times New Roman" w:hAnsi="Times New Roman" w:cs="Times New Roman"/>
-          <w:lang/>
+        </w:rPr>
+      </w:pPr>
+      <w:r>
+        <w:rPr>
+          <w:rFonts w:ascii="Times New Roman" w:hAnsi="Times New Roman" w:cs="Times New Roman"/>
         </w:rPr>
         <w:t xml:space="preserve">User can log in using previously created credentials. </w:t>
       </w:r>
@@ -477,13 +454,11 @@
         </w:numPr>
         <w:rPr>
           <w:rFonts w:ascii="Times New Roman" w:hAnsi="Times New Roman" w:cs="Times New Roman"/>
-          <w:lang/>
-        </w:rPr>
-      </w:pPr>
-      <w:r>
-        <w:rPr>
-          <w:rFonts w:ascii="Times New Roman" w:hAnsi="Times New Roman" w:cs="Times New Roman"/>
-          <w:lang/>
+        </w:rPr>
+      </w:pPr>
+      <w:r>
+        <w:rPr>
+          <w:rFonts w:ascii="Times New Roman" w:hAnsi="Times New Roman" w:cs="Times New Roman"/>
         </w:rPr>
         <w:t xml:space="preserve">User can log out from the application. </w:t>
       </w:r>
@@ -496,13 +471,11 @@
         </w:numPr>
         <w:rPr>
           <w:rFonts w:ascii="Times New Roman" w:hAnsi="Times New Roman" w:cs="Times New Roman"/>
-          <w:lang/>
-        </w:rPr>
-      </w:pPr>
-      <w:r>
-        <w:rPr>
-          <w:rFonts w:ascii="Times New Roman" w:hAnsi="Times New Roman" w:cs="Times New Roman"/>
-          <w:lang/>
+        </w:rPr>
+      </w:pPr>
+      <w:r>
+        <w:rPr>
+          <w:rFonts w:ascii="Times New Roman" w:hAnsi="Times New Roman" w:cs="Times New Roman"/>
         </w:rPr>
         <w:t xml:space="preserve">Protected pages are accessible only to authenticated users. </w:t>
       </w:r>
@@ -518,13 +491,14 @@
       <w:r>
         <w:rPr>
           <w:rFonts w:ascii="Times New Roman" w:hAnsi="Times New Roman" w:cs="Times New Roman"/>
-          <w:lang/>
-        </w:rPr>
+          <w:noProof/>
+        </w:rPr>
+        <w:lastRenderedPageBreak/>
         <w:drawing>
-          <wp:inline distT="0" distB="0" distL="0" distR="0" wp14:anchorId="1104F65B" wp14:editId="3E24861C">
-            <wp:extent cx="6152515" cy="1012825"/>
-            <wp:effectExtent l="76200" t="76200" r="114935" b="111125"/>
-            <wp:docPr id="492577796" name="Рисунок 1"/>
+          <wp:inline distT="0" distB="0" distL="0" distR="0" wp14:anchorId="3B8AEB69" wp14:editId="11901DFD">
+            <wp:extent cx="6152515" cy="3651885"/>
+            <wp:effectExtent l="0" t="0" r="0" b="0"/>
+            <wp:docPr id="202070885" name="Рисунок 1"/>
             <wp:cNvGraphicFramePr>
               <a:graphicFrameLocks xmlns:a="http://schemas.openxmlformats.org/drawingml/2006/main" noChangeAspect="1"/>
             </wp:cNvGraphicFramePr>
@@ -532,7 +506,7 @@
               <a:graphicData uri="http://schemas.openxmlformats.org/drawingml/2006/picture">
                 <pic:pic xmlns:pic="http://schemas.openxmlformats.org/drawingml/2006/picture">
                   <pic:nvPicPr>
-                    <pic:cNvPr id="492577796" name=""/>
+                    <pic:cNvPr id="202070885" name=""/>
                     <pic:cNvPicPr/>
                   </pic:nvPicPr>
                   <pic:blipFill>
@@ -544,25 +518,11 @@
                   <pic:spPr>
                     <a:xfrm>
                       <a:off x="0" y="0"/>
-                      <a:ext cx="6152515" cy="1012825"/>
+                      <a:ext cx="6152515" cy="3651885"/>
                     </a:xfrm>
                     <a:prstGeom prst="rect">
                       <a:avLst/>
                     </a:prstGeom>
-                    <a:ln w="38100" cap="sq">
-                      <a:solidFill>
-                        <a:srgbClr val="000000"/>
-                      </a:solidFill>
-                      <a:prstDash val="solid"/>
-                      <a:miter lim="800000"/>
-                    </a:ln>
-                    <a:effectLst>
-                      <a:outerShdw blurRad="50800" dist="38100" dir="2700000" algn="tl" rotWithShape="0">
-                        <a:srgbClr val="000000">
-                          <a:alpha val="43000"/>
-                        </a:srgbClr>
-                      </a:outerShdw>
-                    </a:effectLst>
                   </pic:spPr>
                 </pic:pic>
               </a:graphicData>
@@ -576,20 +536,19 @@
         <w:jc w:val="center"/>
         <w:rPr>
           <w:rFonts w:ascii="Times New Roman" w:hAnsi="Times New Roman" w:cs="Times New Roman"/>
+        </w:rPr>
+      </w:pPr>
+      <w:r>
+        <w:rPr>
+          <w:rFonts w:ascii="Times New Roman" w:hAnsi="Times New Roman" w:cs="Times New Roman"/>
+          <w:noProof/>
           <w:lang w:val="ru-RU"/>
         </w:rPr>
-      </w:pPr>
-      <w:r>
-        <w:rPr>
-          <w:rFonts w:ascii="Times New Roman" w:hAnsi="Times New Roman" w:cs="Times New Roman"/>
-          <w:lang w:val="ru-RU"/>
-        </w:rPr>
-        <w:lastRenderedPageBreak/>
         <w:drawing>
-          <wp:inline distT="0" distB="0" distL="0" distR="0" wp14:anchorId="555B50DE" wp14:editId="7776B022">
-            <wp:extent cx="2098963" cy="1908475"/>
-            <wp:effectExtent l="76200" t="76200" r="111125" b="111125"/>
-            <wp:docPr id="1806762065" name="Рисунок 1"/>
+          <wp:inline distT="0" distB="0" distL="0" distR="0" wp14:anchorId="4A7AD5F8" wp14:editId="77CEA720">
+            <wp:extent cx="6152515" cy="3655060"/>
+            <wp:effectExtent l="0" t="0" r="0" b="0"/>
+            <wp:docPr id="670334133" name="Рисунок 1"/>
             <wp:cNvGraphicFramePr>
               <a:graphicFrameLocks xmlns:a="http://schemas.openxmlformats.org/drawingml/2006/main" noChangeAspect="1"/>
             </wp:cNvGraphicFramePr>
@@ -597,7 +556,7 @@
               <a:graphicData uri="http://schemas.openxmlformats.org/drawingml/2006/picture">
                 <pic:pic xmlns:pic="http://schemas.openxmlformats.org/drawingml/2006/picture">
                   <pic:nvPicPr>
-                    <pic:cNvPr id="1806762065" name=""/>
+                    <pic:cNvPr id="670334133" name=""/>
                     <pic:cNvPicPr/>
                   </pic:nvPicPr>
                   <pic:blipFill>
@@ -609,25 +568,11 @@
                   <pic:spPr>
                     <a:xfrm>
                       <a:off x="0" y="0"/>
-                      <a:ext cx="2115287" cy="1923317"/>
+                      <a:ext cx="6152515" cy="3655060"/>
                     </a:xfrm>
                     <a:prstGeom prst="rect">
                       <a:avLst/>
                     </a:prstGeom>
-                    <a:ln w="38100" cap="sq">
-                      <a:solidFill>
-                        <a:srgbClr val="000000"/>
-                      </a:solidFill>
-                      <a:prstDash val="solid"/>
-                      <a:miter lim="800000"/>
-                    </a:ln>
-                    <a:effectLst>
-                      <a:outerShdw blurRad="50800" dist="38100" dir="2700000" algn="tl" rotWithShape="0">
-                        <a:srgbClr val="000000">
-                          <a:alpha val="43000"/>
-                        </a:srgbClr>
-                      </a:outerShdw>
-                    </a:effectLst>
                   </pic:spPr>
                 </pic:pic>
               </a:graphicData>
@@ -641,6 +586,14 @@
         <w:jc w:val="center"/>
         <w:rPr>
           <w:rFonts w:ascii="Times New Roman" w:hAnsi="Times New Roman" w:cs="Times New Roman"/>
+        </w:rPr>
+      </w:pPr>
+    </w:p>
+    <w:p>
+      <w:pPr>
+        <w:jc w:val="center"/>
+        <w:rPr>
+          <w:rFonts w:ascii="Times New Roman" w:hAnsi="Times New Roman" w:cs="Times New Roman"/>
           <w:lang w:val="ru-RU"/>
         </w:rPr>
       </w:pPr>
@@ -658,14 +611,13 @@
       <w:pPr>
         <w:rPr>
           <w:rFonts w:ascii="Times New Roman" w:hAnsi="Times New Roman" w:cs="Times New Roman"/>
-          <w:lang/>
-        </w:rPr>
-      </w:pPr>
-      <w:r>
-        <w:rPr>
-          <w:rFonts w:ascii="Times New Roman" w:hAnsi="Times New Roman" w:cs="Times New Roman"/>
-          <w:lang/>
-        </w:rPr>
+        </w:rPr>
+      </w:pPr>
+      <w:r>
+        <w:rPr>
+          <w:rFonts w:ascii="Times New Roman" w:hAnsi="Times New Roman" w:cs="Times New Roman"/>
+        </w:rPr>
+        <w:lastRenderedPageBreak/>
         <w:t>Product Management</w:t>
       </w:r>
     </w:p>
@@ -673,13 +625,11 @@
       <w:pPr>
         <w:rPr>
           <w:rFonts w:ascii="Times New Roman" w:hAnsi="Times New Roman" w:cs="Times New Roman"/>
-          <w:lang/>
-        </w:rPr>
-      </w:pPr>
-      <w:r>
-        <w:rPr>
-          <w:rFonts w:ascii="Times New Roman" w:hAnsi="Times New Roman" w:cs="Times New Roman"/>
-          <w:lang/>
+        </w:rPr>
+      </w:pPr>
+      <w:r>
+        <w:rPr>
+          <w:rFonts w:ascii="Times New Roman" w:hAnsi="Times New Roman" w:cs="Times New Roman"/>
         </w:rPr>
         <w:t>The main feature of the application is product management.</w:t>
       </w:r>
@@ -692,15 +642,13 @@
         </w:numPr>
         <w:rPr>
           <w:rFonts w:ascii="Times New Roman" w:hAnsi="Times New Roman" w:cs="Times New Roman"/>
-          <w:lang/>
-        </w:rPr>
-      </w:pPr>
-      <w:r>
-        <w:rPr>
-          <w:rFonts w:ascii="Times New Roman" w:hAnsi="Times New Roman" w:cs="Times New Roman"/>
-          <w:lang/>
-        </w:rPr>
-        <w:t xml:space="preserve">User can view all products stored in the database. </w:t>
+        </w:rPr>
+      </w:pPr>
+      <w:r>
+        <w:rPr>
+          <w:rFonts w:ascii="Times New Roman" w:hAnsi="Times New Roman" w:cs="Times New Roman"/>
+        </w:rPr>
+        <w:t xml:space="preserve">User can view all products stored in the database. User can search, filter, and sort products in the dashboard. </w:t>
       </w:r>
     </w:p>
     <w:p>
@@ -711,15 +659,13 @@
         </w:numPr>
         <w:rPr>
           <w:rFonts w:ascii="Times New Roman" w:hAnsi="Times New Roman" w:cs="Times New Roman"/>
-          <w:lang/>
-        </w:rPr>
-      </w:pPr>
-      <w:r>
-        <w:rPr>
-          <w:rFonts w:ascii="Times New Roman" w:hAnsi="Times New Roman" w:cs="Times New Roman"/>
-          <w:lang/>
-        </w:rPr>
-        <w:t xml:space="preserve">User can create a new product. </w:t>
+        </w:rPr>
+      </w:pPr>
+      <w:r>
+        <w:rPr>
+          <w:rFonts w:ascii="Times New Roman" w:hAnsi="Times New Roman" w:cs="Times New Roman"/>
+        </w:rPr>
+        <w:t xml:space="preserve">User can create a new product with name, description, price, category, stock quantity, and image URL. </w:t>
       </w:r>
     </w:p>
     <w:p>
@@ -730,13 +676,11 @@
         </w:numPr>
         <w:rPr>
           <w:rFonts w:ascii="Times New Roman" w:hAnsi="Times New Roman" w:cs="Times New Roman"/>
-          <w:lang/>
-        </w:rPr>
-      </w:pPr>
-      <w:r>
-        <w:rPr>
-          <w:rFonts w:ascii="Times New Roman" w:hAnsi="Times New Roman" w:cs="Times New Roman"/>
-          <w:lang/>
+        </w:rPr>
+      </w:pPr>
+      <w:r>
+        <w:rPr>
+          <w:rFonts w:ascii="Times New Roman" w:hAnsi="Times New Roman" w:cs="Times New Roman"/>
         </w:rPr>
         <w:t xml:space="preserve">User can edit an existing product. </w:t>
       </w:r>
@@ -749,13 +693,11 @@
         </w:numPr>
         <w:rPr>
           <w:rFonts w:ascii="Times New Roman" w:hAnsi="Times New Roman" w:cs="Times New Roman"/>
-          <w:lang/>
-        </w:rPr>
-      </w:pPr>
-      <w:r>
-        <w:rPr>
-          <w:rFonts w:ascii="Times New Roman" w:hAnsi="Times New Roman" w:cs="Times New Roman"/>
-          <w:lang/>
+        </w:rPr>
+      </w:pPr>
+      <w:r>
+        <w:rPr>
+          <w:rFonts w:ascii="Times New Roman" w:hAnsi="Times New Roman" w:cs="Times New Roman"/>
         </w:rPr>
         <w:t xml:space="preserve">User can delete a product. </w:t>
       </w:r>
@@ -768,15 +710,13 @@
         </w:numPr>
         <w:rPr>
           <w:rFonts w:ascii="Times New Roman" w:hAnsi="Times New Roman" w:cs="Times New Roman"/>
-          <w:lang/>
-        </w:rPr>
-      </w:pPr>
-      <w:r>
-        <w:rPr>
-          <w:rFonts w:ascii="Times New Roman" w:hAnsi="Times New Roman" w:cs="Times New Roman"/>
-          <w:lang/>
-        </w:rPr>
-        <w:t xml:space="preserve">User can add an image URL to display product pictures. </w:t>
+        </w:rPr>
+      </w:pPr>
+      <w:r>
+        <w:rPr>
+          <w:rFonts w:ascii="Times New Roman" w:hAnsi="Times New Roman" w:cs="Times New Roman"/>
+        </w:rPr>
+        <w:t xml:space="preserve">User can retrieve a single product by id, add image URLs, and manage stock values. </w:t>
       </w:r>
     </w:p>
     <w:p>
@@ -793,7 +733,6 @@
           <w:color w:val="BBBEBF"/>
           <w:sz w:val="21"/>
           <w:szCs w:val="21"/>
-          <w:lang/>
         </w:rPr>
       </w:pPr>
       <w:r>
@@ -802,7 +741,6 @@
           <w:color w:val="79C0FF"/>
           <w:sz w:val="21"/>
           <w:szCs w:val="21"/>
-          <w:lang/>
         </w:rPr>
         <w:t>router</w:t>
       </w:r>
@@ -812,7 +750,6 @@
           <w:color w:val="BBBEBF"/>
           <w:sz w:val="21"/>
           <w:szCs w:val="21"/>
-          <w:lang/>
         </w:rPr>
         <w:t>.</w:t>
       </w:r>
@@ -822,7 +759,6 @@
           <w:color w:val="D2A8FF"/>
           <w:sz w:val="21"/>
           <w:szCs w:val="21"/>
-          <w:lang/>
         </w:rPr>
         <w:t>get</w:t>
       </w:r>
@@ -832,7 +768,6 @@
           <w:color w:val="BBBEBF"/>
           <w:sz w:val="21"/>
           <w:szCs w:val="21"/>
-          <w:lang/>
         </w:rPr>
         <w:t>(</w:t>
       </w:r>
@@ -842,7 +777,6 @@
           <w:color w:val="A5D6FF"/>
           <w:sz w:val="21"/>
           <w:szCs w:val="21"/>
-          <w:lang/>
         </w:rPr>
         <w:t>"/"</w:t>
       </w:r>
@@ -852,7 +786,6 @@
           <w:color w:val="BBBEBF"/>
           <w:sz w:val="21"/>
           <w:szCs w:val="21"/>
-          <w:lang/>
         </w:rPr>
         <w:t xml:space="preserve">, </w:t>
       </w:r>
@@ -862,7 +795,6 @@
           <w:color w:val="D2A8FF"/>
           <w:sz w:val="21"/>
           <w:szCs w:val="21"/>
-          <w:lang/>
         </w:rPr>
         <w:t>getAllProducts</w:t>
       </w:r>
@@ -872,7 +804,6 @@
           <w:color w:val="BBBEBF"/>
           <w:sz w:val="21"/>
           <w:szCs w:val="21"/>
-          <w:lang/>
         </w:rPr>
         <w:t>);</w:t>
       </w:r>
@@ -891,7 +822,6 @@
           <w:color w:val="BBBEBF"/>
           <w:sz w:val="21"/>
           <w:szCs w:val="21"/>
-          <w:lang/>
         </w:rPr>
       </w:pPr>
       <w:r>
@@ -900,7 +830,6 @@
           <w:color w:val="79C0FF"/>
           <w:sz w:val="21"/>
           <w:szCs w:val="21"/>
-          <w:lang/>
         </w:rPr>
         <w:t>router</w:t>
       </w:r>
@@ -910,7 +839,6 @@
           <w:color w:val="BBBEBF"/>
           <w:sz w:val="21"/>
           <w:szCs w:val="21"/>
-          <w:lang/>
         </w:rPr>
         <w:t>.</w:t>
       </w:r>
@@ -920,7 +848,6 @@
           <w:color w:val="D2A8FF"/>
           <w:sz w:val="21"/>
           <w:szCs w:val="21"/>
-          <w:lang/>
         </w:rPr>
         <w:t>get</w:t>
       </w:r>
@@ -930,7 +857,6 @@
           <w:color w:val="BBBEBF"/>
           <w:sz w:val="21"/>
           <w:szCs w:val="21"/>
-          <w:lang/>
         </w:rPr>
         <w:t>(</w:t>
       </w:r>
@@ -940,7 +866,6 @@
           <w:color w:val="A5D6FF"/>
           <w:sz w:val="21"/>
           <w:szCs w:val="21"/>
-          <w:lang/>
         </w:rPr>
         <w:t>"/:id"</w:t>
       </w:r>
@@ -950,7 +875,6 @@
           <w:color w:val="BBBEBF"/>
           <w:sz w:val="21"/>
           <w:szCs w:val="21"/>
-          <w:lang/>
         </w:rPr>
         <w:t xml:space="preserve">, </w:t>
       </w:r>
@@ -960,7 +884,6 @@
           <w:color w:val="D2A8FF"/>
           <w:sz w:val="21"/>
           <w:szCs w:val="21"/>
-          <w:lang/>
         </w:rPr>
         <w:t>getProductById</w:t>
       </w:r>
@@ -970,7 +893,6 @@
           <w:color w:val="BBBEBF"/>
           <w:sz w:val="21"/>
           <w:szCs w:val="21"/>
-          <w:lang/>
         </w:rPr>
         <w:t>);</w:t>
       </w:r>
@@ -989,7 +911,6 @@
           <w:color w:val="BBBEBF"/>
           <w:sz w:val="21"/>
           <w:szCs w:val="21"/>
-          <w:lang/>
         </w:rPr>
       </w:pPr>
       <w:r>
@@ -998,7 +919,6 @@
           <w:color w:val="79C0FF"/>
           <w:sz w:val="21"/>
           <w:szCs w:val="21"/>
-          <w:lang/>
         </w:rPr>
         <w:t>router</w:t>
       </w:r>
@@ -1008,7 +928,6 @@
           <w:color w:val="BBBEBF"/>
           <w:sz w:val="21"/>
           <w:szCs w:val="21"/>
-          <w:lang/>
         </w:rPr>
         <w:t>.</w:t>
       </w:r>
@@ -1018,7 +937,6 @@
           <w:color w:val="D2A8FF"/>
           <w:sz w:val="21"/>
           <w:szCs w:val="21"/>
-          <w:lang/>
         </w:rPr>
         <w:t>post</w:t>
       </w:r>
@@ -1028,7 +946,6 @@
           <w:color w:val="BBBEBF"/>
           <w:sz w:val="21"/>
           <w:szCs w:val="21"/>
-          <w:lang/>
         </w:rPr>
         <w:t>(</w:t>
       </w:r>
@@ -1038,7 +955,6 @@
           <w:color w:val="A5D6FF"/>
           <w:sz w:val="21"/>
           <w:szCs w:val="21"/>
-          <w:lang/>
         </w:rPr>
         <w:t>"/"</w:t>
       </w:r>
@@ -1048,7 +964,6 @@
           <w:color w:val="BBBEBF"/>
           <w:sz w:val="21"/>
           <w:szCs w:val="21"/>
-          <w:lang/>
         </w:rPr>
         <w:t xml:space="preserve">, </w:t>
       </w:r>
@@ -1058,7 +973,6 @@
           <w:color w:val="D2A8FF"/>
           <w:sz w:val="21"/>
           <w:szCs w:val="21"/>
-          <w:lang/>
         </w:rPr>
         <w:t>protect</w:t>
       </w:r>
@@ -1068,7 +982,6 @@
           <w:color w:val="BBBEBF"/>
           <w:sz w:val="21"/>
           <w:szCs w:val="21"/>
-          <w:lang/>
         </w:rPr>
         <w:t xml:space="preserve">, </w:t>
       </w:r>
@@ -1078,7 +991,6 @@
           <w:color w:val="D2A8FF"/>
           <w:sz w:val="21"/>
           <w:szCs w:val="21"/>
-          <w:lang/>
         </w:rPr>
         <w:t>createProduct</w:t>
       </w:r>
@@ -1088,7 +1000,6 @@
           <w:color w:val="BBBEBF"/>
           <w:sz w:val="21"/>
           <w:szCs w:val="21"/>
-          <w:lang/>
         </w:rPr>
         <w:t>);</w:t>
       </w:r>
@@ -1107,7 +1018,6 @@
           <w:color w:val="BBBEBF"/>
           <w:sz w:val="21"/>
           <w:szCs w:val="21"/>
-          <w:lang/>
         </w:rPr>
       </w:pPr>
       <w:r>
@@ -1116,7 +1026,6 @@
           <w:color w:val="79C0FF"/>
           <w:sz w:val="21"/>
           <w:szCs w:val="21"/>
-          <w:lang/>
         </w:rPr>
         <w:t>router</w:t>
       </w:r>
@@ -1126,7 +1035,6 @@
           <w:color w:val="BBBEBF"/>
           <w:sz w:val="21"/>
           <w:szCs w:val="21"/>
-          <w:lang/>
         </w:rPr>
         <w:t>.</w:t>
       </w:r>
@@ -1136,7 +1044,6 @@
           <w:color w:val="D2A8FF"/>
           <w:sz w:val="21"/>
           <w:szCs w:val="21"/>
-          <w:lang/>
         </w:rPr>
         <w:t>put</w:t>
       </w:r>
@@ -1146,7 +1053,6 @@
           <w:color w:val="BBBEBF"/>
           <w:sz w:val="21"/>
           <w:szCs w:val="21"/>
-          <w:lang/>
         </w:rPr>
         <w:t>(</w:t>
       </w:r>
@@ -1156,7 +1062,6 @@
           <w:color w:val="A5D6FF"/>
           <w:sz w:val="21"/>
           <w:szCs w:val="21"/>
-          <w:lang/>
         </w:rPr>
         <w:t>"/:id"</w:t>
       </w:r>
@@ -1166,7 +1071,6 @@
           <w:color w:val="BBBEBF"/>
           <w:sz w:val="21"/>
           <w:szCs w:val="21"/>
-          <w:lang/>
         </w:rPr>
         <w:t xml:space="preserve">, </w:t>
       </w:r>
@@ -1176,7 +1080,6 @@
           <w:color w:val="D2A8FF"/>
           <w:sz w:val="21"/>
           <w:szCs w:val="21"/>
-          <w:lang/>
         </w:rPr>
         <w:t>protect</w:t>
       </w:r>
@@ -1186,7 +1089,6 @@
           <w:color w:val="BBBEBF"/>
           <w:sz w:val="21"/>
           <w:szCs w:val="21"/>
-          <w:lang/>
         </w:rPr>
         <w:t xml:space="preserve">, </w:t>
       </w:r>
@@ -1196,7 +1098,6 @@
           <w:color w:val="D2A8FF"/>
           <w:sz w:val="21"/>
           <w:szCs w:val="21"/>
-          <w:lang/>
         </w:rPr>
         <w:t>updateProduct</w:t>
       </w:r>
@@ -1206,7 +1107,6 @@
           <w:color w:val="BBBEBF"/>
           <w:sz w:val="21"/>
           <w:szCs w:val="21"/>
-          <w:lang/>
         </w:rPr>
         <w:t>);</w:t>
       </w:r>
@@ -1225,7 +1125,6 @@
           <w:color w:val="BBBEBF"/>
           <w:sz w:val="21"/>
           <w:szCs w:val="21"/>
-          <w:lang/>
         </w:rPr>
       </w:pPr>
       <w:r>
@@ -1234,7 +1133,6 @@
           <w:color w:val="79C0FF"/>
           <w:sz w:val="21"/>
           <w:szCs w:val="21"/>
-          <w:lang/>
         </w:rPr>
         <w:t>router</w:t>
       </w:r>
@@ -1244,7 +1142,6 @@
           <w:color w:val="BBBEBF"/>
           <w:sz w:val="21"/>
           <w:szCs w:val="21"/>
-          <w:lang/>
         </w:rPr>
         <w:t>.</w:t>
       </w:r>
@@ -1254,7 +1151,6 @@
           <w:color w:val="D2A8FF"/>
           <w:sz w:val="21"/>
           <w:szCs w:val="21"/>
-          <w:lang/>
         </w:rPr>
         <w:t>delete</w:t>
       </w:r>
@@ -1264,7 +1160,6 @@
           <w:color w:val="BBBEBF"/>
           <w:sz w:val="21"/>
           <w:szCs w:val="21"/>
-          <w:lang/>
         </w:rPr>
         <w:t>(</w:t>
       </w:r>
@@ -1274,7 +1169,6 @@
           <w:color w:val="A5D6FF"/>
           <w:sz w:val="21"/>
           <w:szCs w:val="21"/>
-          <w:lang/>
         </w:rPr>
         <w:t>"/:id"</w:t>
       </w:r>
@@ -1284,7 +1178,6 @@
           <w:color w:val="BBBEBF"/>
           <w:sz w:val="21"/>
           <w:szCs w:val="21"/>
-          <w:lang/>
         </w:rPr>
         <w:t xml:space="preserve">, </w:t>
       </w:r>
@@ -1294,7 +1187,6 @@
           <w:color w:val="D2A8FF"/>
           <w:sz w:val="21"/>
           <w:szCs w:val="21"/>
-          <w:lang/>
         </w:rPr>
         <w:t>protect</w:t>
       </w:r>
@@ -1304,7 +1196,6 @@
           <w:color w:val="BBBEBF"/>
           <w:sz w:val="21"/>
           <w:szCs w:val="21"/>
-          <w:lang/>
         </w:rPr>
         <w:t xml:space="preserve">, </w:t>
       </w:r>
@@ -1314,7 +1205,6 @@
           <w:color w:val="D2A8FF"/>
           <w:sz w:val="21"/>
           <w:szCs w:val="21"/>
-          <w:lang/>
         </w:rPr>
         <w:t>deleteProduct</w:t>
       </w:r>
@@ -1324,7 +1214,6 @@
           <w:color w:val="BBBEBF"/>
           <w:sz w:val="21"/>
           <w:szCs w:val="21"/>
-          <w:lang/>
         </w:rPr>
         <w:t>);</w:t>
       </w:r>
@@ -1334,21 +1223,18 @@
         <w:jc w:val="center"/>
         <w:rPr>
           <w:rFonts w:ascii="Times New Roman" w:hAnsi="Times New Roman" w:cs="Times New Roman"/>
-          <w:lang/>
-        </w:rPr>
-      </w:pPr>
-    </w:p>
-    <w:p>
-      <w:pPr>
-        <w:rPr>
-          <w:rFonts w:ascii="Times New Roman" w:hAnsi="Times New Roman" w:cs="Times New Roman"/>
-          <w:lang/>
-        </w:rPr>
-      </w:pPr>
-      <w:r>
-        <w:rPr>
-          <w:rFonts w:ascii="Times New Roman" w:hAnsi="Times New Roman" w:cs="Times New Roman"/>
-          <w:lang/>
+        </w:rPr>
+      </w:pPr>
+    </w:p>
+    <w:p>
+      <w:pPr>
+        <w:rPr>
+          <w:rFonts w:ascii="Times New Roman" w:hAnsi="Times New Roman" w:cs="Times New Roman"/>
+        </w:rPr>
+      </w:pPr>
+      <w:r>
+        <w:rPr>
+          <w:rFonts w:ascii="Times New Roman" w:hAnsi="Times New Roman" w:cs="Times New Roman"/>
         </w:rPr>
         <w:t>User Interface</w:t>
       </w:r>
@@ -1357,13 +1243,11 @@
       <w:pPr>
         <w:rPr>
           <w:rFonts w:ascii="Times New Roman" w:hAnsi="Times New Roman" w:cs="Times New Roman"/>
-          <w:lang/>
-        </w:rPr>
-      </w:pPr>
-      <w:r>
-        <w:rPr>
-          <w:rFonts w:ascii="Times New Roman" w:hAnsi="Times New Roman" w:cs="Times New Roman"/>
-          <w:lang/>
+        </w:rPr>
+      </w:pPr>
+      <w:r>
+        <w:rPr>
+          <w:rFonts w:ascii="Times New Roman" w:hAnsi="Times New Roman" w:cs="Times New Roman"/>
         </w:rPr>
         <w:t>The frontend provides a responsive and user-friendly dashboard.</w:t>
       </w:r>
@@ -1376,13 +1260,11 @@
         </w:numPr>
         <w:rPr>
           <w:rFonts w:ascii="Times New Roman" w:hAnsi="Times New Roman" w:cs="Times New Roman"/>
-          <w:lang/>
-        </w:rPr>
-      </w:pPr>
-      <w:r>
-        <w:rPr>
-          <w:rFonts w:ascii="Times New Roman" w:hAnsi="Times New Roman" w:cs="Times New Roman"/>
-          <w:lang/>
+        </w:rPr>
+      </w:pPr>
+      <w:r>
+        <w:rPr>
+          <w:rFonts w:ascii="Times New Roman" w:hAnsi="Times New Roman" w:cs="Times New Roman"/>
         </w:rPr>
         <w:t xml:space="preserve">Products are displayed as modern cards. </w:t>
       </w:r>
@@ -1395,15 +1277,13 @@
         </w:numPr>
         <w:rPr>
           <w:rFonts w:ascii="Times New Roman" w:hAnsi="Times New Roman" w:cs="Times New Roman"/>
-          <w:lang/>
-        </w:rPr>
-      </w:pPr>
-      <w:r>
-        <w:rPr>
-          <w:rFonts w:ascii="Times New Roman" w:hAnsi="Times New Roman" w:cs="Times New Roman"/>
-          <w:lang/>
-        </w:rPr>
-        <w:t xml:space="preserve">Each card contains an image, product name, category, and price. </w:t>
+        </w:rPr>
+      </w:pPr>
+      <w:r>
+        <w:rPr>
+          <w:rFonts w:ascii="Times New Roman" w:hAnsi="Times New Roman" w:cs="Times New Roman"/>
+        </w:rPr>
+        <w:t xml:space="preserve">Each card contains an image, product name, category, price, description, and stock status. </w:t>
       </w:r>
     </w:p>
     <w:p>
@@ -1414,15 +1294,13 @@
         </w:numPr>
         <w:rPr>
           <w:rFonts w:ascii="Times New Roman" w:hAnsi="Times New Roman" w:cs="Times New Roman"/>
-          <w:lang/>
-        </w:rPr>
-      </w:pPr>
-      <w:r>
-        <w:rPr>
-          <w:rFonts w:ascii="Times New Roman" w:hAnsi="Times New Roman" w:cs="Times New Roman"/>
-          <w:lang/>
-        </w:rPr>
-        <w:t xml:space="preserve">The dashboard includes forms for creating and editing products. </w:t>
+        </w:rPr>
+      </w:pPr>
+      <w:r>
+        <w:rPr>
+          <w:rFonts w:ascii="Times New Roman" w:hAnsi="Times New Roman" w:cs="Times New Roman"/>
+        </w:rPr>
+        <w:t xml:space="preserve">The dashboard includes forms for creating and editing products, plus search, category filtering, and sorting controls. </w:t>
       </w:r>
     </w:p>
     <w:p>
@@ -1433,13 +1311,11 @@
         </w:numPr>
         <w:rPr>
           <w:rFonts w:ascii="Times New Roman" w:hAnsi="Times New Roman" w:cs="Times New Roman"/>
-          <w:lang/>
-        </w:rPr>
-      </w:pPr>
-      <w:r>
-        <w:rPr>
-          <w:rFonts w:ascii="Times New Roman" w:hAnsi="Times New Roman" w:cs="Times New Roman"/>
-          <w:lang/>
+        </w:rPr>
+      </w:pPr>
+      <w:r>
+        <w:rPr>
+          <w:rFonts w:ascii="Times New Roman" w:hAnsi="Times New Roman" w:cs="Times New Roman"/>
         </w:rPr>
         <w:t xml:space="preserve">The interface adapts to different screen sizes. </w:t>
       </w:r>
@@ -1449,20 +1325,19 @@
         <w:jc w:val="center"/>
         <w:rPr>
           <w:rFonts w:ascii="Times New Roman" w:hAnsi="Times New Roman" w:cs="Times New Roman"/>
-          <w:lang/>
-        </w:rPr>
-      </w:pPr>
-      <w:r>
-        <w:rPr>
-          <w:rFonts w:ascii="Times New Roman" w:hAnsi="Times New Roman" w:cs="Times New Roman"/>
-          <w:lang/>
+        </w:rPr>
+      </w:pPr>
+      <w:r>
+        <w:rPr>
+          <w:rFonts w:ascii="Times New Roman" w:hAnsi="Times New Roman" w:cs="Times New Roman"/>
+          <w:noProof/>
         </w:rPr>
         <w:lastRenderedPageBreak/>
         <w:drawing>
-          <wp:inline distT="0" distB="0" distL="0" distR="0" wp14:anchorId="40AC64AD" wp14:editId="33BE95EF">
-            <wp:extent cx="3539836" cy="2273547"/>
+          <wp:inline distT="0" distB="0" distL="0" distR="0" wp14:anchorId="52EF64CA" wp14:editId="01DE8781">
+            <wp:extent cx="6152515" cy="3170555"/>
             <wp:effectExtent l="0" t="0" r="0" b="0"/>
-            <wp:docPr id="1276486317" name="Рисунок 1"/>
+            <wp:docPr id="1540488282" name="Рисунок 1"/>
             <wp:cNvGraphicFramePr>
               <a:graphicFrameLocks xmlns:a="http://schemas.openxmlformats.org/drawingml/2006/main" noChangeAspect="1"/>
             </wp:cNvGraphicFramePr>
@@ -1470,7 +1345,7 @@
               <a:graphicData uri="http://schemas.openxmlformats.org/drawingml/2006/picture">
                 <pic:pic xmlns:pic="http://schemas.openxmlformats.org/drawingml/2006/picture">
                   <pic:nvPicPr>
-                    <pic:cNvPr id="1276486317" name=""/>
+                    <pic:cNvPr id="1540488282" name=""/>
                     <pic:cNvPicPr/>
                   </pic:nvPicPr>
                   <pic:blipFill>
@@ -1482,7 +1357,7 @@
                   <pic:spPr>
                     <a:xfrm>
                       <a:off x="0" y="0"/>
-                      <a:ext cx="3548875" cy="2279353"/>
+                      <a:ext cx="6152515" cy="3170555"/>
                     </a:xfrm>
                     <a:prstGeom prst="rect">
                       <a:avLst/>
@@ -1499,13 +1374,11 @@
       <w:pPr>
         <w:rPr>
           <w:rFonts w:ascii="Times New Roman" w:hAnsi="Times New Roman" w:cs="Times New Roman"/>
-          <w:lang/>
-        </w:rPr>
-      </w:pPr>
-      <w:r>
-        <w:rPr>
-          <w:rFonts w:ascii="Times New Roman" w:hAnsi="Times New Roman" w:cs="Times New Roman"/>
-          <w:lang/>
+        </w:rPr>
+      </w:pPr>
+      <w:r>
+        <w:rPr>
+          <w:rFonts w:ascii="Times New Roman" w:hAnsi="Times New Roman" w:cs="Times New Roman"/>
         </w:rPr>
         <w:t>Data Persistence</w:t>
       </w:r>
@@ -1514,28 +1387,27 @@
       <w:pPr>
         <w:rPr>
           <w:rFonts w:ascii="Times New Roman" w:hAnsi="Times New Roman" w:cs="Times New Roman"/>
+        </w:rPr>
+      </w:pPr>
+      <w:r>
+        <w:rPr>
+          <w:rFonts w:ascii="Times New Roman" w:hAnsi="Times New Roman" w:cs="Times New Roman"/>
+        </w:rPr>
+        <w:t>All product and user data are stored in MongoDB. Changes made by users are saved permanently and remain available after restarting the application.</w:t>
+      </w:r>
+    </w:p>
+    <w:p>
+      <w:pPr>
+        <w:jc w:val="center"/>
+        <w:rPr>
+          <w:rFonts w:ascii="Times New Roman" w:hAnsi="Times New Roman" w:cs="Times New Roman"/>
           <w:lang w:val="ru-RU"/>
         </w:rPr>
       </w:pPr>
       <w:r>
         <w:rPr>
           <w:rFonts w:ascii="Times New Roman" w:hAnsi="Times New Roman" w:cs="Times New Roman"/>
-          <w:lang/>
-        </w:rPr>
-        <w:t>All product and user data are stored in MongoDB. Changes made by users are saved permanently and remain available after restarting the application.</w:t>
-      </w:r>
-    </w:p>
-    <w:p>
-      <w:pPr>
-        <w:jc w:val="center"/>
-        <w:rPr>
-          <w:rFonts w:ascii="Times New Roman" w:hAnsi="Times New Roman" w:cs="Times New Roman"/>
-          <w:lang w:val="ru-RU"/>
-        </w:rPr>
-      </w:pPr>
-      <w:r>
-        <w:rPr>
-          <w:rFonts w:ascii="Times New Roman" w:hAnsi="Times New Roman" w:cs="Times New Roman"/>
+          <w:noProof/>
           <w:lang w:val="ru-RU"/>
         </w:rPr>
         <w:drawing>
@@ -1581,7 +1453,6 @@
           <w:rFonts w:ascii="Times New Roman" w:hAnsi="Times New Roman" w:cs="Times New Roman"/>
           <w:b/>
           <w:bCs/>
-          <w:lang/>
         </w:rPr>
       </w:pPr>
     </w:p>
@@ -1607,13 +1478,11 @@
       <w:pPr>
         <w:rPr>
           <w:rFonts w:ascii="Times New Roman" w:hAnsi="Times New Roman" w:cs="Times New Roman"/>
-          <w:lang/>
-        </w:rPr>
-      </w:pPr>
-      <w:r>
-        <w:rPr>
-          <w:rFonts w:ascii="Times New Roman" w:hAnsi="Times New Roman" w:cs="Times New Roman"/>
-          <w:lang/>
+        </w:rPr>
+      </w:pPr>
+      <w:r>
+        <w:rPr>
+          <w:rFonts w:ascii="Times New Roman" w:hAnsi="Times New Roman" w:cs="Times New Roman"/>
         </w:rPr>
         <w:t>The project was developed according to several non-functional requirements to ensure maintainability, security, and usability.</w:t>
       </w:r>
@@ -1622,13 +1491,11 @@
       <w:pPr>
         <w:rPr>
           <w:rFonts w:ascii="Times New Roman" w:hAnsi="Times New Roman" w:cs="Times New Roman"/>
-          <w:lang/>
-        </w:rPr>
-      </w:pPr>
-      <w:r>
-        <w:rPr>
-          <w:rFonts w:ascii="Times New Roman" w:hAnsi="Times New Roman" w:cs="Times New Roman"/>
-          <w:lang/>
+        </w:rPr>
+      </w:pPr>
+      <w:r>
+        <w:rPr>
+          <w:rFonts w:ascii="Times New Roman" w:hAnsi="Times New Roman" w:cs="Times New Roman"/>
         </w:rPr>
         <w:t>Programming Languages</w:t>
       </w:r>
@@ -1641,13 +1508,11 @@
         </w:numPr>
         <w:rPr>
           <w:rFonts w:ascii="Times New Roman" w:hAnsi="Times New Roman" w:cs="Times New Roman"/>
-          <w:lang/>
-        </w:rPr>
-      </w:pPr>
-      <w:r>
-        <w:rPr>
-          <w:rFonts w:ascii="Times New Roman" w:hAnsi="Times New Roman" w:cs="Times New Roman"/>
-          <w:lang/>
+        </w:rPr>
+      </w:pPr>
+      <w:r>
+        <w:rPr>
+          <w:rFonts w:ascii="Times New Roman" w:hAnsi="Times New Roman" w:cs="Times New Roman"/>
         </w:rPr>
         <w:t xml:space="preserve">JavaScript is used for backend development. </w:t>
       </w:r>
@@ -1660,14 +1525,13 @@
         </w:numPr>
         <w:rPr>
           <w:rFonts w:ascii="Times New Roman" w:hAnsi="Times New Roman" w:cs="Times New Roman"/>
-          <w:lang/>
-        </w:rPr>
-      </w:pPr>
-      <w:r>
-        <w:rPr>
-          <w:rFonts w:ascii="Times New Roman" w:hAnsi="Times New Roman" w:cs="Times New Roman"/>
-          <w:lang/>
-        </w:rPr>
+        </w:rPr>
+      </w:pPr>
+      <w:r>
+        <w:rPr>
+          <w:rFonts w:ascii="Times New Roman" w:hAnsi="Times New Roman" w:cs="Times New Roman"/>
+        </w:rPr>
+        <w:lastRenderedPageBreak/>
         <w:t xml:space="preserve">TypeScript is used for frontend development. </w:t>
       </w:r>
     </w:p>
@@ -1675,13 +1539,11 @@
       <w:pPr>
         <w:rPr>
           <w:rFonts w:ascii="Times New Roman" w:hAnsi="Times New Roman" w:cs="Times New Roman"/>
-          <w:lang/>
-        </w:rPr>
-      </w:pPr>
-      <w:r>
-        <w:rPr>
-          <w:rFonts w:ascii="Times New Roman" w:hAnsi="Times New Roman" w:cs="Times New Roman"/>
-          <w:lang/>
+        </w:rPr>
+      </w:pPr>
+      <w:r>
+        <w:rPr>
+          <w:rFonts w:ascii="Times New Roman" w:hAnsi="Times New Roman" w:cs="Times New Roman"/>
         </w:rPr>
         <w:t>Code Quality</w:t>
       </w:r>
@@ -1694,13 +1556,11 @@
         </w:numPr>
         <w:rPr>
           <w:rFonts w:ascii="Times New Roman" w:hAnsi="Times New Roman" w:cs="Times New Roman"/>
-          <w:lang/>
-        </w:rPr>
-      </w:pPr>
-      <w:r>
-        <w:rPr>
-          <w:rFonts w:ascii="Times New Roman" w:hAnsi="Times New Roman" w:cs="Times New Roman"/>
-          <w:lang/>
+        </w:rPr>
+      </w:pPr>
+      <w:r>
+        <w:rPr>
+          <w:rFonts w:ascii="Times New Roman" w:hAnsi="Times New Roman" w:cs="Times New Roman"/>
         </w:rPr>
         <w:t xml:space="preserve">The source code is organized into modules and folders. </w:t>
       </w:r>
@@ -1713,15 +1573,12 @@
         </w:numPr>
         <w:rPr>
           <w:rFonts w:ascii="Times New Roman" w:hAnsi="Times New Roman" w:cs="Times New Roman"/>
-          <w:lang/>
-        </w:rPr>
-      </w:pPr>
-      <w:r>
-        <w:rPr>
-          <w:rFonts w:ascii="Times New Roman" w:hAnsi="Times New Roman" w:cs="Times New Roman"/>
-          <w:lang/>
-        </w:rPr>
-        <w:lastRenderedPageBreak/>
+        </w:rPr>
+      </w:pPr>
+      <w:r>
+        <w:rPr>
+          <w:rFonts w:ascii="Times New Roman" w:hAnsi="Times New Roman" w:cs="Times New Roman"/>
+        </w:rPr>
         <w:t xml:space="preserve">Naming conventions are consistent. </w:t>
       </w:r>
     </w:p>
@@ -1733,13 +1590,11 @@
         </w:numPr>
         <w:rPr>
           <w:rFonts w:ascii="Times New Roman" w:hAnsi="Times New Roman" w:cs="Times New Roman"/>
-          <w:lang/>
-        </w:rPr>
-      </w:pPr>
-      <w:r>
-        <w:rPr>
-          <w:rFonts w:ascii="Times New Roman" w:hAnsi="Times New Roman" w:cs="Times New Roman"/>
-          <w:lang/>
+        </w:rPr>
+      </w:pPr>
+      <w:r>
+        <w:rPr>
+          <w:rFonts w:ascii="Times New Roman" w:hAnsi="Times New Roman" w:cs="Times New Roman"/>
         </w:rPr>
         <w:t xml:space="preserve">The code is easy to read and maintain. </w:t>
       </w:r>
@@ -1748,13 +1603,11 @@
       <w:pPr>
         <w:rPr>
           <w:rFonts w:ascii="Times New Roman" w:hAnsi="Times New Roman" w:cs="Times New Roman"/>
-          <w:lang/>
-        </w:rPr>
-      </w:pPr>
-      <w:r>
-        <w:rPr>
-          <w:rFonts w:ascii="Times New Roman" w:hAnsi="Times New Roman" w:cs="Times New Roman"/>
-          <w:lang/>
+        </w:rPr>
+      </w:pPr>
+      <w:r>
+        <w:rPr>
+          <w:rFonts w:ascii="Times New Roman" w:hAnsi="Times New Roman" w:cs="Times New Roman"/>
         </w:rPr>
         <w:t>Input Validation</w:t>
       </w:r>
@@ -1767,13 +1620,11 @@
         </w:numPr>
         <w:rPr>
           <w:rFonts w:ascii="Times New Roman" w:hAnsi="Times New Roman" w:cs="Times New Roman"/>
-          <w:lang/>
-        </w:rPr>
-      </w:pPr>
-      <w:r>
-        <w:rPr>
-          <w:rFonts w:ascii="Times New Roman" w:hAnsi="Times New Roman" w:cs="Times New Roman"/>
-          <w:lang/>
+        </w:rPr>
+      </w:pPr>
+      <w:r>
+        <w:rPr>
+          <w:rFonts w:ascii="Times New Roman" w:hAnsi="Times New Roman" w:cs="Times New Roman"/>
         </w:rPr>
         <w:t xml:space="preserve">Frontend validates required fields, email format, numeric product values, and image URLs before sending requests. </w:t>
       </w:r>
@@ -1786,13 +1637,11 @@
         </w:numPr>
         <w:rPr>
           <w:rFonts w:ascii="Times New Roman" w:hAnsi="Times New Roman" w:cs="Times New Roman"/>
-          <w:lang/>
-        </w:rPr>
-      </w:pPr>
-      <w:r>
-        <w:rPr>
-          <w:rFonts w:ascii="Times New Roman" w:hAnsi="Times New Roman" w:cs="Times New Roman"/>
-          <w:lang/>
+        </w:rPr>
+      </w:pPr>
+      <w:r>
+        <w:rPr>
+          <w:rFonts w:ascii="Times New Roman" w:hAnsi="Times New Roman" w:cs="Times New Roman"/>
         </w:rPr>
         <w:t xml:space="preserve">Backend performs explicit validation and returns precise HTTP 400 responses for invalid authentication and product data. </w:t>
       </w:r>
@@ -1801,13 +1650,11 @@
       <w:pPr>
         <w:rPr>
           <w:rFonts w:ascii="Times New Roman" w:hAnsi="Times New Roman" w:cs="Times New Roman"/>
-          <w:lang/>
-        </w:rPr>
-      </w:pPr>
-      <w:r>
-        <w:rPr>
-          <w:rFonts w:ascii="Times New Roman" w:hAnsi="Times New Roman" w:cs="Times New Roman"/>
-          <w:lang/>
+        </w:rPr>
+      </w:pPr>
+      <w:r>
+        <w:rPr>
+          <w:rFonts w:ascii="Times New Roman" w:hAnsi="Times New Roman" w:cs="Times New Roman"/>
         </w:rPr>
         <w:t>Error Handling</w:t>
       </w:r>
@@ -1820,13 +1667,11 @@
         </w:numPr>
         <w:rPr>
           <w:rFonts w:ascii="Times New Roman" w:hAnsi="Times New Roman" w:cs="Times New Roman"/>
-          <w:lang/>
-        </w:rPr>
-      </w:pPr>
-      <w:r>
-        <w:rPr>
-          <w:rFonts w:ascii="Times New Roman" w:hAnsi="Times New Roman" w:cs="Times New Roman"/>
-          <w:lang/>
+        </w:rPr>
+      </w:pPr>
+      <w:r>
+        <w:rPr>
+          <w:rFonts w:ascii="Times New Roman" w:hAnsi="Times New Roman" w:cs="Times New Roman"/>
         </w:rPr>
         <w:t xml:space="preserve">Errors are processed using try...catch. </w:t>
       </w:r>
@@ -1839,13 +1684,11 @@
         </w:numPr>
         <w:rPr>
           <w:rFonts w:ascii="Times New Roman" w:hAnsi="Times New Roman" w:cs="Times New Roman"/>
-          <w:lang/>
-        </w:rPr>
-      </w:pPr>
-      <w:r>
-        <w:rPr>
-          <w:rFonts w:ascii="Times New Roman" w:hAnsi="Times New Roman" w:cs="Times New Roman"/>
-          <w:lang/>
+        </w:rPr>
+      </w:pPr>
+      <w:r>
+        <w:rPr>
+          <w:rFonts w:ascii="Times New Roman" w:hAnsi="Times New Roman" w:cs="Times New Roman"/>
         </w:rPr>
         <w:t xml:space="preserve">Appropriate HTTP status codes are returned. </w:t>
       </w:r>
@@ -1858,13 +1701,11 @@
         </w:numPr>
         <w:rPr>
           <w:rFonts w:ascii="Times New Roman" w:hAnsi="Times New Roman" w:cs="Times New Roman"/>
-          <w:lang/>
-        </w:rPr>
-      </w:pPr>
-      <w:r>
-        <w:rPr>
-          <w:rFonts w:ascii="Times New Roman" w:hAnsi="Times New Roman" w:cs="Times New Roman"/>
-          <w:lang/>
+        </w:rPr>
+      </w:pPr>
+      <w:r>
+        <w:rPr>
+          <w:rFonts w:ascii="Times New Roman" w:hAnsi="Times New Roman" w:cs="Times New Roman"/>
         </w:rPr>
         <w:t xml:space="preserve">Error messages are displayed to the user. </w:t>
       </w:r>
@@ -1873,13 +1714,11 @@
       <w:pPr>
         <w:rPr>
           <w:rFonts w:ascii="Times New Roman" w:hAnsi="Times New Roman" w:cs="Times New Roman"/>
-          <w:lang/>
-        </w:rPr>
-      </w:pPr>
-      <w:r>
-        <w:rPr>
-          <w:rFonts w:ascii="Times New Roman" w:hAnsi="Times New Roman" w:cs="Times New Roman"/>
-          <w:lang/>
+        </w:rPr>
+      </w:pPr>
+      <w:r>
+        <w:rPr>
+          <w:rFonts w:ascii="Times New Roman" w:hAnsi="Times New Roman" w:cs="Times New Roman"/>
         </w:rPr>
         <w:t>Security</w:t>
       </w:r>
@@ -1892,13 +1731,11 @@
         </w:numPr>
         <w:rPr>
           <w:rFonts w:ascii="Times New Roman" w:hAnsi="Times New Roman" w:cs="Times New Roman"/>
-          <w:lang/>
-        </w:rPr>
-      </w:pPr>
-      <w:r>
-        <w:rPr>
-          <w:rFonts w:ascii="Times New Roman" w:hAnsi="Times New Roman" w:cs="Times New Roman"/>
-          <w:lang/>
+        </w:rPr>
+      </w:pPr>
+      <w:r>
+        <w:rPr>
+          <w:rFonts w:ascii="Times New Roman" w:hAnsi="Times New Roman" w:cs="Times New Roman"/>
         </w:rPr>
         <w:t xml:space="preserve">Passwords are hashed using bcrypt. </w:t>
       </w:r>
@@ -1917,7 +1754,6 @@
           <w:color w:val="BBBEBF"/>
           <w:sz w:val="21"/>
           <w:szCs w:val="21"/>
-          <w:lang/>
         </w:rPr>
       </w:pPr>
       <w:r>
@@ -1926,7 +1762,6 @@
           <w:color w:val="C9D1D9"/>
           <w:sz w:val="21"/>
           <w:szCs w:val="21"/>
-          <w:lang/>
         </w:rPr>
         <w:t xml:space="preserve">    </w:t>
       </w:r>
@@ -1936,7 +1771,6 @@
           <w:color w:val="FF7B72"/>
           <w:sz w:val="21"/>
           <w:szCs w:val="21"/>
-          <w:lang/>
         </w:rPr>
         <w:t>const</w:t>
       </w:r>
@@ -1946,7 +1780,6 @@
           <w:color w:val="C9D1D9"/>
           <w:sz w:val="21"/>
           <w:szCs w:val="21"/>
-          <w:lang/>
         </w:rPr>
         <w:t xml:space="preserve"> </w:t>
       </w:r>
@@ -1956,7 +1789,6 @@
           <w:color w:val="79C0FF"/>
           <w:sz w:val="21"/>
           <w:szCs w:val="21"/>
-          <w:lang/>
         </w:rPr>
         <w:t>isMatch</w:t>
       </w:r>
@@ -1966,7 +1798,6 @@
           <w:color w:val="C9D1D9"/>
           <w:sz w:val="21"/>
           <w:szCs w:val="21"/>
-          <w:lang/>
         </w:rPr>
         <w:t xml:space="preserve"> </w:t>
       </w:r>
@@ -1976,7 +1807,6 @@
           <w:color w:val="D4D4D4"/>
           <w:sz w:val="21"/>
           <w:szCs w:val="21"/>
-          <w:lang/>
         </w:rPr>
         <w:t>=</w:t>
       </w:r>
@@ -1986,7 +1816,6 @@
           <w:color w:val="C9D1D9"/>
           <w:sz w:val="21"/>
           <w:szCs w:val="21"/>
-          <w:lang/>
         </w:rPr>
         <w:t xml:space="preserve"> </w:t>
       </w:r>
@@ -1996,7 +1825,6 @@
           <w:color w:val="C586C0"/>
           <w:sz w:val="21"/>
           <w:szCs w:val="21"/>
-          <w:lang/>
         </w:rPr>
         <w:t>await</w:t>
       </w:r>
@@ -2006,7 +1834,6 @@
           <w:color w:val="C9D1D9"/>
           <w:sz w:val="21"/>
           <w:szCs w:val="21"/>
-          <w:lang/>
         </w:rPr>
         <w:t xml:space="preserve"> bcrypt.</w:t>
       </w:r>
@@ -2016,7 +1843,6 @@
           <w:color w:val="D2A8FF"/>
           <w:sz w:val="21"/>
           <w:szCs w:val="21"/>
-          <w:lang/>
         </w:rPr>
         <w:t>compare</w:t>
       </w:r>
@@ -2026,7 +1852,6 @@
           <w:color w:val="C9D1D9"/>
           <w:sz w:val="21"/>
           <w:szCs w:val="21"/>
-          <w:lang/>
         </w:rPr>
         <w:t>(</w:t>
       </w:r>
@@ -2036,7 +1861,6 @@
           <w:color w:val="79C0FF"/>
           <w:sz w:val="21"/>
           <w:szCs w:val="21"/>
-          <w:lang/>
         </w:rPr>
         <w:t>password</w:t>
       </w:r>
@@ -2046,7 +1870,6 @@
           <w:color w:val="C9D1D9"/>
           <w:sz w:val="21"/>
           <w:szCs w:val="21"/>
-          <w:lang/>
         </w:rPr>
         <w:t xml:space="preserve">, </w:t>
       </w:r>
@@ -2056,7 +1879,6 @@
           <w:color w:val="79C0FF"/>
           <w:sz w:val="21"/>
           <w:szCs w:val="21"/>
-          <w:lang/>
         </w:rPr>
         <w:t>user</w:t>
       </w:r>
@@ -2066,7 +1888,6 @@
           <w:color w:val="C9D1D9"/>
           <w:sz w:val="21"/>
           <w:szCs w:val="21"/>
-          <w:lang/>
         </w:rPr>
         <w:t>.password);</w:t>
       </w:r>
@@ -2075,7 +1896,6 @@
       <w:pPr>
         <w:rPr>
           <w:rFonts w:ascii="Times New Roman" w:hAnsi="Times New Roman" w:cs="Times New Roman"/>
-          <w:lang/>
         </w:rPr>
       </w:pPr>
     </w:p>
@@ -2087,13 +1907,11 @@
         </w:numPr>
         <w:rPr>
           <w:rFonts w:ascii="Times New Roman" w:hAnsi="Times New Roman" w:cs="Times New Roman"/>
-          <w:lang/>
-        </w:rPr>
-      </w:pPr>
-      <w:r>
-        <w:rPr>
-          <w:rFonts w:ascii="Times New Roman" w:hAnsi="Times New Roman" w:cs="Times New Roman"/>
-          <w:lang/>
+        </w:rPr>
+      </w:pPr>
+      <w:r>
+        <w:rPr>
+          <w:rFonts w:ascii="Times New Roman" w:hAnsi="Times New Roman" w:cs="Times New Roman"/>
         </w:rPr>
         <w:t xml:space="preserve">Authentication is implemented using JWT tokens. </w:t>
       </w:r>
@@ -2106,13 +1924,11 @@
         </w:numPr>
         <w:rPr>
           <w:rFonts w:ascii="Times New Roman" w:hAnsi="Times New Roman" w:cs="Times New Roman"/>
-          <w:lang/>
-        </w:rPr>
-      </w:pPr>
-      <w:r>
-        <w:rPr>
-          <w:rFonts w:ascii="Times New Roman" w:hAnsi="Times New Roman" w:cs="Times New Roman"/>
-          <w:lang/>
+        </w:rPr>
+      </w:pPr>
+      <w:r>
+        <w:rPr>
+          <w:rFonts w:ascii="Times New Roman" w:hAnsi="Times New Roman" w:cs="Times New Roman"/>
         </w:rPr>
         <w:t xml:space="preserve">Protected routes restrict unauthorized access. </w:t>
       </w:r>
@@ -2131,7 +1947,6 @@
           <w:color w:val="BBBEBF"/>
           <w:sz w:val="21"/>
           <w:szCs w:val="21"/>
-          <w:lang/>
         </w:rPr>
       </w:pPr>
       <w:r>
@@ -2140,7 +1955,6 @@
           <w:color w:val="C9D1D9"/>
           <w:sz w:val="21"/>
           <w:szCs w:val="21"/>
-          <w:lang/>
         </w:rPr>
         <w:t xml:space="preserve">    </w:t>
       </w:r>
@@ -2150,7 +1964,6 @@
           <w:color w:val="FF7B72"/>
           <w:sz w:val="21"/>
           <w:szCs w:val="21"/>
-          <w:lang/>
         </w:rPr>
         <w:t>const</w:t>
       </w:r>
@@ -2160,7 +1973,6 @@
           <w:color w:val="C9D1D9"/>
           <w:sz w:val="21"/>
           <w:szCs w:val="21"/>
-          <w:lang/>
         </w:rPr>
         <w:t xml:space="preserve"> </w:t>
       </w:r>
@@ -2170,7 +1982,6 @@
           <w:color w:val="79C0FF"/>
           <w:sz w:val="21"/>
           <w:szCs w:val="21"/>
-          <w:lang/>
         </w:rPr>
         <w:t>token</w:t>
       </w:r>
@@ -2180,7 +1991,6 @@
           <w:color w:val="C9D1D9"/>
           <w:sz w:val="21"/>
           <w:szCs w:val="21"/>
-          <w:lang/>
         </w:rPr>
         <w:t xml:space="preserve"> </w:t>
       </w:r>
@@ -2190,7 +2000,6 @@
           <w:color w:val="D4D4D4"/>
           <w:sz w:val="21"/>
           <w:szCs w:val="21"/>
-          <w:lang/>
         </w:rPr>
         <w:t>=</w:t>
       </w:r>
@@ -2200,7 +2009,6 @@
           <w:color w:val="C9D1D9"/>
           <w:sz w:val="21"/>
           <w:szCs w:val="21"/>
-          <w:lang/>
         </w:rPr>
         <w:t xml:space="preserve"> jwt.</w:t>
       </w:r>
@@ -2210,7 +2018,6 @@
           <w:color w:val="D2A8FF"/>
           <w:sz w:val="21"/>
           <w:szCs w:val="21"/>
-          <w:lang/>
         </w:rPr>
         <w:t>sign</w:t>
       </w:r>
@@ -2220,7 +2027,6 @@
           <w:color w:val="C9D1D9"/>
           <w:sz w:val="21"/>
           <w:szCs w:val="21"/>
-          <w:lang/>
         </w:rPr>
         <w:t>(</w:t>
       </w:r>
@@ -2239,7 +2045,6 @@
           <w:color w:val="BBBEBF"/>
           <w:sz w:val="21"/>
           <w:szCs w:val="21"/>
-          <w:lang/>
         </w:rPr>
       </w:pPr>
       <w:r>
@@ -2248,7 +2053,6 @@
           <w:color w:val="C9D1D9"/>
           <w:sz w:val="21"/>
           <w:szCs w:val="21"/>
-          <w:lang/>
         </w:rPr>
         <w:t>      { id</w:t>
       </w:r>
@@ -2258,7 +2062,6 @@
           <w:color w:val="9CDCFE"/>
           <w:sz w:val="21"/>
           <w:szCs w:val="21"/>
-          <w:lang/>
         </w:rPr>
         <w:t>:</w:t>
       </w:r>
@@ -2268,7 +2071,6 @@
           <w:color w:val="C9D1D9"/>
           <w:sz w:val="21"/>
           <w:szCs w:val="21"/>
-          <w:lang/>
         </w:rPr>
         <w:t xml:space="preserve"> </w:t>
       </w:r>
@@ -2278,7 +2080,6 @@
           <w:color w:val="79C0FF"/>
           <w:sz w:val="21"/>
           <w:szCs w:val="21"/>
-          <w:lang/>
         </w:rPr>
         <w:t>user</w:t>
       </w:r>
@@ -2288,7 +2089,6 @@
           <w:color w:val="C9D1D9"/>
           <w:sz w:val="21"/>
           <w:szCs w:val="21"/>
-          <w:lang/>
         </w:rPr>
         <w:t>._id },</w:t>
       </w:r>
@@ -2307,7 +2107,6 @@
           <w:color w:val="BBBEBF"/>
           <w:sz w:val="21"/>
           <w:szCs w:val="21"/>
-          <w:lang/>
         </w:rPr>
       </w:pPr>
       <w:r>
@@ -2316,7 +2115,6 @@
           <w:color w:val="C9D1D9"/>
           <w:sz w:val="21"/>
           <w:szCs w:val="21"/>
-          <w:lang/>
         </w:rPr>
         <w:t>      process.env.</w:t>
       </w:r>
@@ -2326,7 +2124,6 @@
           <w:color w:val="79C0FF"/>
           <w:sz w:val="21"/>
           <w:szCs w:val="21"/>
-          <w:lang/>
         </w:rPr>
         <w:t>JWT_SECRET</w:t>
       </w:r>
@@ -2336,7 +2133,6 @@
           <w:color w:val="C9D1D9"/>
           <w:sz w:val="21"/>
           <w:szCs w:val="21"/>
-          <w:lang/>
         </w:rPr>
         <w:t>,</w:t>
       </w:r>
@@ -2355,7 +2151,6 @@
           <w:color w:val="BBBEBF"/>
           <w:sz w:val="21"/>
           <w:szCs w:val="21"/>
-          <w:lang/>
         </w:rPr>
       </w:pPr>
       <w:r>
@@ -2364,7 +2159,6 @@
           <w:color w:val="C9D1D9"/>
           <w:sz w:val="21"/>
           <w:szCs w:val="21"/>
-          <w:lang/>
         </w:rPr>
         <w:t>      { expiresIn</w:t>
       </w:r>
@@ -2374,7 +2168,6 @@
           <w:color w:val="9CDCFE"/>
           <w:sz w:val="21"/>
           <w:szCs w:val="21"/>
-          <w:lang/>
         </w:rPr>
         <w:t>:</w:t>
       </w:r>
@@ -2384,7 +2177,6 @@
           <w:color w:val="C9D1D9"/>
           <w:sz w:val="21"/>
           <w:szCs w:val="21"/>
-          <w:lang/>
         </w:rPr>
         <w:t xml:space="preserve"> </w:t>
       </w:r>
@@ -2394,7 +2186,6 @@
           <w:color w:val="A5D6FF"/>
           <w:sz w:val="21"/>
           <w:szCs w:val="21"/>
-          <w:lang/>
         </w:rPr>
         <w:t>"7d"</w:t>
       </w:r>
@@ -2404,7 +2195,6 @@
           <w:color w:val="C9D1D9"/>
           <w:sz w:val="21"/>
           <w:szCs w:val="21"/>
-          <w:lang/>
         </w:rPr>
         <w:t xml:space="preserve"> }</w:t>
       </w:r>
@@ -2423,7 +2213,6 @@
           <w:color w:val="BBBEBF"/>
           <w:sz w:val="21"/>
           <w:szCs w:val="21"/>
-          <w:lang/>
         </w:rPr>
       </w:pPr>
       <w:r>
@@ -2432,7 +2221,6 @@
           <w:color w:val="C9D1D9"/>
           <w:sz w:val="21"/>
           <w:szCs w:val="21"/>
-          <w:lang/>
         </w:rPr>
         <w:t>    );</w:t>
       </w:r>
@@ -2441,21 +2229,18 @@
       <w:pPr>
         <w:rPr>
           <w:rFonts w:ascii="Times New Roman" w:hAnsi="Times New Roman" w:cs="Times New Roman"/>
-          <w:lang/>
-        </w:rPr>
-      </w:pPr>
-    </w:p>
-    <w:p>
-      <w:pPr>
-        <w:rPr>
-          <w:rFonts w:ascii="Times New Roman" w:hAnsi="Times New Roman" w:cs="Times New Roman"/>
-          <w:lang/>
-        </w:rPr>
-      </w:pPr>
-      <w:r>
-        <w:rPr>
-          <w:rFonts w:ascii="Times New Roman" w:hAnsi="Times New Roman" w:cs="Times New Roman"/>
-          <w:lang/>
+        </w:rPr>
+      </w:pPr>
+    </w:p>
+    <w:p>
+      <w:pPr>
+        <w:rPr>
+          <w:rFonts w:ascii="Times New Roman" w:hAnsi="Times New Roman" w:cs="Times New Roman"/>
+        </w:rPr>
+      </w:pPr>
+      <w:r>
+        <w:rPr>
+          <w:rFonts w:ascii="Times New Roman" w:hAnsi="Times New Roman" w:cs="Times New Roman"/>
         </w:rPr>
         <w:t>Responsive Design</w:t>
       </w:r>
@@ -2468,13 +2253,11 @@
         </w:numPr>
         <w:rPr>
           <w:rFonts w:ascii="Times New Roman" w:hAnsi="Times New Roman" w:cs="Times New Roman"/>
-          <w:lang/>
-        </w:rPr>
-      </w:pPr>
-      <w:r>
-        <w:rPr>
-          <w:rFonts w:ascii="Times New Roman" w:hAnsi="Times New Roman" w:cs="Times New Roman"/>
-          <w:lang/>
+        </w:rPr>
+      </w:pPr>
+      <w:r>
+        <w:rPr>
+          <w:rFonts w:ascii="Times New Roman" w:hAnsi="Times New Roman" w:cs="Times New Roman"/>
         </w:rPr>
         <w:t xml:space="preserve">Tailwind CSS is used to create a responsive interface. </w:t>
       </w:r>
@@ -2487,13 +2270,11 @@
         </w:numPr>
         <w:rPr>
           <w:rFonts w:ascii="Times New Roman" w:hAnsi="Times New Roman" w:cs="Times New Roman"/>
-          <w:lang/>
-        </w:rPr>
-      </w:pPr>
-      <w:r>
-        <w:rPr>
-          <w:rFonts w:ascii="Times New Roman" w:hAnsi="Times New Roman" w:cs="Times New Roman"/>
-          <w:lang/>
+        </w:rPr>
+      </w:pPr>
+      <w:r>
+        <w:rPr>
+          <w:rFonts w:ascii="Times New Roman" w:hAnsi="Times New Roman" w:cs="Times New Roman"/>
         </w:rPr>
         <w:t xml:space="preserve">The dashboard adapts to desktop and mobile devices. </w:t>
       </w:r>
@@ -2502,13 +2283,11 @@
       <w:pPr>
         <w:rPr>
           <w:rFonts w:ascii="Times New Roman" w:hAnsi="Times New Roman" w:cs="Times New Roman"/>
-          <w:lang/>
-        </w:rPr>
-      </w:pPr>
-      <w:r>
-        <w:rPr>
-          <w:rFonts w:ascii="Times New Roman" w:hAnsi="Times New Roman" w:cs="Times New Roman"/>
-          <w:lang/>
+        </w:rPr>
+      </w:pPr>
+      <w:r>
+        <w:rPr>
+          <w:rFonts w:ascii="Times New Roman" w:hAnsi="Times New Roman" w:cs="Times New Roman"/>
         </w:rPr>
         <w:t>Containerization</w:t>
       </w:r>
@@ -2521,13 +2300,11 @@
         </w:numPr>
         <w:rPr>
           <w:rFonts w:ascii="Times New Roman" w:hAnsi="Times New Roman" w:cs="Times New Roman"/>
-          <w:lang/>
-        </w:rPr>
-      </w:pPr>
-      <w:r>
-        <w:rPr>
-          <w:rFonts w:ascii="Times New Roman" w:hAnsi="Times New Roman" w:cs="Times New Roman"/>
-          <w:lang/>
+        </w:rPr>
+      </w:pPr>
+      <w:r>
+        <w:rPr>
+          <w:rFonts w:ascii="Times New Roman" w:hAnsi="Times New Roman" w:cs="Times New Roman"/>
         </w:rPr>
         <w:t xml:space="preserve">Docker and Docker Compose are used to run the entire application. </w:t>
       </w:r>
@@ -2537,17 +2314,17 @@
         <w:jc w:val="center"/>
         <w:rPr>
           <w:rFonts w:ascii="Times New Roman" w:hAnsi="Times New Roman" w:cs="Times New Roman"/>
-          <w:lang/>
-        </w:rPr>
-      </w:pPr>
-      <w:r>
-        <w:rPr>
-          <w:rFonts w:ascii="Times New Roman" w:hAnsi="Times New Roman" w:cs="Times New Roman"/>
-          <w:lang/>
-        </w:rPr>
+        </w:rPr>
+      </w:pPr>
+      <w:r>
+        <w:rPr>
+          <w:rFonts w:ascii="Times New Roman" w:hAnsi="Times New Roman" w:cs="Times New Roman"/>
+          <w:noProof/>
+        </w:rPr>
+        <w:lastRenderedPageBreak/>
         <w:drawing>
-          <wp:inline distT="0" distB="0" distL="0" distR="0" wp14:anchorId="288A65F6" wp14:editId="33809265">
-            <wp:extent cx="2438400" cy="1394989"/>
+          <wp:inline distT="0" distB="0" distL="0" distR="0" wp14:anchorId="288A65F6" wp14:editId="0918886D">
+            <wp:extent cx="6073708" cy="3474720"/>
             <wp:effectExtent l="0" t="0" r="0" b="0"/>
             <wp:docPr id="310117283" name="Рисунок 1"/>
             <wp:cNvGraphicFramePr>
@@ -2569,7 +2346,7 @@
                   <pic:spPr>
                     <a:xfrm>
                       <a:off x="0" y="0"/>
-                      <a:ext cx="2451272" cy="1402353"/>
+                      <a:ext cx="6128581" cy="3506112"/>
                     </a:xfrm>
                     <a:prstGeom prst="rect">
                       <a:avLst/>
@@ -2586,15 +2363,12 @@
       <w:pPr>
         <w:rPr>
           <w:rFonts w:ascii="Times New Roman" w:hAnsi="Times New Roman" w:cs="Times New Roman"/>
-          <w:lang/>
-        </w:rPr>
-      </w:pPr>
-      <w:r>
-        <w:rPr>
-          <w:rFonts w:ascii="Times New Roman" w:hAnsi="Times New Roman" w:cs="Times New Roman"/>
-          <w:lang/>
-        </w:rPr>
-        <w:lastRenderedPageBreak/>
+        </w:rPr>
+      </w:pPr>
+      <w:r>
+        <w:rPr>
+          <w:rFonts w:ascii="Times New Roman" w:hAnsi="Times New Roman" w:cs="Times New Roman"/>
+        </w:rPr>
         <w:t>Version Control</w:t>
       </w:r>
     </w:p>
@@ -2606,13 +2380,11 @@
         </w:numPr>
         <w:rPr>
           <w:rFonts w:ascii="Times New Roman" w:hAnsi="Times New Roman" w:cs="Times New Roman"/>
-          <w:lang/>
-        </w:rPr>
-      </w:pPr>
-      <w:r>
-        <w:rPr>
-          <w:rFonts w:ascii="Times New Roman" w:hAnsi="Times New Roman" w:cs="Times New Roman"/>
-          <w:lang/>
+        </w:rPr>
+      </w:pPr>
+      <w:r>
+        <w:rPr>
+          <w:rFonts w:ascii="Times New Roman" w:hAnsi="Times New Roman" w:cs="Times New Roman"/>
         </w:rPr>
         <w:t xml:space="preserve">The project is maintained in a GitHub repository. </w:t>
       </w:r>
@@ -2625,13 +2397,11 @@
         </w:numPr>
         <w:rPr>
           <w:rFonts w:ascii="Times New Roman" w:hAnsi="Times New Roman" w:cs="Times New Roman"/>
-          <w:lang/>
-        </w:rPr>
-      </w:pPr>
-      <w:r>
-        <w:rPr>
-          <w:rFonts w:ascii="Times New Roman" w:hAnsi="Times New Roman" w:cs="Times New Roman"/>
-          <w:lang/>
+        </w:rPr>
+      </w:pPr>
+      <w:r>
+        <w:rPr>
+          <w:rFonts w:ascii="Times New Roman" w:hAnsi="Times New Roman" w:cs="Times New Roman"/>
         </w:rPr>
         <w:t xml:space="preserve">Development history is documented through commits. </w:t>
       </w:r>
@@ -2645,7 +2415,7 @@
       <w:r>
         <w:rPr>
           <w:rFonts w:ascii="Times New Roman" w:hAnsi="Times New Roman" w:cs="Times New Roman"/>
-          <w:lang/>
+          <w:noProof/>
         </w:rPr>
         <w:drawing>
           <wp:inline distT="0" distB="0" distL="0" distR="0" wp14:anchorId="1231CA1C" wp14:editId="2AD221D0">
@@ -2700,7 +2470,6 @@
       <w:r>
         <w:rPr>
           <w:rFonts w:ascii="Times New Roman" w:hAnsi="Times New Roman" w:cs="Times New Roman"/>
-          <w:lang/>
         </w:rPr>
         <w:t>Documentation</w:t>
       </w:r>
@@ -2713,13 +2482,11 @@
         </w:numPr>
         <w:rPr>
           <w:rFonts w:ascii="Times New Roman" w:hAnsi="Times New Roman" w:cs="Times New Roman"/>
-          <w:lang/>
-        </w:rPr>
-      </w:pPr>
-      <w:r>
-        <w:rPr>
-          <w:rFonts w:ascii="Times New Roman" w:hAnsi="Times New Roman" w:cs="Times New Roman"/>
-          <w:lang/>
+        </w:rPr>
+      </w:pPr>
+      <w:r>
+        <w:rPr>
+          <w:rFonts w:ascii="Times New Roman" w:hAnsi="Times New Roman" w:cs="Times New Roman"/>
         </w:rPr>
         <w:t xml:space="preserve">Technical documentation is provided in README.md. </w:t>
       </w:r>
@@ -2732,14 +2499,13 @@
         </w:numPr>
         <w:rPr>
           <w:rFonts w:ascii="Times New Roman" w:hAnsi="Times New Roman" w:cs="Times New Roman"/>
-          <w:lang/>
-        </w:rPr>
-      </w:pPr>
-      <w:r>
-        <w:rPr>
-          <w:rFonts w:ascii="Times New Roman" w:hAnsi="Times New Roman" w:cs="Times New Roman"/>
-          <w:lang/>
-        </w:rPr>
+        </w:rPr>
+      </w:pPr>
+      <w:r>
+        <w:rPr>
+          <w:rFonts w:ascii="Times New Roman" w:hAnsi="Times New Roman" w:cs="Times New Roman"/>
+        </w:rPr>
+        <w:lastRenderedPageBreak/>
         <w:t>A detailed project report is prepared in Word/Google Docs format.</w:t>
       </w:r>
     </w:p>
@@ -2750,7 +2516,6 @@
           <w:rFonts w:ascii="Times New Roman" w:hAnsi="Times New Roman" w:cs="Times New Roman"/>
           <w:b/>
           <w:bCs/>
-          <w:lang w:val="ru-RU"/>
         </w:rPr>
       </w:pPr>
     </w:p>
@@ -2761,7 +2526,6 @@
           <w:rFonts w:ascii="Times New Roman" w:hAnsi="Times New Roman" w:cs="Times New Roman"/>
           <w:b/>
           <w:bCs/>
-          <w:lang/>
         </w:rPr>
       </w:pPr>
       <w:r>
@@ -2769,7 +2533,6 @@
           <w:rFonts w:ascii="Times New Roman" w:hAnsi="Times New Roman" w:cs="Times New Roman"/>
           <w:b/>
           <w:bCs/>
-          <w:lang/>
         </w:rPr>
         <w:t>6. Technology Stack</w:t>
       </w:r>
@@ -2778,13 +2541,11 @@
       <w:pPr>
         <w:rPr>
           <w:rFonts w:ascii="Times New Roman" w:hAnsi="Times New Roman" w:cs="Times New Roman"/>
-          <w:lang/>
-        </w:rPr>
-      </w:pPr>
-      <w:r>
-        <w:rPr>
-          <w:rFonts w:ascii="Times New Roman" w:hAnsi="Times New Roman" w:cs="Times New Roman"/>
-          <w:lang/>
+        </w:rPr>
+      </w:pPr>
+      <w:r>
+        <w:rPr>
+          <w:rFonts w:ascii="Times New Roman" w:hAnsi="Times New Roman" w:cs="Times New Roman"/>
         </w:rPr>
         <w:t>The application was developed using the MERN stack and several supporting technologies.</w:t>
       </w:r>
@@ -2795,7 +2556,6 @@
           <w:rFonts w:ascii="Times New Roman" w:hAnsi="Times New Roman" w:cs="Times New Roman"/>
           <w:b/>
           <w:bCs/>
-          <w:lang/>
         </w:rPr>
       </w:pPr>
       <w:r>
@@ -2803,7 +2563,6 @@
           <w:rFonts w:ascii="Times New Roman" w:hAnsi="Times New Roman" w:cs="Times New Roman"/>
           <w:b/>
           <w:bCs/>
-          <w:lang/>
         </w:rPr>
         <w:t>Frontend Technologies</w:t>
       </w:r>
@@ -2812,13 +2571,11 @@
       <w:pPr>
         <w:rPr>
           <w:rFonts w:ascii="Times New Roman" w:hAnsi="Times New Roman" w:cs="Times New Roman"/>
-          <w:lang/>
-        </w:rPr>
-      </w:pPr>
-      <w:r>
-        <w:rPr>
-          <w:rFonts w:ascii="Times New Roman" w:hAnsi="Times New Roman" w:cs="Times New Roman"/>
-          <w:lang/>
+        </w:rPr>
+      </w:pPr>
+      <w:r>
+        <w:rPr>
+          <w:rFonts w:ascii="Times New Roman" w:hAnsi="Times New Roman" w:cs="Times New Roman"/>
         </w:rPr>
         <w:t>The frontend is implemented as a Single Page Application (SPA) using React and TypeScript.</w:t>
       </w:r>
@@ -2831,13 +2588,11 @@
         </w:numPr>
         <w:rPr>
           <w:rFonts w:ascii="Times New Roman" w:hAnsi="Times New Roman" w:cs="Times New Roman"/>
-          <w:lang/>
-        </w:rPr>
-      </w:pPr>
-      <w:r>
-        <w:rPr>
-          <w:rFonts w:ascii="Times New Roman" w:hAnsi="Times New Roman" w:cs="Times New Roman"/>
-          <w:lang/>
+        </w:rPr>
+      </w:pPr>
+      <w:r>
+        <w:rPr>
+          <w:rFonts w:ascii="Times New Roman" w:hAnsi="Times New Roman" w:cs="Times New Roman"/>
         </w:rPr>
         <w:t xml:space="preserve">React 19 </w:t>
       </w:r>
@@ -2850,13 +2605,11 @@
         </w:numPr>
         <w:rPr>
           <w:rFonts w:ascii="Times New Roman" w:hAnsi="Times New Roman" w:cs="Times New Roman"/>
-          <w:lang/>
-        </w:rPr>
-      </w:pPr>
-      <w:r>
-        <w:rPr>
-          <w:rFonts w:ascii="Times New Roman" w:hAnsi="Times New Roman" w:cs="Times New Roman"/>
-          <w:lang/>
+        </w:rPr>
+      </w:pPr>
+      <w:r>
+        <w:rPr>
+          <w:rFonts w:ascii="Times New Roman" w:hAnsi="Times New Roman" w:cs="Times New Roman"/>
         </w:rPr>
         <w:t xml:space="preserve">TypeScript </w:t>
       </w:r>
@@ -2869,13 +2622,11 @@
         </w:numPr>
         <w:rPr>
           <w:rFonts w:ascii="Times New Roman" w:hAnsi="Times New Roman" w:cs="Times New Roman"/>
-          <w:lang/>
-        </w:rPr>
-      </w:pPr>
-      <w:r>
-        <w:rPr>
-          <w:rFonts w:ascii="Times New Roman" w:hAnsi="Times New Roman" w:cs="Times New Roman"/>
-          <w:lang/>
+        </w:rPr>
+      </w:pPr>
+      <w:r>
+        <w:rPr>
+          <w:rFonts w:ascii="Times New Roman" w:hAnsi="Times New Roman" w:cs="Times New Roman"/>
         </w:rPr>
         <w:t xml:space="preserve">Vite </w:t>
       </w:r>
@@ -2888,13 +2639,11 @@
         </w:numPr>
         <w:rPr>
           <w:rFonts w:ascii="Times New Roman" w:hAnsi="Times New Roman" w:cs="Times New Roman"/>
-          <w:lang/>
-        </w:rPr>
-      </w:pPr>
-      <w:r>
-        <w:rPr>
-          <w:rFonts w:ascii="Times New Roman" w:hAnsi="Times New Roman" w:cs="Times New Roman"/>
-          <w:lang/>
+        </w:rPr>
+      </w:pPr>
+      <w:r>
+        <w:rPr>
+          <w:rFonts w:ascii="Times New Roman" w:hAnsi="Times New Roman" w:cs="Times New Roman"/>
         </w:rPr>
         <w:t xml:space="preserve">React Router DOM </w:t>
       </w:r>
@@ -2907,13 +2656,11 @@
         </w:numPr>
         <w:rPr>
           <w:rFonts w:ascii="Times New Roman" w:hAnsi="Times New Roman" w:cs="Times New Roman"/>
-          <w:lang/>
-        </w:rPr>
-      </w:pPr>
-      <w:r>
-        <w:rPr>
-          <w:rFonts w:ascii="Times New Roman" w:hAnsi="Times New Roman" w:cs="Times New Roman"/>
-          <w:lang/>
+        </w:rPr>
+      </w:pPr>
+      <w:r>
+        <w:rPr>
+          <w:rFonts w:ascii="Times New Roman" w:hAnsi="Times New Roman" w:cs="Times New Roman"/>
         </w:rPr>
         <w:t xml:space="preserve">Axios </w:t>
       </w:r>
@@ -2926,13 +2673,11 @@
         </w:numPr>
         <w:rPr>
           <w:rFonts w:ascii="Times New Roman" w:hAnsi="Times New Roman" w:cs="Times New Roman"/>
-          <w:lang/>
-        </w:rPr>
-      </w:pPr>
-      <w:r>
-        <w:rPr>
-          <w:rFonts w:ascii="Times New Roman" w:hAnsi="Times New Roman" w:cs="Times New Roman"/>
-          <w:lang/>
+        </w:rPr>
+      </w:pPr>
+      <w:r>
+        <w:rPr>
+          <w:rFonts w:ascii="Times New Roman" w:hAnsi="Times New Roman" w:cs="Times New Roman"/>
         </w:rPr>
         <w:t xml:space="preserve">Tailwind CSS </w:t>
       </w:r>
@@ -2943,7 +2688,6 @@
           <w:rFonts w:ascii="Times New Roman" w:hAnsi="Times New Roman" w:cs="Times New Roman"/>
           <w:b/>
           <w:bCs/>
-          <w:lang/>
         </w:rPr>
       </w:pPr>
       <w:r>
@@ -2951,9 +2695,7 @@
           <w:rFonts w:ascii="Times New Roman" w:hAnsi="Times New Roman" w:cs="Times New Roman"/>
           <w:b/>
           <w:bCs/>
-          <w:lang/>
-        </w:rPr>
-        <w:lastRenderedPageBreak/>
+        </w:rPr>
         <w:t>Purpose of Frontend Technologies</w:t>
       </w:r>
     </w:p>
@@ -2965,13 +2707,11 @@
         </w:numPr>
         <w:rPr>
           <w:rFonts w:ascii="Times New Roman" w:hAnsi="Times New Roman" w:cs="Times New Roman"/>
-          <w:lang/>
-        </w:rPr>
-      </w:pPr>
-      <w:r>
-        <w:rPr>
-          <w:rFonts w:ascii="Times New Roman" w:hAnsi="Times New Roman" w:cs="Times New Roman"/>
-          <w:lang/>
+        </w:rPr>
+      </w:pPr>
+      <w:r>
+        <w:rPr>
+          <w:rFonts w:ascii="Times New Roman" w:hAnsi="Times New Roman" w:cs="Times New Roman"/>
         </w:rPr>
         <w:t xml:space="preserve">React is used to build reusable user interface components. </w:t>
       </w:r>
@@ -2984,13 +2724,11 @@
         </w:numPr>
         <w:rPr>
           <w:rFonts w:ascii="Times New Roman" w:hAnsi="Times New Roman" w:cs="Times New Roman"/>
-          <w:lang/>
-        </w:rPr>
-      </w:pPr>
-      <w:r>
-        <w:rPr>
-          <w:rFonts w:ascii="Times New Roman" w:hAnsi="Times New Roman" w:cs="Times New Roman"/>
-          <w:lang/>
+        </w:rPr>
+      </w:pPr>
+      <w:r>
+        <w:rPr>
+          <w:rFonts w:ascii="Times New Roman" w:hAnsi="Times New Roman" w:cs="Times New Roman"/>
         </w:rPr>
         <w:t xml:space="preserve">TypeScript provides static typing and reduces runtime errors. </w:t>
       </w:r>
@@ -3003,13 +2741,11 @@
         </w:numPr>
         <w:rPr>
           <w:rFonts w:ascii="Times New Roman" w:hAnsi="Times New Roman" w:cs="Times New Roman"/>
-          <w:lang/>
-        </w:rPr>
-      </w:pPr>
-      <w:r>
-        <w:rPr>
-          <w:rFonts w:ascii="Times New Roman" w:hAnsi="Times New Roman" w:cs="Times New Roman"/>
-          <w:lang/>
+        </w:rPr>
+      </w:pPr>
+      <w:r>
+        <w:rPr>
+          <w:rFonts w:ascii="Times New Roman" w:hAnsi="Times New Roman" w:cs="Times New Roman"/>
         </w:rPr>
         <w:t xml:space="preserve">Vite is used as a fast development and build tool. </w:t>
       </w:r>
@@ -3022,13 +2758,11 @@
         </w:numPr>
         <w:rPr>
           <w:rFonts w:ascii="Times New Roman" w:hAnsi="Times New Roman" w:cs="Times New Roman"/>
-          <w:lang/>
-        </w:rPr>
-      </w:pPr>
-      <w:r>
-        <w:rPr>
-          <w:rFonts w:ascii="Times New Roman" w:hAnsi="Times New Roman" w:cs="Times New Roman"/>
-          <w:lang/>
+        </w:rPr>
+      </w:pPr>
+      <w:r>
+        <w:rPr>
+          <w:rFonts w:ascii="Times New Roman" w:hAnsi="Times New Roman" w:cs="Times New Roman"/>
         </w:rPr>
         <w:t xml:space="preserve">React Router DOM enables client-side navigation. </w:t>
       </w:r>
@@ -3041,13 +2775,11 @@
         </w:numPr>
         <w:rPr>
           <w:rFonts w:ascii="Times New Roman" w:hAnsi="Times New Roman" w:cs="Times New Roman"/>
-          <w:lang/>
-        </w:rPr>
-      </w:pPr>
-      <w:r>
-        <w:rPr>
-          <w:rFonts w:ascii="Times New Roman" w:hAnsi="Times New Roman" w:cs="Times New Roman"/>
-          <w:lang/>
+        </w:rPr>
+      </w:pPr>
+      <w:r>
+        <w:rPr>
+          <w:rFonts w:ascii="Times New Roman" w:hAnsi="Times New Roman" w:cs="Times New Roman"/>
         </w:rPr>
         <w:t xml:space="preserve">Axios simplifies communication with the backend API. </w:t>
       </w:r>
@@ -3060,13 +2792,11 @@
         </w:numPr>
         <w:rPr>
           <w:rFonts w:ascii="Times New Roman" w:hAnsi="Times New Roman" w:cs="Times New Roman"/>
-          <w:lang/>
-        </w:rPr>
-      </w:pPr>
-      <w:r>
-        <w:rPr>
-          <w:rFonts w:ascii="Times New Roman" w:hAnsi="Times New Roman" w:cs="Times New Roman"/>
-          <w:lang/>
+        </w:rPr>
+      </w:pPr>
+      <w:r>
+        <w:rPr>
+          <w:rFonts w:ascii="Times New Roman" w:hAnsi="Times New Roman" w:cs="Times New Roman"/>
         </w:rPr>
         <w:t xml:space="preserve">Tailwind CSS is used to create a responsive and modern design. </w:t>
       </w:r>
@@ -3085,7 +2815,6 @@
           <w:color w:val="BBBEBF"/>
           <w:sz w:val="21"/>
           <w:szCs w:val="21"/>
-          <w:lang/>
         </w:rPr>
       </w:pPr>
       <w:r>
@@ -3094,7 +2823,6 @@
           <w:color w:val="FF7B72"/>
           <w:sz w:val="21"/>
           <w:szCs w:val="21"/>
-          <w:lang/>
         </w:rPr>
         <w:t>const</w:t>
       </w:r>
@@ -3104,7 +2832,6 @@
           <w:color w:val="BBBEBF"/>
           <w:sz w:val="21"/>
           <w:szCs w:val="21"/>
-          <w:lang/>
         </w:rPr>
         <w:t xml:space="preserve"> </w:t>
       </w:r>
@@ -3114,7 +2841,6 @@
           <w:color w:val="79C0FF"/>
           <w:sz w:val="21"/>
           <w:szCs w:val="21"/>
-          <w:lang/>
         </w:rPr>
         <w:t>API</w:t>
       </w:r>
@@ -3124,7 +2850,6 @@
           <w:color w:val="BBBEBF"/>
           <w:sz w:val="21"/>
           <w:szCs w:val="21"/>
-          <w:lang/>
         </w:rPr>
         <w:t xml:space="preserve"> </w:t>
       </w:r>
@@ -3134,7 +2859,6 @@
           <w:color w:val="D4D4D4"/>
           <w:sz w:val="21"/>
           <w:szCs w:val="21"/>
-          <w:lang/>
         </w:rPr>
         <w:t>=</w:t>
       </w:r>
@@ -3144,7 +2868,6 @@
           <w:color w:val="BBBEBF"/>
           <w:sz w:val="21"/>
           <w:szCs w:val="21"/>
-          <w:lang/>
         </w:rPr>
         <w:t xml:space="preserve"> </w:t>
       </w:r>
@@ -3154,7 +2877,6 @@
           <w:color w:val="79C0FF"/>
           <w:sz w:val="21"/>
           <w:szCs w:val="21"/>
-          <w:lang/>
         </w:rPr>
         <w:t>axios</w:t>
       </w:r>
@@ -3164,7 +2886,6 @@
           <w:color w:val="BBBEBF"/>
           <w:sz w:val="21"/>
           <w:szCs w:val="21"/>
-          <w:lang/>
         </w:rPr>
         <w:t>.</w:t>
       </w:r>
@@ -3174,7 +2895,6 @@
           <w:color w:val="D2A8FF"/>
           <w:sz w:val="21"/>
           <w:szCs w:val="21"/>
-          <w:lang/>
         </w:rPr>
         <w:t>create</w:t>
       </w:r>
@@ -3184,7 +2904,6 @@
           <w:color w:val="BBBEBF"/>
           <w:sz w:val="21"/>
           <w:szCs w:val="21"/>
-          <w:lang/>
         </w:rPr>
         <w:t>({</w:t>
       </w:r>
@@ -3203,7 +2922,6 @@
           <w:color w:val="BBBEBF"/>
           <w:sz w:val="21"/>
           <w:szCs w:val="21"/>
-          <w:lang/>
         </w:rPr>
       </w:pPr>
       <w:r>
@@ -3212,7 +2930,6 @@
           <w:color w:val="BBBEBF"/>
           <w:sz w:val="21"/>
           <w:szCs w:val="21"/>
-          <w:lang/>
         </w:rPr>
         <w:t xml:space="preserve">  </w:t>
       </w:r>
@@ -3222,7 +2939,6 @@
           <w:color w:val="C9D1D9"/>
           <w:sz w:val="21"/>
           <w:szCs w:val="21"/>
-          <w:lang/>
         </w:rPr>
         <w:t>baseURL</w:t>
       </w:r>
@@ -3232,7 +2948,6 @@
           <w:color w:val="9CDCFE"/>
           <w:sz w:val="21"/>
           <w:szCs w:val="21"/>
-          <w:lang/>
         </w:rPr>
         <w:t>:</w:t>
       </w:r>
@@ -3242,7 +2957,6 @@
           <w:color w:val="C9D1D9"/>
           <w:sz w:val="21"/>
           <w:szCs w:val="21"/>
-          <w:lang/>
         </w:rPr>
         <w:t xml:space="preserve"> </w:t>
       </w:r>
@@ -3252,7 +2966,6 @@
           <w:color w:val="A5D6FF"/>
           <w:sz w:val="21"/>
           <w:szCs w:val="21"/>
-          <w:lang/>
         </w:rPr>
         <w:t>"http://localhost:5001/api"</w:t>
       </w:r>
@@ -3262,7 +2975,6 @@
           <w:color w:val="BBBEBF"/>
           <w:sz w:val="21"/>
           <w:szCs w:val="21"/>
-          <w:lang/>
         </w:rPr>
         <w:t>,</w:t>
       </w:r>
@@ -3281,7 +2993,6 @@
           <w:color w:val="BBBEBF"/>
           <w:sz w:val="21"/>
           <w:szCs w:val="21"/>
-          <w:lang/>
         </w:rPr>
       </w:pPr>
       <w:r>
@@ -3290,7 +3001,6 @@
           <w:color w:val="BBBEBF"/>
           <w:sz w:val="21"/>
           <w:szCs w:val="21"/>
-          <w:lang/>
         </w:rPr>
         <w:t>});</w:t>
       </w:r>
@@ -3309,7 +3019,6 @@
           <w:color w:val="BBBEBF"/>
           <w:sz w:val="21"/>
           <w:szCs w:val="21"/>
-          <w:lang/>
         </w:rPr>
       </w:pPr>
     </w:p>
@@ -3327,7 +3036,6 @@
           <w:color w:val="BBBEBF"/>
           <w:sz w:val="21"/>
           <w:szCs w:val="21"/>
-          <w:lang/>
         </w:rPr>
       </w:pPr>
       <w:r>
@@ -3336,7 +3044,6 @@
           <w:color w:val="79C0FF"/>
           <w:sz w:val="21"/>
           <w:szCs w:val="21"/>
-          <w:lang/>
         </w:rPr>
         <w:t>API</w:t>
       </w:r>
@@ -3346,7 +3053,6 @@
           <w:color w:val="BBBEBF"/>
           <w:sz w:val="21"/>
           <w:szCs w:val="21"/>
-          <w:lang/>
         </w:rPr>
         <w:t>.</w:t>
       </w:r>
@@ -3356,7 +3062,6 @@
           <w:color w:val="C9D1D9"/>
           <w:sz w:val="21"/>
           <w:szCs w:val="21"/>
-          <w:lang/>
         </w:rPr>
         <w:t>interceptors</w:t>
       </w:r>
@@ -3366,7 +3071,6 @@
           <w:color w:val="BBBEBF"/>
           <w:sz w:val="21"/>
           <w:szCs w:val="21"/>
-          <w:lang/>
         </w:rPr>
         <w:t>.</w:t>
       </w:r>
@@ -3376,7 +3080,6 @@
           <w:color w:val="C9D1D9"/>
           <w:sz w:val="21"/>
           <w:szCs w:val="21"/>
-          <w:lang/>
         </w:rPr>
         <w:t>request</w:t>
       </w:r>
@@ -3386,7 +3089,6 @@
           <w:color w:val="BBBEBF"/>
           <w:sz w:val="21"/>
           <w:szCs w:val="21"/>
-          <w:lang/>
         </w:rPr>
         <w:t>.</w:t>
       </w:r>
@@ -3396,7 +3098,6 @@
           <w:color w:val="D2A8FF"/>
           <w:sz w:val="21"/>
           <w:szCs w:val="21"/>
-          <w:lang/>
         </w:rPr>
         <w:t>use</w:t>
       </w:r>
@@ -3406,7 +3107,6 @@
           <w:color w:val="BBBEBF"/>
           <w:sz w:val="21"/>
           <w:szCs w:val="21"/>
-          <w:lang/>
         </w:rPr>
         <w:t>((</w:t>
       </w:r>
@@ -3416,7 +3116,6 @@
           <w:color w:val="FFA657"/>
           <w:sz w:val="21"/>
           <w:szCs w:val="21"/>
-          <w:lang/>
         </w:rPr>
         <w:t>config</w:t>
       </w:r>
@@ -3426,7 +3125,6 @@
           <w:color w:val="BBBEBF"/>
           <w:sz w:val="21"/>
           <w:szCs w:val="21"/>
-          <w:lang/>
         </w:rPr>
         <w:t xml:space="preserve">) </w:t>
       </w:r>
@@ -3436,7 +3134,6 @@
           <w:color w:val="FF7B72"/>
           <w:sz w:val="21"/>
           <w:szCs w:val="21"/>
-          <w:lang/>
         </w:rPr>
         <w:t>=&gt;</w:t>
       </w:r>
@@ -3446,7 +3143,6 @@
           <w:color w:val="BBBEBF"/>
           <w:sz w:val="21"/>
           <w:szCs w:val="21"/>
-          <w:lang/>
         </w:rPr>
         <w:t xml:space="preserve"> </w:t>
       </w:r>
@@ -3456,7 +3152,6 @@
           <w:color w:val="C9D1D9"/>
           <w:sz w:val="21"/>
           <w:szCs w:val="21"/>
-          <w:lang/>
         </w:rPr>
         <w:t>{</w:t>
       </w:r>
@@ -3475,7 +3170,6 @@
           <w:color w:val="BBBEBF"/>
           <w:sz w:val="21"/>
           <w:szCs w:val="21"/>
-          <w:lang/>
         </w:rPr>
       </w:pPr>
       <w:r>
@@ -3484,7 +3178,6 @@
           <w:color w:val="C9D1D9"/>
           <w:sz w:val="21"/>
           <w:szCs w:val="21"/>
-          <w:lang/>
         </w:rPr>
         <w:t xml:space="preserve">  </w:t>
       </w:r>
@@ -3494,7 +3187,6 @@
           <w:color w:val="FF7B72"/>
           <w:sz w:val="21"/>
           <w:szCs w:val="21"/>
-          <w:lang/>
         </w:rPr>
         <w:t>const</w:t>
       </w:r>
@@ -3504,7 +3196,6 @@
           <w:color w:val="C9D1D9"/>
           <w:sz w:val="21"/>
           <w:szCs w:val="21"/>
-          <w:lang/>
         </w:rPr>
         <w:t xml:space="preserve"> </w:t>
       </w:r>
@@ -3514,7 +3205,6 @@
           <w:color w:val="79C0FF"/>
           <w:sz w:val="21"/>
           <w:szCs w:val="21"/>
-          <w:lang/>
         </w:rPr>
         <w:t>token</w:t>
       </w:r>
@@ -3524,7 +3214,6 @@
           <w:color w:val="C9D1D9"/>
           <w:sz w:val="21"/>
           <w:szCs w:val="21"/>
-          <w:lang/>
         </w:rPr>
         <w:t xml:space="preserve"> </w:t>
       </w:r>
@@ -3534,7 +3223,6 @@
           <w:color w:val="D4D4D4"/>
           <w:sz w:val="21"/>
           <w:szCs w:val="21"/>
-          <w:lang/>
         </w:rPr>
         <w:t>=</w:t>
       </w:r>
@@ -3544,7 +3232,6 @@
           <w:color w:val="C9D1D9"/>
           <w:sz w:val="21"/>
           <w:szCs w:val="21"/>
-          <w:lang/>
         </w:rPr>
         <w:t xml:space="preserve"> </w:t>
       </w:r>
@@ -3554,7 +3241,6 @@
           <w:color w:val="79C0FF"/>
           <w:sz w:val="21"/>
           <w:szCs w:val="21"/>
-          <w:lang/>
         </w:rPr>
         <w:t>localStorage</w:t>
       </w:r>
@@ -3564,7 +3250,6 @@
           <w:color w:val="C9D1D9"/>
           <w:sz w:val="21"/>
           <w:szCs w:val="21"/>
-          <w:lang/>
         </w:rPr>
         <w:t>.</w:t>
       </w:r>
@@ -3574,7 +3259,6 @@
           <w:color w:val="D2A8FF"/>
           <w:sz w:val="21"/>
           <w:szCs w:val="21"/>
-          <w:lang/>
         </w:rPr>
         <w:t>getItem</w:t>
       </w:r>
@@ -3584,7 +3268,6 @@
           <w:color w:val="C9D1D9"/>
           <w:sz w:val="21"/>
           <w:szCs w:val="21"/>
-          <w:lang/>
         </w:rPr>
         <w:t>(</w:t>
       </w:r>
@@ -3594,7 +3277,6 @@
           <w:color w:val="A5D6FF"/>
           <w:sz w:val="21"/>
           <w:szCs w:val="21"/>
-          <w:lang/>
         </w:rPr>
         <w:t>"token"</w:t>
       </w:r>
@@ -3604,7 +3286,6 @@
           <w:color w:val="C9D1D9"/>
           <w:sz w:val="21"/>
           <w:szCs w:val="21"/>
-          <w:lang/>
         </w:rPr>
         <w:t>);</w:t>
       </w:r>
@@ -3623,7 +3304,6 @@
           <w:color w:val="BBBEBF"/>
           <w:sz w:val="21"/>
           <w:szCs w:val="21"/>
-          <w:lang/>
         </w:rPr>
       </w:pPr>
     </w:p>
@@ -3641,7 +3321,6 @@
           <w:color w:val="BBBEBF"/>
           <w:sz w:val="21"/>
           <w:szCs w:val="21"/>
-          <w:lang/>
         </w:rPr>
       </w:pPr>
       <w:r>
@@ -3650,7 +3329,6 @@
           <w:color w:val="C9D1D9"/>
           <w:sz w:val="21"/>
           <w:szCs w:val="21"/>
-          <w:lang/>
         </w:rPr>
         <w:t xml:space="preserve">  </w:t>
       </w:r>
@@ -3660,7 +3338,6 @@
           <w:color w:val="C586C0"/>
           <w:sz w:val="21"/>
           <w:szCs w:val="21"/>
-          <w:lang/>
         </w:rPr>
         <w:t>if</w:t>
       </w:r>
@@ -3670,7 +3347,6 @@
           <w:color w:val="C9D1D9"/>
           <w:sz w:val="21"/>
           <w:szCs w:val="21"/>
-          <w:lang/>
         </w:rPr>
         <w:t xml:space="preserve"> (</w:t>
       </w:r>
@@ -3680,7 +3356,6 @@
           <w:color w:val="79C0FF"/>
           <w:sz w:val="21"/>
           <w:szCs w:val="21"/>
-          <w:lang/>
         </w:rPr>
         <w:t>token</w:t>
       </w:r>
@@ -3690,7 +3365,6 @@
           <w:color w:val="C9D1D9"/>
           <w:sz w:val="21"/>
           <w:szCs w:val="21"/>
-          <w:lang/>
         </w:rPr>
         <w:t xml:space="preserve"> </w:t>
       </w:r>
@@ -3700,7 +3374,6 @@
           <w:color w:val="D4D4D4"/>
           <w:sz w:val="21"/>
           <w:szCs w:val="21"/>
-          <w:lang/>
         </w:rPr>
         <w:t>&amp;&amp;</w:t>
       </w:r>
@@ -3710,7 +3383,6 @@
           <w:color w:val="C9D1D9"/>
           <w:sz w:val="21"/>
           <w:szCs w:val="21"/>
-          <w:lang/>
         </w:rPr>
         <w:t xml:space="preserve"> </w:t>
       </w:r>
@@ -3720,7 +3392,6 @@
           <w:color w:val="FFA657"/>
           <w:sz w:val="21"/>
           <w:szCs w:val="21"/>
-          <w:lang/>
         </w:rPr>
         <w:t>config</w:t>
       </w:r>
@@ -3730,7 +3401,6 @@
           <w:color w:val="C9D1D9"/>
           <w:sz w:val="21"/>
           <w:szCs w:val="21"/>
-          <w:lang/>
         </w:rPr>
         <w:t>.headers) {</w:t>
       </w:r>
@@ -3749,7 +3419,6 @@
           <w:color w:val="BBBEBF"/>
           <w:sz w:val="21"/>
           <w:szCs w:val="21"/>
-          <w:lang/>
         </w:rPr>
       </w:pPr>
       <w:r>
@@ -3758,7 +3427,6 @@
           <w:color w:val="C9D1D9"/>
           <w:sz w:val="21"/>
           <w:szCs w:val="21"/>
-          <w:lang/>
         </w:rPr>
         <w:t xml:space="preserve">    </w:t>
       </w:r>
@@ -3768,7 +3436,6 @@
           <w:color w:val="FFA657"/>
           <w:sz w:val="21"/>
           <w:szCs w:val="21"/>
-          <w:lang/>
         </w:rPr>
         <w:t>config</w:t>
       </w:r>
@@ -3778,7 +3445,6 @@
           <w:color w:val="C9D1D9"/>
           <w:sz w:val="21"/>
           <w:szCs w:val="21"/>
-          <w:lang/>
         </w:rPr>
         <w:t xml:space="preserve">.headers.Authorization </w:t>
       </w:r>
@@ -3788,7 +3454,6 @@
           <w:color w:val="D4D4D4"/>
           <w:sz w:val="21"/>
           <w:szCs w:val="21"/>
-          <w:lang/>
         </w:rPr>
         <w:t>=</w:t>
       </w:r>
@@ -3798,7 +3463,6 @@
           <w:color w:val="C9D1D9"/>
           <w:sz w:val="21"/>
           <w:szCs w:val="21"/>
-          <w:lang/>
         </w:rPr>
         <w:t xml:space="preserve"> </w:t>
       </w:r>
@@ -3808,7 +3472,6 @@
           <w:color w:val="A5D6FF"/>
           <w:sz w:val="21"/>
           <w:szCs w:val="21"/>
-          <w:lang/>
         </w:rPr>
         <w:t xml:space="preserve">`Bearer </w:t>
       </w:r>
@@ -3818,7 +3481,6 @@
           <w:color w:val="569CD6"/>
           <w:sz w:val="21"/>
           <w:szCs w:val="21"/>
-          <w:lang/>
         </w:rPr>
         <w:t>${</w:t>
       </w:r>
@@ -3828,7 +3490,6 @@
           <w:color w:val="79C0FF"/>
           <w:sz w:val="21"/>
           <w:szCs w:val="21"/>
-          <w:lang/>
         </w:rPr>
         <w:t>token</w:t>
       </w:r>
@@ -3838,7 +3499,6 @@
           <w:color w:val="569CD6"/>
           <w:sz w:val="21"/>
           <w:szCs w:val="21"/>
-          <w:lang/>
         </w:rPr>
         <w:t>}</w:t>
       </w:r>
@@ -3848,7 +3508,6 @@
           <w:color w:val="A5D6FF"/>
           <w:sz w:val="21"/>
           <w:szCs w:val="21"/>
-          <w:lang/>
         </w:rPr>
         <w:t>`</w:t>
       </w:r>
@@ -3858,7 +3517,6 @@
           <w:color w:val="C9D1D9"/>
           <w:sz w:val="21"/>
           <w:szCs w:val="21"/>
-          <w:lang/>
         </w:rPr>
         <w:t>;</w:t>
       </w:r>
@@ -3877,7 +3535,6 @@
           <w:color w:val="BBBEBF"/>
           <w:sz w:val="21"/>
           <w:szCs w:val="21"/>
-          <w:lang/>
         </w:rPr>
       </w:pPr>
       <w:r>
@@ -3886,7 +3543,6 @@
           <w:color w:val="C9D1D9"/>
           <w:sz w:val="21"/>
           <w:szCs w:val="21"/>
-          <w:lang/>
         </w:rPr>
         <w:t>  }</w:t>
       </w:r>
@@ -3905,7 +3561,6 @@
           <w:color w:val="BBBEBF"/>
           <w:sz w:val="21"/>
           <w:szCs w:val="21"/>
-          <w:lang/>
         </w:rPr>
       </w:pPr>
     </w:p>
@@ -3923,7 +3578,6 @@
           <w:color w:val="BBBEBF"/>
           <w:sz w:val="21"/>
           <w:szCs w:val="21"/>
-          <w:lang/>
         </w:rPr>
       </w:pPr>
       <w:r>
@@ -3932,7 +3586,6 @@
           <w:color w:val="C9D1D9"/>
           <w:sz w:val="21"/>
           <w:szCs w:val="21"/>
-          <w:lang/>
         </w:rPr>
         <w:t xml:space="preserve">  </w:t>
       </w:r>
@@ -3942,7 +3595,6 @@
           <w:color w:val="C586C0"/>
           <w:sz w:val="21"/>
           <w:szCs w:val="21"/>
-          <w:lang/>
         </w:rPr>
         <w:t>return</w:t>
       </w:r>
@@ -3952,7 +3604,6 @@
           <w:color w:val="C9D1D9"/>
           <w:sz w:val="21"/>
           <w:szCs w:val="21"/>
-          <w:lang/>
         </w:rPr>
         <w:t xml:space="preserve"> </w:t>
       </w:r>
@@ -3962,7 +3613,6 @@
           <w:color w:val="FFA657"/>
           <w:sz w:val="21"/>
           <w:szCs w:val="21"/>
-          <w:lang/>
         </w:rPr>
         <w:t>config</w:t>
       </w:r>
@@ -3972,7 +3622,6 @@
           <w:color w:val="C9D1D9"/>
           <w:sz w:val="21"/>
           <w:szCs w:val="21"/>
-          <w:lang/>
         </w:rPr>
         <w:t>;</w:t>
       </w:r>
@@ -3991,7 +3640,6 @@
           <w:color w:val="BBBEBF"/>
           <w:sz w:val="21"/>
           <w:szCs w:val="21"/>
-          <w:lang/>
         </w:rPr>
       </w:pPr>
       <w:r>
@@ -4000,7 +3648,6 @@
           <w:color w:val="C9D1D9"/>
           <w:sz w:val="21"/>
           <w:szCs w:val="21"/>
-          <w:lang/>
         </w:rPr>
         <w:t>}</w:t>
       </w:r>
@@ -4010,7 +3657,6 @@
           <w:color w:val="BBBEBF"/>
           <w:sz w:val="21"/>
           <w:szCs w:val="21"/>
-          <w:lang/>
         </w:rPr>
         <w:t>);</w:t>
       </w:r>
@@ -4021,7 +3667,6 @@
           <w:rFonts w:ascii="Times New Roman" w:hAnsi="Times New Roman" w:cs="Times New Roman"/>
           <w:b/>
           <w:bCs/>
-          <w:lang/>
         </w:rPr>
       </w:pPr>
       <w:r>
@@ -4029,7 +3674,6 @@
           <w:rFonts w:ascii="Times New Roman" w:hAnsi="Times New Roman" w:cs="Times New Roman"/>
           <w:b/>
           <w:bCs/>
-          <w:lang/>
         </w:rPr>
         <w:t>Backend Technologies</w:t>
       </w:r>
@@ -4038,13 +3682,11 @@
       <w:pPr>
         <w:rPr>
           <w:rFonts w:ascii="Times New Roman" w:hAnsi="Times New Roman" w:cs="Times New Roman"/>
-          <w:lang/>
-        </w:rPr>
-      </w:pPr>
-      <w:r>
-        <w:rPr>
-          <w:rFonts w:ascii="Times New Roman" w:hAnsi="Times New Roman" w:cs="Times New Roman"/>
-          <w:lang/>
+        </w:rPr>
+      </w:pPr>
+      <w:r>
+        <w:rPr>
+          <w:rFonts w:ascii="Times New Roman" w:hAnsi="Times New Roman" w:cs="Times New Roman"/>
         </w:rPr>
         <w:t>The backend is implemented using Node.js and Express.js.</w:t>
       </w:r>
@@ -4057,13 +3699,11 @@
         </w:numPr>
         <w:rPr>
           <w:rFonts w:ascii="Times New Roman" w:hAnsi="Times New Roman" w:cs="Times New Roman"/>
-          <w:lang/>
-        </w:rPr>
-      </w:pPr>
-      <w:r>
-        <w:rPr>
-          <w:rFonts w:ascii="Times New Roman" w:hAnsi="Times New Roman" w:cs="Times New Roman"/>
-          <w:lang/>
+        </w:rPr>
+      </w:pPr>
+      <w:r>
+        <w:rPr>
+          <w:rFonts w:ascii="Times New Roman" w:hAnsi="Times New Roman" w:cs="Times New Roman"/>
         </w:rPr>
         <w:t xml:space="preserve">Node.js </w:t>
       </w:r>
@@ -4076,14 +3716,13 @@
         </w:numPr>
         <w:rPr>
           <w:rFonts w:ascii="Times New Roman" w:hAnsi="Times New Roman" w:cs="Times New Roman"/>
-          <w:lang/>
-        </w:rPr>
-      </w:pPr>
-      <w:r>
-        <w:rPr>
-          <w:rFonts w:ascii="Times New Roman" w:hAnsi="Times New Roman" w:cs="Times New Roman"/>
-          <w:lang/>
-        </w:rPr>
+        </w:rPr>
+      </w:pPr>
+      <w:r>
+        <w:rPr>
+          <w:rFonts w:ascii="Times New Roman" w:hAnsi="Times New Roman" w:cs="Times New Roman"/>
+        </w:rPr>
+        <w:lastRenderedPageBreak/>
         <w:t xml:space="preserve">Express.js </w:t>
       </w:r>
     </w:p>
@@ -4095,13 +3734,11 @@
         </w:numPr>
         <w:rPr>
           <w:rFonts w:ascii="Times New Roman" w:hAnsi="Times New Roman" w:cs="Times New Roman"/>
-          <w:lang/>
-        </w:rPr>
-      </w:pPr>
-      <w:r>
-        <w:rPr>
-          <w:rFonts w:ascii="Times New Roman" w:hAnsi="Times New Roman" w:cs="Times New Roman"/>
-          <w:lang/>
+        </w:rPr>
+      </w:pPr>
+      <w:r>
+        <w:rPr>
+          <w:rFonts w:ascii="Times New Roman" w:hAnsi="Times New Roman" w:cs="Times New Roman"/>
         </w:rPr>
         <w:t xml:space="preserve">Mongoose </w:t>
       </w:r>
@@ -4114,13 +3751,11 @@
         </w:numPr>
         <w:rPr>
           <w:rFonts w:ascii="Times New Roman" w:hAnsi="Times New Roman" w:cs="Times New Roman"/>
-          <w:lang/>
-        </w:rPr>
-      </w:pPr>
-      <w:r>
-        <w:rPr>
-          <w:rFonts w:ascii="Times New Roman" w:hAnsi="Times New Roman" w:cs="Times New Roman"/>
-          <w:lang/>
+        </w:rPr>
+      </w:pPr>
+      <w:r>
+        <w:rPr>
+          <w:rFonts w:ascii="Times New Roman" w:hAnsi="Times New Roman" w:cs="Times New Roman"/>
         </w:rPr>
         <w:t xml:space="preserve">JSON Web Token (JWT) </w:t>
       </w:r>
@@ -4133,13 +3768,11 @@
         </w:numPr>
         <w:rPr>
           <w:rFonts w:ascii="Times New Roman" w:hAnsi="Times New Roman" w:cs="Times New Roman"/>
-          <w:lang/>
-        </w:rPr>
-      </w:pPr>
-      <w:r>
-        <w:rPr>
-          <w:rFonts w:ascii="Times New Roman" w:hAnsi="Times New Roman" w:cs="Times New Roman"/>
-          <w:lang/>
+        </w:rPr>
+      </w:pPr>
+      <w:r>
+        <w:rPr>
+          <w:rFonts w:ascii="Times New Roman" w:hAnsi="Times New Roman" w:cs="Times New Roman"/>
         </w:rPr>
         <w:t xml:space="preserve">bcryptjs </w:t>
       </w:r>
@@ -4152,13 +3785,11 @@
         </w:numPr>
         <w:rPr>
           <w:rFonts w:ascii="Times New Roman" w:hAnsi="Times New Roman" w:cs="Times New Roman"/>
-          <w:lang/>
-        </w:rPr>
-      </w:pPr>
-      <w:r>
-        <w:rPr>
-          <w:rFonts w:ascii="Times New Roman" w:hAnsi="Times New Roman" w:cs="Times New Roman"/>
-          <w:lang/>
+        </w:rPr>
+      </w:pPr>
+      <w:r>
+        <w:rPr>
+          <w:rFonts w:ascii="Times New Roman" w:hAnsi="Times New Roman" w:cs="Times New Roman"/>
         </w:rPr>
         <w:t xml:space="preserve">CORS </w:t>
       </w:r>
@@ -4171,13 +3802,11 @@
         </w:numPr>
         <w:rPr>
           <w:rFonts w:ascii="Times New Roman" w:hAnsi="Times New Roman" w:cs="Times New Roman"/>
-          <w:lang/>
-        </w:rPr>
-      </w:pPr>
-      <w:r>
-        <w:rPr>
-          <w:rFonts w:ascii="Times New Roman" w:hAnsi="Times New Roman" w:cs="Times New Roman"/>
-          <w:lang/>
+        </w:rPr>
+      </w:pPr>
+      <w:r>
+        <w:rPr>
+          <w:rFonts w:ascii="Times New Roman" w:hAnsi="Times New Roman" w:cs="Times New Roman"/>
         </w:rPr>
         <w:t xml:space="preserve">dotenv </w:t>
       </w:r>
@@ -4188,7 +3817,6 @@
           <w:rFonts w:ascii="Times New Roman" w:hAnsi="Times New Roman" w:cs="Times New Roman"/>
           <w:b/>
           <w:bCs/>
-          <w:lang/>
         </w:rPr>
       </w:pPr>
       <w:r>
@@ -4196,7 +3824,6 @@
           <w:rFonts w:ascii="Times New Roman" w:hAnsi="Times New Roman" w:cs="Times New Roman"/>
           <w:b/>
           <w:bCs/>
-          <w:lang/>
         </w:rPr>
         <w:t>Purpose of Backend Technologies</w:t>
       </w:r>
@@ -4209,13 +3836,11 @@
         </w:numPr>
         <w:rPr>
           <w:rFonts w:ascii="Times New Roman" w:hAnsi="Times New Roman" w:cs="Times New Roman"/>
-          <w:lang/>
-        </w:rPr>
-      </w:pPr>
-      <w:r>
-        <w:rPr>
-          <w:rFonts w:ascii="Times New Roman" w:hAnsi="Times New Roman" w:cs="Times New Roman"/>
-          <w:lang/>
+        </w:rPr>
+      </w:pPr>
+      <w:r>
+        <w:rPr>
+          <w:rFonts w:ascii="Times New Roman" w:hAnsi="Times New Roman" w:cs="Times New Roman"/>
         </w:rPr>
         <w:t xml:space="preserve">Node.js provides the JavaScript runtime environment. </w:t>
       </w:r>
@@ -4228,13 +3853,11 @@
         </w:numPr>
         <w:rPr>
           <w:rFonts w:ascii="Times New Roman" w:hAnsi="Times New Roman" w:cs="Times New Roman"/>
-          <w:lang/>
-        </w:rPr>
-      </w:pPr>
-      <w:r>
-        <w:rPr>
-          <w:rFonts w:ascii="Times New Roman" w:hAnsi="Times New Roman" w:cs="Times New Roman"/>
-          <w:lang/>
+        </w:rPr>
+      </w:pPr>
+      <w:r>
+        <w:rPr>
+          <w:rFonts w:ascii="Times New Roman" w:hAnsi="Times New Roman" w:cs="Times New Roman"/>
         </w:rPr>
         <w:t xml:space="preserve">Express.js simplifies REST API development. </w:t>
       </w:r>
@@ -4247,13 +3870,11 @@
         </w:numPr>
         <w:rPr>
           <w:rFonts w:ascii="Times New Roman" w:hAnsi="Times New Roman" w:cs="Times New Roman"/>
-          <w:lang/>
-        </w:rPr>
-      </w:pPr>
-      <w:r>
-        <w:rPr>
-          <w:rFonts w:ascii="Times New Roman" w:hAnsi="Times New Roman" w:cs="Times New Roman"/>
-          <w:lang/>
+        </w:rPr>
+      </w:pPr>
+      <w:r>
+        <w:rPr>
+          <w:rFonts w:ascii="Times New Roman" w:hAnsi="Times New Roman" w:cs="Times New Roman"/>
         </w:rPr>
         <w:t xml:space="preserve">Mongoose manages MongoDB schemas and models. </w:t>
       </w:r>
@@ -4266,13 +3887,11 @@
         </w:numPr>
         <w:rPr>
           <w:rFonts w:ascii="Times New Roman" w:hAnsi="Times New Roman" w:cs="Times New Roman"/>
-          <w:lang/>
-        </w:rPr>
-      </w:pPr>
-      <w:r>
-        <w:rPr>
-          <w:rFonts w:ascii="Times New Roman" w:hAnsi="Times New Roman" w:cs="Times New Roman"/>
-          <w:lang/>
+        </w:rPr>
+      </w:pPr>
+      <w:r>
+        <w:rPr>
+          <w:rFonts w:ascii="Times New Roman" w:hAnsi="Times New Roman" w:cs="Times New Roman"/>
         </w:rPr>
         <w:t xml:space="preserve">JWT handles user authentication. </w:t>
       </w:r>
@@ -4285,13 +3904,11 @@
         </w:numPr>
         <w:rPr>
           <w:rFonts w:ascii="Times New Roman" w:hAnsi="Times New Roman" w:cs="Times New Roman"/>
-          <w:lang/>
-        </w:rPr>
-      </w:pPr>
-      <w:r>
-        <w:rPr>
-          <w:rFonts w:ascii="Times New Roman" w:hAnsi="Times New Roman" w:cs="Times New Roman"/>
-          <w:lang/>
+        </w:rPr>
+      </w:pPr>
+      <w:r>
+        <w:rPr>
+          <w:rFonts w:ascii="Times New Roman" w:hAnsi="Times New Roman" w:cs="Times New Roman"/>
         </w:rPr>
         <w:t xml:space="preserve">bcryptjs hashes user passwords. </w:t>
       </w:r>
@@ -4304,15 +3921,12 @@
         </w:numPr>
         <w:rPr>
           <w:rFonts w:ascii="Times New Roman" w:hAnsi="Times New Roman" w:cs="Times New Roman"/>
-          <w:lang/>
-        </w:rPr>
-      </w:pPr>
-      <w:r>
-        <w:rPr>
-          <w:rFonts w:ascii="Times New Roman" w:hAnsi="Times New Roman" w:cs="Times New Roman"/>
-          <w:lang/>
-        </w:rPr>
-        <w:lastRenderedPageBreak/>
+        </w:rPr>
+      </w:pPr>
+      <w:r>
+        <w:rPr>
+          <w:rFonts w:ascii="Times New Roman" w:hAnsi="Times New Roman" w:cs="Times New Roman"/>
+        </w:rPr>
         <w:t xml:space="preserve">CORS allows frontend and backend communication. </w:t>
       </w:r>
     </w:p>
@@ -4324,13 +3938,11 @@
         </w:numPr>
         <w:rPr>
           <w:rFonts w:ascii="Times New Roman" w:hAnsi="Times New Roman" w:cs="Times New Roman"/>
-          <w:lang/>
-        </w:rPr>
-      </w:pPr>
-      <w:r>
-        <w:rPr>
-          <w:rFonts w:ascii="Times New Roman" w:hAnsi="Times New Roman" w:cs="Times New Roman"/>
-          <w:lang/>
+        </w:rPr>
+      </w:pPr>
+      <w:r>
+        <w:rPr>
+          <w:rFonts w:ascii="Times New Roman" w:hAnsi="Times New Roman" w:cs="Times New Roman"/>
         </w:rPr>
         <w:t xml:space="preserve">dotenv manages environment variables. </w:t>
       </w:r>
@@ -4341,7 +3953,6 @@
           <w:rFonts w:ascii="Times New Roman" w:hAnsi="Times New Roman" w:cs="Times New Roman"/>
           <w:b/>
           <w:bCs/>
-          <w:lang/>
         </w:rPr>
       </w:pPr>
       <w:r>
@@ -4349,7 +3960,6 @@
           <w:rFonts w:ascii="Times New Roman" w:hAnsi="Times New Roman" w:cs="Times New Roman"/>
           <w:b/>
           <w:bCs/>
-          <w:lang/>
         </w:rPr>
         <w:t>Database</w:t>
       </w:r>
@@ -4358,13 +3968,11 @@
       <w:pPr>
         <w:rPr>
           <w:rFonts w:ascii="Times New Roman" w:hAnsi="Times New Roman" w:cs="Times New Roman"/>
-          <w:lang/>
-        </w:rPr>
-      </w:pPr>
-      <w:r>
-        <w:rPr>
-          <w:rFonts w:ascii="Times New Roman" w:hAnsi="Times New Roman" w:cs="Times New Roman"/>
-          <w:lang/>
+        </w:rPr>
+      </w:pPr>
+      <w:r>
+        <w:rPr>
+          <w:rFonts w:ascii="Times New Roman" w:hAnsi="Times New Roman" w:cs="Times New Roman"/>
         </w:rPr>
         <w:t>The application uses MongoDB as a NoSQL database.</w:t>
       </w:r>
@@ -4377,13 +3985,11 @@
         </w:numPr>
         <w:rPr>
           <w:rFonts w:ascii="Times New Roman" w:hAnsi="Times New Roman" w:cs="Times New Roman"/>
-          <w:lang/>
-        </w:rPr>
-      </w:pPr>
-      <w:r>
-        <w:rPr>
-          <w:rFonts w:ascii="Times New Roman" w:hAnsi="Times New Roman" w:cs="Times New Roman"/>
-          <w:lang/>
+        </w:rPr>
+      </w:pPr>
+      <w:r>
+        <w:rPr>
+          <w:rFonts w:ascii="Times New Roman" w:hAnsi="Times New Roman" w:cs="Times New Roman"/>
         </w:rPr>
         <w:t xml:space="preserve">MongoDB </w:t>
       </w:r>
@@ -4396,13 +4002,11 @@
         </w:numPr>
         <w:rPr>
           <w:rFonts w:ascii="Times New Roman" w:hAnsi="Times New Roman" w:cs="Times New Roman"/>
-          <w:lang/>
-        </w:rPr>
-      </w:pPr>
-      <w:r>
-        <w:rPr>
-          <w:rFonts w:ascii="Times New Roman" w:hAnsi="Times New Roman" w:cs="Times New Roman"/>
-          <w:lang/>
+        </w:rPr>
+      </w:pPr>
+      <w:r>
+        <w:rPr>
+          <w:rFonts w:ascii="Times New Roman" w:hAnsi="Times New Roman" w:cs="Times New Roman"/>
         </w:rPr>
         <w:t xml:space="preserve">MongoDB Atlas (for cloud development) </w:t>
       </w:r>
@@ -4415,13 +4019,11 @@
         </w:numPr>
         <w:rPr>
           <w:rFonts w:ascii="Times New Roman" w:hAnsi="Times New Roman" w:cs="Times New Roman"/>
-          <w:lang/>
-        </w:rPr>
-      </w:pPr>
-      <w:r>
-        <w:rPr>
-          <w:rFonts w:ascii="Times New Roman" w:hAnsi="Times New Roman" w:cs="Times New Roman"/>
-          <w:lang/>
+        </w:rPr>
+      </w:pPr>
+      <w:r>
+        <w:rPr>
+          <w:rFonts w:ascii="Times New Roman" w:hAnsi="Times New Roman" w:cs="Times New Roman"/>
         </w:rPr>
         <w:t xml:space="preserve">Local MongoDB container (via Docker) </w:t>
       </w:r>
@@ -4432,7 +4034,6 @@
           <w:rFonts w:ascii="Times New Roman" w:hAnsi="Times New Roman" w:cs="Times New Roman"/>
           <w:b/>
           <w:bCs/>
-          <w:lang/>
         </w:rPr>
       </w:pPr>
       <w:r>
@@ -4440,7 +4041,6 @@
           <w:rFonts w:ascii="Times New Roman" w:hAnsi="Times New Roman" w:cs="Times New Roman"/>
           <w:b/>
           <w:bCs/>
-          <w:lang/>
         </w:rPr>
         <w:t>DevOps and Deployment Tools</w:t>
       </w:r>
@@ -4453,13 +4053,11 @@
         </w:numPr>
         <w:rPr>
           <w:rFonts w:ascii="Times New Roman" w:hAnsi="Times New Roman" w:cs="Times New Roman"/>
-          <w:lang/>
-        </w:rPr>
-      </w:pPr>
-      <w:r>
-        <w:rPr>
-          <w:rFonts w:ascii="Times New Roman" w:hAnsi="Times New Roman" w:cs="Times New Roman"/>
-          <w:lang/>
+        </w:rPr>
+      </w:pPr>
+      <w:r>
+        <w:rPr>
+          <w:rFonts w:ascii="Times New Roman" w:hAnsi="Times New Roman" w:cs="Times New Roman"/>
         </w:rPr>
         <w:t xml:space="preserve">Docker </w:t>
       </w:r>
@@ -4472,13 +4070,11 @@
         </w:numPr>
         <w:rPr>
           <w:rFonts w:ascii="Times New Roman" w:hAnsi="Times New Roman" w:cs="Times New Roman"/>
-          <w:lang/>
-        </w:rPr>
-      </w:pPr>
-      <w:r>
-        <w:rPr>
-          <w:rFonts w:ascii="Times New Roman" w:hAnsi="Times New Roman" w:cs="Times New Roman"/>
-          <w:lang/>
+        </w:rPr>
+      </w:pPr>
+      <w:r>
+        <w:rPr>
+          <w:rFonts w:ascii="Times New Roman" w:hAnsi="Times New Roman" w:cs="Times New Roman"/>
         </w:rPr>
         <w:t xml:space="preserve">Docker Compose </w:t>
       </w:r>
@@ -4487,13 +4083,11 @@
       <w:pPr>
         <w:rPr>
           <w:rFonts w:ascii="Times New Roman" w:hAnsi="Times New Roman" w:cs="Times New Roman"/>
-          <w:lang/>
-        </w:rPr>
-      </w:pPr>
-      <w:r>
-        <w:rPr>
-          <w:rFonts w:ascii="Times New Roman" w:hAnsi="Times New Roman" w:cs="Times New Roman"/>
-          <w:lang/>
+        </w:rPr>
+      </w:pPr>
+      <w:r>
+        <w:rPr>
+          <w:rFonts w:ascii="Times New Roman" w:hAnsi="Times New Roman" w:cs="Times New Roman"/>
         </w:rPr>
         <w:t>These tools allow the entire application to be launched in isolated containers with a single command.</w:t>
       </w:r>
@@ -4504,7 +4098,6 @@
           <w:rFonts w:ascii="Times New Roman" w:hAnsi="Times New Roman" w:cs="Times New Roman"/>
           <w:b/>
           <w:bCs/>
-          <w:lang/>
         </w:rPr>
       </w:pPr>
       <w:r>
@@ -4512,7 +4105,6 @@
           <w:rFonts w:ascii="Times New Roman" w:hAnsi="Times New Roman" w:cs="Times New Roman"/>
           <w:b/>
           <w:bCs/>
-          <w:lang/>
         </w:rPr>
         <w:t>Version Control</w:t>
       </w:r>
@@ -4525,13 +4117,11 @@
         </w:numPr>
         <w:rPr>
           <w:rFonts w:ascii="Times New Roman" w:hAnsi="Times New Roman" w:cs="Times New Roman"/>
-          <w:lang/>
-        </w:rPr>
-      </w:pPr>
-      <w:r>
-        <w:rPr>
-          <w:rFonts w:ascii="Times New Roman" w:hAnsi="Times New Roman" w:cs="Times New Roman"/>
-          <w:lang/>
+        </w:rPr>
+      </w:pPr>
+      <w:r>
+        <w:rPr>
+          <w:rFonts w:ascii="Times New Roman" w:hAnsi="Times New Roman" w:cs="Times New Roman"/>
         </w:rPr>
         <w:t xml:space="preserve">Git </w:t>
       </w:r>
@@ -4544,13 +4134,11 @@
         </w:numPr>
         <w:rPr>
           <w:rFonts w:ascii="Times New Roman" w:hAnsi="Times New Roman" w:cs="Times New Roman"/>
-          <w:lang/>
-        </w:rPr>
-      </w:pPr>
-      <w:r>
-        <w:rPr>
-          <w:rFonts w:ascii="Times New Roman" w:hAnsi="Times New Roman" w:cs="Times New Roman"/>
-          <w:lang/>
+        </w:rPr>
+      </w:pPr>
+      <w:r>
+        <w:rPr>
+          <w:rFonts w:ascii="Times New Roman" w:hAnsi="Times New Roman" w:cs="Times New Roman"/>
         </w:rPr>
         <w:t xml:space="preserve">GitHub </w:t>
       </w:r>
@@ -4559,13 +4147,11 @@
       <w:pPr>
         <w:rPr>
           <w:rFonts w:ascii="Times New Roman" w:hAnsi="Times New Roman" w:cs="Times New Roman"/>
-          <w:lang/>
-        </w:rPr>
-      </w:pPr>
-      <w:r>
-        <w:rPr>
-          <w:rFonts w:ascii="Times New Roman" w:hAnsi="Times New Roman" w:cs="Times New Roman"/>
-          <w:lang/>
+        </w:rPr>
+      </w:pPr>
+      <w:r>
+        <w:rPr>
+          <w:rFonts w:ascii="Times New Roman" w:hAnsi="Times New Roman" w:cs="Times New Roman"/>
         </w:rPr>
         <w:t>Git is used for source control, and GitHub stores the repository and commit history.</w:t>
       </w:r>
@@ -4576,7 +4162,6 @@
           <w:rFonts w:ascii="Times New Roman" w:hAnsi="Times New Roman" w:cs="Times New Roman"/>
           <w:b/>
           <w:bCs/>
-          <w:lang/>
         </w:rPr>
       </w:pPr>
       <w:r>
@@ -4584,7 +4169,6 @@
           <w:rFonts w:ascii="Times New Roman" w:hAnsi="Times New Roman" w:cs="Times New Roman"/>
           <w:b/>
           <w:bCs/>
-          <w:lang/>
         </w:rPr>
         <w:t>Development Tools</w:t>
       </w:r>
@@ -4597,14 +4181,13 @@
         </w:numPr>
         <w:rPr>
           <w:rFonts w:ascii="Times New Roman" w:hAnsi="Times New Roman" w:cs="Times New Roman"/>
-          <w:lang/>
-        </w:rPr>
-      </w:pPr>
-      <w:r>
-        <w:rPr>
-          <w:rFonts w:ascii="Times New Roman" w:hAnsi="Times New Roman" w:cs="Times New Roman"/>
-          <w:lang/>
-        </w:rPr>
+        </w:rPr>
+      </w:pPr>
+      <w:r>
+        <w:rPr>
+          <w:rFonts w:ascii="Times New Roman" w:hAnsi="Times New Roman" w:cs="Times New Roman"/>
+        </w:rPr>
+        <w:lastRenderedPageBreak/>
         <w:t xml:space="preserve">Visual Studio Code </w:t>
       </w:r>
     </w:p>
@@ -4616,13 +4199,11 @@
         </w:numPr>
         <w:rPr>
           <w:rFonts w:ascii="Times New Roman" w:hAnsi="Times New Roman" w:cs="Times New Roman"/>
-          <w:lang/>
-        </w:rPr>
-      </w:pPr>
-      <w:r>
-        <w:rPr>
-          <w:rFonts w:ascii="Times New Roman" w:hAnsi="Times New Roman" w:cs="Times New Roman"/>
-          <w:lang/>
+        </w:rPr>
+      </w:pPr>
+      <w:r>
+        <w:rPr>
+          <w:rFonts w:ascii="Times New Roman" w:hAnsi="Times New Roman" w:cs="Times New Roman"/>
         </w:rPr>
         <w:t xml:space="preserve">Postman </w:t>
       </w:r>
@@ -4635,13 +4216,11 @@
         </w:numPr>
         <w:rPr>
           <w:rFonts w:ascii="Times New Roman" w:hAnsi="Times New Roman" w:cs="Times New Roman"/>
-          <w:lang/>
-        </w:rPr>
-      </w:pPr>
-      <w:r>
-        <w:rPr>
-          <w:rFonts w:ascii="Times New Roman" w:hAnsi="Times New Roman" w:cs="Times New Roman"/>
-          <w:lang/>
+        </w:rPr>
+      </w:pPr>
+      <w:r>
+        <w:rPr>
+          <w:rFonts w:ascii="Times New Roman" w:hAnsi="Times New Roman" w:cs="Times New Roman"/>
         </w:rPr>
         <w:t>Docker Desktop</w:t>
       </w:r>
@@ -4652,7 +4231,6 @@
           <w:rFonts w:ascii="Times New Roman" w:hAnsi="Times New Roman" w:cs="Times New Roman"/>
           <w:b/>
           <w:bCs/>
-          <w:lang/>
         </w:rPr>
       </w:pPr>
       <w:r>
@@ -4660,7 +4238,6 @@
           <w:rFonts w:ascii="Times New Roman" w:hAnsi="Times New Roman" w:cs="Times New Roman"/>
           <w:b/>
           <w:bCs/>
-          <w:lang/>
         </w:rPr>
         <w:t>7. System Architecture</w:t>
       </w:r>
@@ -4669,13 +4246,11 @@
       <w:pPr>
         <w:rPr>
           <w:rFonts w:ascii="Times New Roman" w:hAnsi="Times New Roman" w:cs="Times New Roman"/>
-          <w:lang/>
-        </w:rPr>
-      </w:pPr>
-      <w:r>
-        <w:rPr>
-          <w:rFonts w:ascii="Times New Roman" w:hAnsi="Times New Roman" w:cs="Times New Roman"/>
-          <w:lang/>
+        </w:rPr>
+      </w:pPr>
+      <w:r>
+        <w:rPr>
+          <w:rFonts w:ascii="Times New Roman" w:hAnsi="Times New Roman" w:cs="Times New Roman"/>
         </w:rPr>
         <w:t>The system follows a three-tier architecture consisting of frontend, backend, and database layers.</w:t>
       </w:r>
@@ -4686,7 +4261,6 @@
           <w:rFonts w:ascii="Times New Roman" w:hAnsi="Times New Roman" w:cs="Times New Roman"/>
           <w:b/>
           <w:bCs/>
-          <w:lang/>
         </w:rPr>
       </w:pPr>
       <w:r>
@@ -4694,7 +4268,6 @@
           <w:rFonts w:ascii="Times New Roman" w:hAnsi="Times New Roman" w:cs="Times New Roman"/>
           <w:b/>
           <w:bCs/>
-          <w:lang/>
         </w:rPr>
         <w:t>Frontend Layer</w:t>
       </w:r>
@@ -4703,13 +4276,11 @@
       <w:pPr>
         <w:rPr>
           <w:rFonts w:ascii="Times New Roman" w:hAnsi="Times New Roman" w:cs="Times New Roman"/>
-          <w:lang/>
-        </w:rPr>
-      </w:pPr>
-      <w:r>
-        <w:rPr>
-          <w:rFonts w:ascii="Times New Roman" w:hAnsi="Times New Roman" w:cs="Times New Roman"/>
-          <w:lang/>
+        </w:rPr>
+      </w:pPr>
+      <w:r>
+        <w:rPr>
+          <w:rFonts w:ascii="Times New Roman" w:hAnsi="Times New Roman" w:cs="Times New Roman"/>
         </w:rPr>
         <w:t>The frontend is a React Single Page Application developed with TypeScript. It is responsible for:</w:t>
       </w:r>
@@ -4722,13 +4293,11 @@
         </w:numPr>
         <w:rPr>
           <w:rFonts w:ascii="Times New Roman" w:hAnsi="Times New Roman" w:cs="Times New Roman"/>
-          <w:lang/>
-        </w:rPr>
-      </w:pPr>
-      <w:r>
-        <w:rPr>
-          <w:rFonts w:ascii="Times New Roman" w:hAnsi="Times New Roman" w:cs="Times New Roman"/>
-          <w:lang/>
+        </w:rPr>
+      </w:pPr>
+      <w:r>
+        <w:rPr>
+          <w:rFonts w:ascii="Times New Roman" w:hAnsi="Times New Roman" w:cs="Times New Roman"/>
         </w:rPr>
         <w:t xml:space="preserve">displaying the user interface; </w:t>
       </w:r>
@@ -4741,13 +4310,11 @@
         </w:numPr>
         <w:rPr>
           <w:rFonts w:ascii="Times New Roman" w:hAnsi="Times New Roman" w:cs="Times New Roman"/>
-          <w:lang/>
-        </w:rPr>
-      </w:pPr>
-      <w:r>
-        <w:rPr>
-          <w:rFonts w:ascii="Times New Roman" w:hAnsi="Times New Roman" w:cs="Times New Roman"/>
-          <w:lang/>
+        </w:rPr>
+      </w:pPr>
+      <w:r>
+        <w:rPr>
+          <w:rFonts w:ascii="Times New Roman" w:hAnsi="Times New Roman" w:cs="Times New Roman"/>
         </w:rPr>
         <w:t xml:space="preserve">handling user input; </w:t>
       </w:r>
@@ -4760,13 +4327,11 @@
         </w:numPr>
         <w:rPr>
           <w:rFonts w:ascii="Times New Roman" w:hAnsi="Times New Roman" w:cs="Times New Roman"/>
-          <w:lang/>
-        </w:rPr>
-      </w:pPr>
-      <w:r>
-        <w:rPr>
-          <w:rFonts w:ascii="Times New Roman" w:hAnsi="Times New Roman" w:cs="Times New Roman"/>
-          <w:lang/>
+        </w:rPr>
+      </w:pPr>
+      <w:r>
+        <w:rPr>
+          <w:rFonts w:ascii="Times New Roman" w:hAnsi="Times New Roman" w:cs="Times New Roman"/>
         </w:rPr>
         <w:t xml:space="preserve">sending HTTP requests to the backend; </w:t>
       </w:r>
@@ -4779,13 +4344,11 @@
         </w:numPr>
         <w:rPr>
           <w:rFonts w:ascii="Times New Roman" w:hAnsi="Times New Roman" w:cs="Times New Roman"/>
-          <w:lang/>
-        </w:rPr>
-      </w:pPr>
-      <w:r>
-        <w:rPr>
-          <w:rFonts w:ascii="Times New Roman" w:hAnsi="Times New Roman" w:cs="Times New Roman"/>
-          <w:lang/>
+        </w:rPr>
+      </w:pPr>
+      <w:r>
+        <w:rPr>
+          <w:rFonts w:ascii="Times New Roman" w:hAnsi="Times New Roman" w:cs="Times New Roman"/>
         </w:rPr>
         <w:t xml:space="preserve">storing JWT tokens in localStorage; </w:t>
       </w:r>
@@ -4798,13 +4361,11 @@
         </w:numPr>
         <w:rPr>
           <w:rFonts w:ascii="Times New Roman" w:hAnsi="Times New Roman" w:cs="Times New Roman"/>
-          <w:lang/>
-        </w:rPr>
-      </w:pPr>
-      <w:r>
-        <w:rPr>
-          <w:rFonts w:ascii="Times New Roman" w:hAnsi="Times New Roman" w:cs="Times New Roman"/>
-          <w:lang/>
+        </w:rPr>
+      </w:pPr>
+      <w:r>
+        <w:rPr>
+          <w:rFonts w:ascii="Times New Roman" w:hAnsi="Times New Roman" w:cs="Times New Roman"/>
         </w:rPr>
         <w:t xml:space="preserve">protecting routes based on authentication state. </w:t>
       </w:r>
@@ -4815,7 +4376,6 @@
           <w:rFonts w:ascii="Times New Roman" w:hAnsi="Times New Roman" w:cs="Times New Roman"/>
           <w:b/>
           <w:bCs/>
-          <w:lang/>
         </w:rPr>
       </w:pPr>
       <w:r>
@@ -4823,9 +4383,7 @@
           <w:rFonts w:ascii="Times New Roman" w:hAnsi="Times New Roman" w:cs="Times New Roman"/>
           <w:b/>
           <w:bCs/>
-          <w:lang/>
-        </w:rPr>
-        <w:lastRenderedPageBreak/>
+        </w:rPr>
         <w:t>Backend Layer</w:t>
       </w:r>
     </w:p>
@@ -4833,13 +4391,11 @@
       <w:pPr>
         <w:rPr>
           <w:rFonts w:ascii="Times New Roman" w:hAnsi="Times New Roman" w:cs="Times New Roman"/>
-          <w:lang/>
-        </w:rPr>
-      </w:pPr>
-      <w:r>
-        <w:rPr>
-          <w:rFonts w:ascii="Times New Roman" w:hAnsi="Times New Roman" w:cs="Times New Roman"/>
-          <w:lang/>
+        </w:rPr>
+      </w:pPr>
+      <w:r>
+        <w:rPr>
+          <w:rFonts w:ascii="Times New Roman" w:hAnsi="Times New Roman" w:cs="Times New Roman"/>
         </w:rPr>
         <w:t>The backend is a REST API developed with Express.js. It is responsible for:</w:t>
       </w:r>
@@ -4852,13 +4408,11 @@
         </w:numPr>
         <w:rPr>
           <w:rFonts w:ascii="Times New Roman" w:hAnsi="Times New Roman" w:cs="Times New Roman"/>
-          <w:lang/>
-        </w:rPr>
-      </w:pPr>
-      <w:r>
-        <w:rPr>
-          <w:rFonts w:ascii="Times New Roman" w:hAnsi="Times New Roman" w:cs="Times New Roman"/>
-          <w:lang/>
+        </w:rPr>
+      </w:pPr>
+      <w:r>
+        <w:rPr>
+          <w:rFonts w:ascii="Times New Roman" w:hAnsi="Times New Roman" w:cs="Times New Roman"/>
         </w:rPr>
         <w:t xml:space="preserve">processing HTTP requests; </w:t>
       </w:r>
@@ -4871,13 +4425,11 @@
         </w:numPr>
         <w:rPr>
           <w:rFonts w:ascii="Times New Roman" w:hAnsi="Times New Roman" w:cs="Times New Roman"/>
-          <w:lang/>
-        </w:rPr>
-      </w:pPr>
-      <w:r>
-        <w:rPr>
-          <w:rFonts w:ascii="Times New Roman" w:hAnsi="Times New Roman" w:cs="Times New Roman"/>
-          <w:lang/>
+        </w:rPr>
+      </w:pPr>
+      <w:r>
+        <w:rPr>
+          <w:rFonts w:ascii="Times New Roman" w:hAnsi="Times New Roman" w:cs="Times New Roman"/>
         </w:rPr>
         <w:t xml:space="preserve">validating data; </w:t>
       </w:r>
@@ -4890,13 +4442,11 @@
         </w:numPr>
         <w:rPr>
           <w:rFonts w:ascii="Times New Roman" w:hAnsi="Times New Roman" w:cs="Times New Roman"/>
-          <w:lang/>
-        </w:rPr>
-      </w:pPr>
-      <w:r>
-        <w:rPr>
-          <w:rFonts w:ascii="Times New Roman" w:hAnsi="Times New Roman" w:cs="Times New Roman"/>
-          <w:lang/>
+        </w:rPr>
+      </w:pPr>
+      <w:r>
+        <w:rPr>
+          <w:rFonts w:ascii="Times New Roman" w:hAnsi="Times New Roman" w:cs="Times New Roman"/>
         </w:rPr>
         <w:t xml:space="preserve">authenticating users; </w:t>
       </w:r>
@@ -4909,13 +4459,11 @@
         </w:numPr>
         <w:rPr>
           <w:rFonts w:ascii="Times New Roman" w:hAnsi="Times New Roman" w:cs="Times New Roman"/>
-          <w:lang/>
-        </w:rPr>
-      </w:pPr>
-      <w:r>
-        <w:rPr>
-          <w:rFonts w:ascii="Times New Roman" w:hAnsi="Times New Roman" w:cs="Times New Roman"/>
-          <w:lang/>
+        </w:rPr>
+      </w:pPr>
+      <w:r>
+        <w:rPr>
+          <w:rFonts w:ascii="Times New Roman" w:hAnsi="Times New Roman" w:cs="Times New Roman"/>
         </w:rPr>
         <w:t xml:space="preserve">performing CRUD operations; </w:t>
       </w:r>
@@ -4928,13 +4476,11 @@
         </w:numPr>
         <w:rPr>
           <w:rFonts w:ascii="Times New Roman" w:hAnsi="Times New Roman" w:cs="Times New Roman"/>
-          <w:lang/>
-        </w:rPr>
-      </w:pPr>
-      <w:r>
-        <w:rPr>
-          <w:rFonts w:ascii="Times New Roman" w:hAnsi="Times New Roman" w:cs="Times New Roman"/>
-          <w:lang/>
+        </w:rPr>
+      </w:pPr>
+      <w:r>
+        <w:rPr>
+          <w:rFonts w:ascii="Times New Roman" w:hAnsi="Times New Roman" w:cs="Times New Roman"/>
         </w:rPr>
         <w:t xml:space="preserve">interacting with MongoDB. </w:t>
       </w:r>
@@ -4945,7 +4491,6 @@
           <w:rFonts w:ascii="Times New Roman" w:hAnsi="Times New Roman" w:cs="Times New Roman"/>
           <w:b/>
           <w:bCs/>
-          <w:lang/>
         </w:rPr>
       </w:pPr>
       <w:r>
@@ -4953,7 +4498,6 @@
           <w:rFonts w:ascii="Times New Roman" w:hAnsi="Times New Roman" w:cs="Times New Roman"/>
           <w:b/>
           <w:bCs/>
-          <w:lang/>
         </w:rPr>
         <w:t>Database Layer</w:t>
       </w:r>
@@ -4962,13 +4506,11 @@
       <w:pPr>
         <w:rPr>
           <w:rFonts w:ascii="Times New Roman" w:hAnsi="Times New Roman" w:cs="Times New Roman"/>
-          <w:lang/>
-        </w:rPr>
-      </w:pPr>
-      <w:r>
-        <w:rPr>
-          <w:rFonts w:ascii="Times New Roman" w:hAnsi="Times New Roman" w:cs="Times New Roman"/>
-          <w:lang/>
+        </w:rPr>
+      </w:pPr>
+      <w:r>
+        <w:rPr>
+          <w:rFonts w:ascii="Times New Roman" w:hAnsi="Times New Roman" w:cs="Times New Roman"/>
         </w:rPr>
         <w:t>MongoDB stores user accounts and product data.</w:t>
       </w:r>
@@ -4979,7 +4521,6 @@
           <w:rFonts w:ascii="Times New Roman" w:hAnsi="Times New Roman" w:cs="Times New Roman"/>
           <w:b/>
           <w:bCs/>
-          <w:lang/>
         </w:rPr>
       </w:pPr>
       <w:r>
@@ -4987,7 +4528,6 @@
           <w:rFonts w:ascii="Times New Roman" w:hAnsi="Times New Roman" w:cs="Times New Roman"/>
           <w:b/>
           <w:bCs/>
-          <w:lang/>
         </w:rPr>
         <w:t>Communication Flow</w:t>
       </w:r>
@@ -5000,13 +4540,11 @@
         </w:numPr>
         <w:rPr>
           <w:rFonts w:ascii="Times New Roman" w:hAnsi="Times New Roman" w:cs="Times New Roman"/>
-          <w:lang/>
-        </w:rPr>
-      </w:pPr>
-      <w:r>
-        <w:rPr>
-          <w:rFonts w:ascii="Times New Roman" w:hAnsi="Times New Roman" w:cs="Times New Roman"/>
-          <w:lang/>
+        </w:rPr>
+      </w:pPr>
+      <w:r>
+        <w:rPr>
+          <w:rFonts w:ascii="Times New Roman" w:hAnsi="Times New Roman" w:cs="Times New Roman"/>
         </w:rPr>
         <w:t xml:space="preserve">The user interacts with the React frontend. </w:t>
       </w:r>
@@ -5019,13 +4557,11 @@
         </w:numPr>
         <w:rPr>
           <w:rFonts w:ascii="Times New Roman" w:hAnsi="Times New Roman" w:cs="Times New Roman"/>
-          <w:lang/>
-        </w:rPr>
-      </w:pPr>
-      <w:r>
-        <w:rPr>
-          <w:rFonts w:ascii="Times New Roman" w:hAnsi="Times New Roman" w:cs="Times New Roman"/>
-          <w:lang/>
+        </w:rPr>
+      </w:pPr>
+      <w:r>
+        <w:rPr>
+          <w:rFonts w:ascii="Times New Roman" w:hAnsi="Times New Roman" w:cs="Times New Roman"/>
         </w:rPr>
         <w:t xml:space="preserve">Axios sends HTTP requests to the Express backend. </w:t>
       </w:r>
@@ -5038,13 +4574,11 @@
         </w:numPr>
         <w:rPr>
           <w:rFonts w:ascii="Times New Roman" w:hAnsi="Times New Roman" w:cs="Times New Roman"/>
-          <w:lang/>
-        </w:rPr>
-      </w:pPr>
-      <w:r>
-        <w:rPr>
-          <w:rFonts w:ascii="Times New Roman" w:hAnsi="Times New Roman" w:cs="Times New Roman"/>
-          <w:lang/>
+        </w:rPr>
+      </w:pPr>
+      <w:r>
+        <w:rPr>
+          <w:rFonts w:ascii="Times New Roman" w:hAnsi="Times New Roman" w:cs="Times New Roman"/>
         </w:rPr>
         <w:t xml:space="preserve">Express processes the request. </w:t>
       </w:r>
@@ -5057,13 +4591,11 @@
         </w:numPr>
         <w:rPr>
           <w:rFonts w:ascii="Times New Roman" w:hAnsi="Times New Roman" w:cs="Times New Roman"/>
-          <w:lang/>
-        </w:rPr>
-      </w:pPr>
-      <w:r>
-        <w:rPr>
-          <w:rFonts w:ascii="Times New Roman" w:hAnsi="Times New Roman" w:cs="Times New Roman"/>
-          <w:lang/>
+        </w:rPr>
+      </w:pPr>
+      <w:r>
+        <w:rPr>
+          <w:rFonts w:ascii="Times New Roman" w:hAnsi="Times New Roman" w:cs="Times New Roman"/>
         </w:rPr>
         <w:t xml:space="preserve">Mongoose communicates with MongoDB. </w:t>
       </w:r>
@@ -5076,13 +4608,11 @@
         </w:numPr>
         <w:rPr>
           <w:rFonts w:ascii="Times New Roman" w:hAnsi="Times New Roman" w:cs="Times New Roman"/>
-          <w:lang/>
-        </w:rPr>
-      </w:pPr>
-      <w:r>
-        <w:rPr>
-          <w:rFonts w:ascii="Times New Roman" w:hAnsi="Times New Roman" w:cs="Times New Roman"/>
-          <w:lang/>
+        </w:rPr>
+      </w:pPr>
+      <w:r>
+        <w:rPr>
+          <w:rFonts w:ascii="Times New Roman" w:hAnsi="Times New Roman" w:cs="Times New Roman"/>
         </w:rPr>
         <w:t xml:space="preserve">The response is returned to the frontend. </w:t>
       </w:r>
@@ -5093,7 +4623,6 @@
           <w:rFonts w:ascii="Times New Roman" w:hAnsi="Times New Roman" w:cs="Times New Roman"/>
           <w:b/>
           <w:bCs/>
-          <w:lang/>
         </w:rPr>
       </w:pPr>
       <w:r>
@@ -5101,7 +4630,6 @@
           <w:rFonts w:ascii="Times New Roman" w:hAnsi="Times New Roman" w:cs="Times New Roman"/>
           <w:b/>
           <w:bCs/>
-          <w:lang/>
         </w:rPr>
         <w:t>Authentication Flow</w:t>
       </w:r>
@@ -5114,14 +4642,13 @@
         </w:numPr>
         <w:rPr>
           <w:rFonts w:ascii="Times New Roman" w:hAnsi="Times New Roman" w:cs="Times New Roman"/>
-          <w:lang/>
-        </w:rPr>
-      </w:pPr>
-      <w:r>
-        <w:rPr>
-          <w:rFonts w:ascii="Times New Roman" w:hAnsi="Times New Roman" w:cs="Times New Roman"/>
-          <w:lang/>
-        </w:rPr>
+        </w:rPr>
+      </w:pPr>
+      <w:r>
+        <w:rPr>
+          <w:rFonts w:ascii="Times New Roman" w:hAnsi="Times New Roman" w:cs="Times New Roman"/>
+        </w:rPr>
+        <w:lastRenderedPageBreak/>
         <w:t xml:space="preserve">The user logs in. </w:t>
       </w:r>
     </w:p>
@@ -5133,13 +4660,11 @@
         </w:numPr>
         <w:rPr>
           <w:rFonts w:ascii="Times New Roman" w:hAnsi="Times New Roman" w:cs="Times New Roman"/>
-          <w:lang/>
-        </w:rPr>
-      </w:pPr>
-      <w:r>
-        <w:rPr>
-          <w:rFonts w:ascii="Times New Roman" w:hAnsi="Times New Roman" w:cs="Times New Roman"/>
-          <w:lang/>
+        </w:rPr>
+      </w:pPr>
+      <w:r>
+        <w:rPr>
+          <w:rFonts w:ascii="Times New Roman" w:hAnsi="Times New Roman" w:cs="Times New Roman"/>
         </w:rPr>
         <w:t xml:space="preserve">The backend verifies credentials. </w:t>
       </w:r>
@@ -5152,13 +4677,11 @@
         </w:numPr>
         <w:rPr>
           <w:rFonts w:ascii="Times New Roman" w:hAnsi="Times New Roman" w:cs="Times New Roman"/>
-          <w:lang/>
-        </w:rPr>
-      </w:pPr>
-      <w:r>
-        <w:rPr>
-          <w:rFonts w:ascii="Times New Roman" w:hAnsi="Times New Roman" w:cs="Times New Roman"/>
-          <w:lang/>
+        </w:rPr>
+      </w:pPr>
+      <w:r>
+        <w:rPr>
+          <w:rFonts w:ascii="Times New Roman" w:hAnsi="Times New Roman" w:cs="Times New Roman"/>
         </w:rPr>
         <w:t xml:space="preserve">The server generates a JWT token. </w:t>
       </w:r>
@@ -5171,13 +4694,11 @@
         </w:numPr>
         <w:rPr>
           <w:rFonts w:ascii="Times New Roman" w:hAnsi="Times New Roman" w:cs="Times New Roman"/>
-          <w:lang/>
-        </w:rPr>
-      </w:pPr>
-      <w:r>
-        <w:rPr>
-          <w:rFonts w:ascii="Times New Roman" w:hAnsi="Times New Roman" w:cs="Times New Roman"/>
-          <w:lang/>
+        </w:rPr>
+      </w:pPr>
+      <w:r>
+        <w:rPr>
+          <w:rFonts w:ascii="Times New Roman" w:hAnsi="Times New Roman" w:cs="Times New Roman"/>
         </w:rPr>
         <w:t xml:space="preserve">The token is stored in localStorage. </w:t>
       </w:r>
@@ -5190,13 +4711,11 @@
         </w:numPr>
         <w:rPr>
           <w:rFonts w:ascii="Times New Roman" w:hAnsi="Times New Roman" w:cs="Times New Roman"/>
-          <w:lang/>
-        </w:rPr>
-      </w:pPr>
-      <w:r>
-        <w:rPr>
-          <w:rFonts w:ascii="Times New Roman" w:hAnsi="Times New Roman" w:cs="Times New Roman"/>
-          <w:lang/>
+        </w:rPr>
+      </w:pPr>
+      <w:r>
+        <w:rPr>
+          <w:rFonts w:ascii="Times New Roman" w:hAnsi="Times New Roman" w:cs="Times New Roman"/>
         </w:rPr>
         <w:t xml:space="preserve">Axios sends the token in the Authorization header. </w:t>
       </w:r>
@@ -5209,13 +4728,11 @@
         </w:numPr>
         <w:rPr>
           <w:rFonts w:ascii="Times New Roman" w:hAnsi="Times New Roman" w:cs="Times New Roman"/>
-          <w:lang/>
-        </w:rPr>
-      </w:pPr>
-      <w:r>
-        <w:rPr>
-          <w:rFonts w:ascii="Times New Roman" w:hAnsi="Times New Roman" w:cs="Times New Roman"/>
-          <w:lang/>
+        </w:rPr>
+      </w:pPr>
+      <w:r>
+        <w:rPr>
+          <w:rFonts w:ascii="Times New Roman" w:hAnsi="Times New Roman" w:cs="Times New Roman"/>
         </w:rPr>
         <w:t xml:space="preserve">The backend verifies the token using middleware. </w:t>
       </w:r>
@@ -5227,7 +4744,6 @@
           <w:rFonts w:ascii="Times New Roman" w:hAnsi="Times New Roman" w:cs="Times New Roman"/>
           <w:b/>
           <w:bCs/>
-          <w:lang/>
         </w:rPr>
       </w:pPr>
       <w:r>
@@ -5235,7 +4751,6 @@
           <w:rFonts w:ascii="Times New Roman" w:hAnsi="Times New Roman" w:cs="Times New Roman"/>
           <w:b/>
           <w:bCs/>
-          <w:lang/>
         </w:rPr>
         <w:t>Architecture Diagram</w:t>
       </w:r>
@@ -5245,20 +4760,17 @@
         <w:jc w:val="center"/>
         <w:rPr>
           <w:rFonts w:ascii="Times New Roman" w:hAnsi="Times New Roman" w:cs="Times New Roman"/>
-          <w:lang w:val="ru-RU"/>
-        </w:rPr>
-      </w:pPr>
-      <w:r>
-        <w:rPr>
-          <w:rFonts w:ascii="Times New Roman" w:hAnsi="Times New Roman" w:cs="Times New Roman"/>
-          <w:lang/>
+        </w:rPr>
+      </w:pPr>
+      <w:r>
+        <w:rPr>
+          <w:rFonts w:ascii="Times New Roman" w:hAnsi="Times New Roman" w:cs="Times New Roman"/>
         </w:rPr>
         <w:t>React + TypeScript (Frontend)</w:t>
       </w:r>
       <w:r>
         <w:rPr>
           <w:rFonts w:ascii="Times New Roman" w:hAnsi="Times New Roman" w:cs="Times New Roman"/>
-          <w:lang/>
         </w:rPr>
         <w:br/>
         <w:t xml:space="preserve">            │</w:t>
@@ -5266,7 +4778,6 @@
       <w:r>
         <w:rPr>
           <w:rFonts w:ascii="Times New Roman" w:hAnsi="Times New Roman" w:cs="Times New Roman"/>
-          <w:lang/>
         </w:rPr>
         <w:br/>
         <w:t xml:space="preserve">            ▼</w:t>
@@ -5274,7 +4785,6 @@
       <w:r>
         <w:rPr>
           <w:rFonts w:ascii="Times New Roman" w:hAnsi="Times New Roman" w:cs="Times New Roman"/>
-          <w:lang/>
         </w:rPr>
         <w:br/>
         <w:t xml:space="preserve">        Axios HTTP</w:t>
@@ -5282,7 +4792,6 @@
       <w:r>
         <w:rPr>
           <w:rFonts w:ascii="Times New Roman" w:hAnsi="Times New Roman" w:cs="Times New Roman"/>
-          <w:lang/>
         </w:rPr>
         <w:br/>
         <w:t xml:space="preserve">            │</w:t>
@@ -5290,7 +4799,6 @@
       <w:r>
         <w:rPr>
           <w:rFonts w:ascii="Times New Roman" w:hAnsi="Times New Roman" w:cs="Times New Roman"/>
-          <w:lang/>
         </w:rPr>
         <w:br/>
         <w:t xml:space="preserve">            ▼</w:t>
@@ -5298,7 +4806,6 @@
       <w:r>
         <w:rPr>
           <w:rFonts w:ascii="Times New Roman" w:hAnsi="Times New Roman" w:cs="Times New Roman"/>
-          <w:lang/>
         </w:rPr>
         <w:br/>
         <w:t>Express.js REST API (Backend)</w:t>
@@ -5306,7 +4813,6 @@
       <w:r>
         <w:rPr>
           <w:rFonts w:ascii="Times New Roman" w:hAnsi="Times New Roman" w:cs="Times New Roman"/>
-          <w:lang/>
         </w:rPr>
         <w:br/>
         <w:t xml:space="preserve">            │</w:t>
@@ -5314,7 +4820,6 @@
       <w:r>
         <w:rPr>
           <w:rFonts w:ascii="Times New Roman" w:hAnsi="Times New Roman" w:cs="Times New Roman"/>
-          <w:lang/>
         </w:rPr>
         <w:br/>
         <w:t xml:space="preserve">            ▼</w:t>
@@ -5322,22 +4827,13 @@
       <w:r>
         <w:rPr>
           <w:rFonts w:ascii="Times New Roman" w:hAnsi="Times New Roman" w:cs="Times New Roman"/>
-          <w:lang/>
         </w:rPr>
         <w:br/>
-      </w:r>
-      <w:r>
-        <w:rPr>
-          <w:rFonts w:ascii="Times New Roman" w:hAnsi="Times New Roman" w:cs="Times New Roman"/>
-          <w:lang/>
-        </w:rPr>
-        <w:lastRenderedPageBreak/>
         <w:t xml:space="preserve">        Mongoose ODM</w:t>
       </w:r>
       <w:r>
         <w:rPr>
           <w:rFonts w:ascii="Times New Roman" w:hAnsi="Times New Roman" w:cs="Times New Roman"/>
-          <w:lang/>
         </w:rPr>
         <w:br/>
         <w:t xml:space="preserve">            │</w:t>
@@ -5345,7 +4841,6 @@
       <w:r>
         <w:rPr>
           <w:rFonts w:ascii="Times New Roman" w:hAnsi="Times New Roman" w:cs="Times New Roman"/>
-          <w:lang/>
         </w:rPr>
         <w:br/>
         <w:t xml:space="preserve">            ▼</w:t>
@@ -5353,7 +4848,6 @@
       <w:r>
         <w:rPr>
           <w:rFonts w:ascii="Times New Roman" w:hAnsi="Times New Roman" w:cs="Times New Roman"/>
-          <w:lang/>
         </w:rPr>
         <w:br/>
         <w:t xml:space="preserve">          MongoDB</w:t>
@@ -5364,7 +4858,6 @@
         <w:jc w:val="center"/>
         <w:rPr>
           <w:rFonts w:ascii="Times New Roman" w:hAnsi="Times New Roman" w:cs="Times New Roman"/>
-          <w:lang w:val="ru-RU"/>
         </w:rPr>
       </w:pPr>
     </w:p>
@@ -5373,7 +4866,6 @@
         <w:jc w:val="center"/>
         <w:rPr>
           <w:rFonts w:ascii="Times New Roman" w:hAnsi="Times New Roman" w:cs="Times New Roman"/>
-          <w:lang w:val="ru-RU"/>
         </w:rPr>
       </w:pPr>
     </w:p>
@@ -5384,7 +4876,6 @@
           <w:rFonts w:ascii="Times New Roman" w:hAnsi="Times New Roman" w:cs="Times New Roman"/>
           <w:b/>
           <w:bCs/>
-          <w:lang/>
         </w:rPr>
       </w:pPr>
       <w:r>
@@ -5392,7 +4883,6 @@
           <w:rFonts w:ascii="Times New Roman" w:hAnsi="Times New Roman" w:cs="Times New Roman"/>
           <w:b/>
           <w:bCs/>
-          <w:lang/>
         </w:rPr>
         <w:t>Docker Architecture</w:t>
       </w:r>
@@ -5402,20 +4892,17 @@
         <w:jc w:val="center"/>
         <w:rPr>
           <w:rFonts w:ascii="Times New Roman" w:hAnsi="Times New Roman" w:cs="Times New Roman"/>
-          <w:lang/>
-        </w:rPr>
-      </w:pPr>
-      <w:r>
-        <w:rPr>
-          <w:rFonts w:ascii="Times New Roman" w:hAnsi="Times New Roman" w:cs="Times New Roman"/>
-          <w:lang/>
+        </w:rPr>
+      </w:pPr>
+      <w:r>
+        <w:rPr>
+          <w:rFonts w:ascii="Times New Roman" w:hAnsi="Times New Roman" w:cs="Times New Roman"/>
         </w:rPr>
         <w:t>Frontend Container</w:t>
       </w:r>
       <w:r>
         <w:rPr>
           <w:rFonts w:ascii="Times New Roman" w:hAnsi="Times New Roman" w:cs="Times New Roman"/>
-          <w:lang/>
         </w:rPr>
         <w:br/>
         <w:t>Backend Container</w:t>
@@ -5423,7 +4910,6 @@
       <w:r>
         <w:rPr>
           <w:rFonts w:ascii="Times New Roman" w:hAnsi="Times New Roman" w:cs="Times New Roman"/>
-          <w:lang/>
         </w:rPr>
         <w:br/>
         <w:t>MongoDB Container</w:t>
@@ -5433,13 +4919,11 @@
       <w:pPr>
         <w:rPr>
           <w:rFonts w:ascii="Times New Roman" w:hAnsi="Times New Roman" w:cs="Times New Roman"/>
-          <w:lang w:val="ru-RU"/>
-        </w:rPr>
-      </w:pPr>
-      <w:r>
-        <w:rPr>
-          <w:rFonts w:ascii="Times New Roman" w:hAnsi="Times New Roman" w:cs="Times New Roman"/>
-          <w:lang/>
+        </w:rPr>
+      </w:pPr>
+      <w:r>
+        <w:rPr>
+          <w:rFonts w:ascii="Times New Roman" w:hAnsi="Times New Roman" w:cs="Times New Roman"/>
         </w:rPr>
         <w:t>All containers are orchestrated by Docker Compose.</w:t>
       </w:r>
@@ -5450,7 +4934,6 @@
           <w:rFonts w:ascii="Times New Roman" w:hAnsi="Times New Roman" w:cs="Times New Roman"/>
           <w:b/>
           <w:bCs/>
-          <w:lang/>
         </w:rPr>
       </w:pPr>
       <w:r>
@@ -5458,7 +4941,6 @@
           <w:rFonts w:ascii="Times New Roman" w:hAnsi="Times New Roman" w:cs="Times New Roman"/>
           <w:b/>
           <w:bCs/>
-          <w:lang/>
         </w:rPr>
         <w:t>8. Data Model</w:t>
       </w:r>
@@ -5467,13 +4949,11 @@
       <w:pPr>
         <w:rPr>
           <w:rFonts w:ascii="Times New Roman" w:hAnsi="Times New Roman" w:cs="Times New Roman"/>
-          <w:lang/>
-        </w:rPr>
-      </w:pPr>
-      <w:r>
-        <w:rPr>
-          <w:rFonts w:ascii="Times New Roman" w:hAnsi="Times New Roman" w:cs="Times New Roman"/>
-          <w:lang/>
+        </w:rPr>
+      </w:pPr>
+      <w:r>
+        <w:rPr>
+          <w:rFonts w:ascii="Times New Roman" w:hAnsi="Times New Roman" w:cs="Times New Roman"/>
         </w:rPr>
         <w:t xml:space="preserve">The application uses two main data models: </w:t>
       </w:r>
@@ -5482,14 +4962,12 @@
           <w:rFonts w:ascii="Times New Roman" w:hAnsi="Times New Roman" w:cs="Times New Roman"/>
           <w:b/>
           <w:bCs/>
-          <w:lang/>
         </w:rPr>
         <w:t>User</w:t>
       </w:r>
       <w:r>
         <w:rPr>
           <w:rFonts w:ascii="Times New Roman" w:hAnsi="Times New Roman" w:cs="Times New Roman"/>
-          <w:lang/>
         </w:rPr>
         <w:t xml:space="preserve"> and </w:t>
       </w:r>
@@ -5498,14 +4976,12 @@
           <w:rFonts w:ascii="Times New Roman" w:hAnsi="Times New Roman" w:cs="Times New Roman"/>
           <w:b/>
           <w:bCs/>
-          <w:lang/>
         </w:rPr>
         <w:t>Product</w:t>
       </w:r>
       <w:r>
         <w:rPr>
           <w:rFonts w:ascii="Times New Roman" w:hAnsi="Times New Roman" w:cs="Times New Roman"/>
-          <w:lang/>
         </w:rPr>
         <w:t>. The User model is needed for registration and authentication, while the Product model represents the main data that users manage in the system.</w:t>
       </w:r>
@@ -5514,29 +4990,29 @@
       <w:pPr>
         <w:rPr>
           <w:rFonts w:ascii="Times New Roman" w:hAnsi="Times New Roman" w:cs="Times New Roman"/>
+        </w:rPr>
+      </w:pPr>
+      <w:r>
+        <w:rPr>
+          <w:rFonts w:ascii="Times New Roman" w:hAnsi="Times New Roman" w:cs="Times New Roman"/>
+        </w:rPr>
+        <w:t>The User model contains an email address and a password. For security reasons, the password is not stored as plain text. Before saving it to the database, the password is hashed using bcrypt. After a successful login, the system generates a JWT token, which is later used to authorize protected requests.</w:t>
+      </w:r>
+    </w:p>
+    <w:p>
+      <w:pPr>
+        <w:rPr>
+          <w:rFonts w:ascii="Times New Roman" w:hAnsi="Times New Roman" w:cs="Times New Roman"/>
           <w:lang w:val="ru-RU"/>
         </w:rPr>
       </w:pPr>
       <w:r>
         <w:rPr>
           <w:rFonts w:ascii="Times New Roman" w:hAnsi="Times New Roman" w:cs="Times New Roman"/>
-          <w:lang/>
-        </w:rPr>
-        <w:t>The User model contains an email address and a password. For security reasons, the password is not stored as plain text. Before saving it to the database, the password is hashed using bcrypt. After a successful login, the system generates a JWT token, which is later used to authorize protected requests.</w:t>
-      </w:r>
-    </w:p>
-    <w:p>
-      <w:pPr>
-        <w:rPr>
-          <w:rFonts w:ascii="Times New Roman" w:hAnsi="Times New Roman" w:cs="Times New Roman"/>
+          <w:noProof/>
           <w:lang w:val="ru-RU"/>
         </w:rPr>
-      </w:pPr>
-      <w:r>
-        <w:rPr>
-          <w:rFonts w:ascii="Times New Roman" w:hAnsi="Times New Roman" w:cs="Times New Roman"/>
-          <w:lang w:val="ru-RU"/>
-        </w:rPr>
+        <w:lastRenderedPageBreak/>
         <w:drawing>
           <wp:inline distT="0" distB="0" distL="0" distR="0" wp14:anchorId="4AD88744" wp14:editId="598F3BF3">
             <wp:extent cx="6152515" cy="1872615"/>
@@ -5578,13 +5054,11 @@
       <w:pPr>
         <w:rPr>
           <w:rFonts w:ascii="Times New Roman" w:hAnsi="Times New Roman" w:cs="Times New Roman"/>
-          <w:lang/>
-        </w:rPr>
-      </w:pPr>
-      <w:r>
-        <w:rPr>
-          <w:rFonts w:ascii="Times New Roman" w:hAnsi="Times New Roman" w:cs="Times New Roman"/>
-          <w:lang/>
+        </w:rPr>
+      </w:pPr>
+      <w:r>
+        <w:rPr>
+          <w:rFonts w:ascii="Times New Roman" w:hAnsi="Times New Roman" w:cs="Times New Roman"/>
         </w:rPr>
         <w:t>The Product model stores information about each product. It includes the product name, description, price, category, image URL, and stock quantity. The model also stores automatic timestamps, which show when the product was created and last updated. This structure makes it possible to display product information clearly in the dashboard and update it when needed.</w:t>
       </w:r>
@@ -5595,7 +5069,6 @@
           <w:rFonts w:ascii="Times New Roman" w:hAnsi="Times New Roman" w:cs="Times New Roman"/>
           <w:b/>
           <w:bCs/>
-          <w:lang/>
         </w:rPr>
       </w:pPr>
       <w:r>
@@ -5603,7 +5076,6 @@
           <w:rFonts w:ascii="Times New Roman" w:hAnsi="Times New Roman" w:cs="Times New Roman"/>
           <w:b/>
           <w:bCs/>
-          <w:lang/>
         </w:rPr>
         <w:t>User Model</w:t>
       </w:r>
@@ -5642,7 +5114,6 @@
                 <w:rFonts w:ascii="Times New Roman" w:hAnsi="Times New Roman" w:cs="Times New Roman"/>
                 <w:b/>
                 <w:bCs/>
-                <w:lang/>
               </w:rPr>
             </w:pPr>
             <w:r>
@@ -5650,7 +5121,6 @@
                 <w:rFonts w:ascii="Times New Roman" w:hAnsi="Times New Roman" w:cs="Times New Roman"/>
                 <w:b/>
                 <w:bCs/>
-                <w:lang/>
               </w:rPr>
               <w:t>Field</w:t>
             </w:r>
@@ -5668,7 +5138,6 @@
                 <w:rFonts w:ascii="Times New Roman" w:hAnsi="Times New Roman" w:cs="Times New Roman"/>
                 <w:b/>
                 <w:bCs/>
-                <w:lang/>
               </w:rPr>
             </w:pPr>
             <w:r>
@@ -5676,7 +5145,6 @@
                 <w:rFonts w:ascii="Times New Roman" w:hAnsi="Times New Roman" w:cs="Times New Roman"/>
                 <w:b/>
                 <w:bCs/>
-                <w:lang/>
               </w:rPr>
               <w:t>Type</w:t>
             </w:r>
@@ -5694,7 +5162,6 @@
                 <w:rFonts w:ascii="Times New Roman" w:hAnsi="Times New Roman" w:cs="Times New Roman"/>
                 <w:b/>
                 <w:bCs/>
-                <w:lang/>
               </w:rPr>
             </w:pPr>
             <w:r>
@@ -5702,7 +5169,6 @@
                 <w:rFonts w:ascii="Times New Roman" w:hAnsi="Times New Roman" w:cs="Times New Roman"/>
                 <w:b/>
                 <w:bCs/>
-                <w:lang/>
               </w:rPr>
               <w:t>Description</w:t>
             </w:r>
@@ -5723,13 +5189,11 @@
             <w:pPr>
               <w:rPr>
                 <w:rFonts w:ascii="Times New Roman" w:hAnsi="Times New Roman" w:cs="Times New Roman"/>
-                <w:lang/>
               </w:rPr>
             </w:pPr>
             <w:r>
               <w:rPr>
                 <w:rFonts w:ascii="Times New Roman" w:hAnsi="Times New Roman" w:cs="Times New Roman"/>
-                <w:lang/>
               </w:rPr>
               <w:t>_id</w:t>
             </w:r>
@@ -5745,13 +5209,11 @@
             <w:pPr>
               <w:rPr>
                 <w:rFonts w:ascii="Times New Roman" w:hAnsi="Times New Roman" w:cs="Times New Roman"/>
-                <w:lang/>
               </w:rPr>
             </w:pPr>
             <w:r>
               <w:rPr>
                 <w:rFonts w:ascii="Times New Roman" w:hAnsi="Times New Roman" w:cs="Times New Roman"/>
-                <w:lang/>
               </w:rPr>
               <w:t>ObjectId</w:t>
             </w:r>
@@ -5767,13 +5229,11 @@
             <w:pPr>
               <w:rPr>
                 <w:rFonts w:ascii="Times New Roman" w:hAnsi="Times New Roman" w:cs="Times New Roman"/>
-                <w:lang/>
               </w:rPr>
             </w:pPr>
             <w:r>
               <w:rPr>
                 <w:rFonts w:ascii="Times New Roman" w:hAnsi="Times New Roman" w:cs="Times New Roman"/>
-                <w:lang/>
               </w:rPr>
               <w:t>Unique identifier</w:t>
             </w:r>
@@ -5794,15 +5254,12 @@
             <w:pPr>
               <w:rPr>
                 <w:rFonts w:ascii="Times New Roman" w:hAnsi="Times New Roman" w:cs="Times New Roman"/>
-                <w:lang/>
               </w:rPr>
             </w:pPr>
             <w:r>
               <w:rPr>
                 <w:rFonts w:ascii="Times New Roman" w:hAnsi="Times New Roman" w:cs="Times New Roman"/>
-                <w:lang/>
               </w:rPr>
-              <w:lastRenderedPageBreak/>
               <w:t>email</w:t>
             </w:r>
           </w:p>
@@ -5817,13 +5274,11 @@
             <w:pPr>
               <w:rPr>
                 <w:rFonts w:ascii="Times New Roman" w:hAnsi="Times New Roman" w:cs="Times New Roman"/>
-                <w:lang/>
               </w:rPr>
             </w:pPr>
             <w:r>
               <w:rPr>
                 <w:rFonts w:ascii="Times New Roman" w:hAnsi="Times New Roman" w:cs="Times New Roman"/>
-                <w:lang/>
               </w:rPr>
               <w:t>String</w:t>
             </w:r>
@@ -5839,13 +5294,11 @@
             <w:pPr>
               <w:rPr>
                 <w:rFonts w:ascii="Times New Roman" w:hAnsi="Times New Roman" w:cs="Times New Roman"/>
-                <w:lang/>
               </w:rPr>
             </w:pPr>
             <w:r>
               <w:rPr>
                 <w:rFonts w:ascii="Times New Roman" w:hAnsi="Times New Roman" w:cs="Times New Roman"/>
-                <w:lang/>
               </w:rPr>
               <w:t>User email address</w:t>
             </w:r>
@@ -5866,13 +5319,11 @@
             <w:pPr>
               <w:rPr>
                 <w:rFonts w:ascii="Times New Roman" w:hAnsi="Times New Roman" w:cs="Times New Roman"/>
-                <w:lang/>
               </w:rPr>
             </w:pPr>
             <w:r>
               <w:rPr>
                 <w:rFonts w:ascii="Times New Roman" w:hAnsi="Times New Roman" w:cs="Times New Roman"/>
-                <w:lang/>
               </w:rPr>
               <w:t>password</w:t>
             </w:r>
@@ -5888,13 +5339,11 @@
             <w:pPr>
               <w:rPr>
                 <w:rFonts w:ascii="Times New Roman" w:hAnsi="Times New Roman" w:cs="Times New Roman"/>
-                <w:lang/>
               </w:rPr>
             </w:pPr>
             <w:r>
               <w:rPr>
                 <w:rFonts w:ascii="Times New Roman" w:hAnsi="Times New Roman" w:cs="Times New Roman"/>
-                <w:lang/>
               </w:rPr>
               <w:t>String</w:t>
             </w:r>
@@ -5910,13 +5359,11 @@
             <w:pPr>
               <w:rPr>
                 <w:rFonts w:ascii="Times New Roman" w:hAnsi="Times New Roman" w:cs="Times New Roman"/>
-                <w:lang/>
               </w:rPr>
             </w:pPr>
             <w:r>
               <w:rPr>
                 <w:rFonts w:ascii="Times New Roman" w:hAnsi="Times New Roman" w:cs="Times New Roman"/>
-                <w:lang/>
               </w:rPr>
               <w:t>Hashed user password</w:t>
             </w:r>
@@ -5930,7 +5377,6 @@
           <w:rFonts w:ascii="Times New Roman" w:hAnsi="Times New Roman" w:cs="Times New Roman"/>
           <w:b/>
           <w:bCs/>
-          <w:lang/>
         </w:rPr>
       </w:pPr>
       <w:r>
@@ -5938,7 +5384,6 @@
           <w:rFonts w:ascii="Times New Roman" w:hAnsi="Times New Roman" w:cs="Times New Roman"/>
           <w:b/>
           <w:bCs/>
-          <w:lang/>
         </w:rPr>
         <w:t>Product Model</w:t>
       </w:r>
@@ -5977,7 +5422,6 @@
                 <w:rFonts w:ascii="Times New Roman" w:hAnsi="Times New Roman" w:cs="Times New Roman"/>
                 <w:b/>
                 <w:bCs/>
-                <w:lang/>
               </w:rPr>
             </w:pPr>
             <w:r>
@@ -5985,7 +5429,6 @@
                 <w:rFonts w:ascii="Times New Roman" w:hAnsi="Times New Roman" w:cs="Times New Roman"/>
                 <w:b/>
                 <w:bCs/>
-                <w:lang/>
               </w:rPr>
               <w:t>Field</w:t>
             </w:r>
@@ -6003,7 +5446,6 @@
                 <w:rFonts w:ascii="Times New Roman" w:hAnsi="Times New Roman" w:cs="Times New Roman"/>
                 <w:b/>
                 <w:bCs/>
-                <w:lang/>
               </w:rPr>
             </w:pPr>
             <w:r>
@@ -6011,7 +5453,6 @@
                 <w:rFonts w:ascii="Times New Roman" w:hAnsi="Times New Roman" w:cs="Times New Roman"/>
                 <w:b/>
                 <w:bCs/>
-                <w:lang/>
               </w:rPr>
               <w:t>Type</w:t>
             </w:r>
@@ -6029,7 +5470,6 @@
                 <w:rFonts w:ascii="Times New Roman" w:hAnsi="Times New Roman" w:cs="Times New Roman"/>
                 <w:b/>
                 <w:bCs/>
-                <w:lang/>
               </w:rPr>
             </w:pPr>
             <w:r>
@@ -6037,7 +5477,6 @@
                 <w:rFonts w:ascii="Times New Roman" w:hAnsi="Times New Roman" w:cs="Times New Roman"/>
                 <w:b/>
                 <w:bCs/>
-                <w:lang/>
               </w:rPr>
               <w:t>Description</w:t>
             </w:r>
@@ -6058,13 +5497,11 @@
             <w:pPr>
               <w:rPr>
                 <w:rFonts w:ascii="Times New Roman" w:hAnsi="Times New Roman" w:cs="Times New Roman"/>
-                <w:lang/>
               </w:rPr>
             </w:pPr>
             <w:r>
               <w:rPr>
                 <w:rFonts w:ascii="Times New Roman" w:hAnsi="Times New Roman" w:cs="Times New Roman"/>
-                <w:lang/>
               </w:rPr>
               <w:t>_id</w:t>
             </w:r>
@@ -6080,13 +5517,11 @@
             <w:pPr>
               <w:rPr>
                 <w:rFonts w:ascii="Times New Roman" w:hAnsi="Times New Roman" w:cs="Times New Roman"/>
-                <w:lang/>
               </w:rPr>
             </w:pPr>
             <w:r>
               <w:rPr>
                 <w:rFonts w:ascii="Times New Roman" w:hAnsi="Times New Roman" w:cs="Times New Roman"/>
-                <w:lang/>
               </w:rPr>
               <w:t>ObjectId</w:t>
             </w:r>
@@ -6102,13 +5537,11 @@
             <w:pPr>
               <w:rPr>
                 <w:rFonts w:ascii="Times New Roman" w:hAnsi="Times New Roman" w:cs="Times New Roman"/>
-                <w:lang/>
               </w:rPr>
             </w:pPr>
             <w:r>
               <w:rPr>
                 <w:rFonts w:ascii="Times New Roman" w:hAnsi="Times New Roman" w:cs="Times New Roman"/>
-                <w:lang/>
               </w:rPr>
               <w:t>Unique identifier</w:t>
             </w:r>
@@ -6129,13 +5562,11 @@
             <w:pPr>
               <w:rPr>
                 <w:rFonts w:ascii="Times New Roman" w:hAnsi="Times New Roman" w:cs="Times New Roman"/>
-                <w:lang/>
               </w:rPr>
             </w:pPr>
             <w:r>
               <w:rPr>
                 <w:rFonts w:ascii="Times New Roman" w:hAnsi="Times New Roman" w:cs="Times New Roman"/>
-                <w:lang/>
               </w:rPr>
               <w:t>name</w:t>
             </w:r>
@@ -6151,13 +5582,11 @@
             <w:pPr>
               <w:rPr>
                 <w:rFonts w:ascii="Times New Roman" w:hAnsi="Times New Roman" w:cs="Times New Roman"/>
-                <w:lang/>
               </w:rPr>
             </w:pPr>
             <w:r>
               <w:rPr>
                 <w:rFonts w:ascii="Times New Roman" w:hAnsi="Times New Roman" w:cs="Times New Roman"/>
-                <w:lang/>
               </w:rPr>
               <w:t>String</w:t>
             </w:r>
@@ -6173,13 +5602,11 @@
             <w:pPr>
               <w:rPr>
                 <w:rFonts w:ascii="Times New Roman" w:hAnsi="Times New Roman" w:cs="Times New Roman"/>
-                <w:lang/>
               </w:rPr>
             </w:pPr>
             <w:r>
               <w:rPr>
                 <w:rFonts w:ascii="Times New Roman" w:hAnsi="Times New Roman" w:cs="Times New Roman"/>
-                <w:lang/>
               </w:rPr>
               <w:t>Product name</w:t>
             </w:r>
@@ -6200,13 +5627,11 @@
             <w:pPr>
               <w:rPr>
                 <w:rFonts w:ascii="Times New Roman" w:hAnsi="Times New Roman" w:cs="Times New Roman"/>
-                <w:lang/>
               </w:rPr>
             </w:pPr>
             <w:r>
               <w:rPr>
                 <w:rFonts w:ascii="Times New Roman" w:hAnsi="Times New Roman" w:cs="Times New Roman"/>
-                <w:lang/>
               </w:rPr>
               <w:t>description</w:t>
             </w:r>
@@ -6222,13 +5647,11 @@
             <w:pPr>
               <w:rPr>
                 <w:rFonts w:ascii="Times New Roman" w:hAnsi="Times New Roman" w:cs="Times New Roman"/>
-                <w:lang/>
               </w:rPr>
             </w:pPr>
             <w:r>
               <w:rPr>
                 <w:rFonts w:ascii="Times New Roman" w:hAnsi="Times New Roman" w:cs="Times New Roman"/>
-                <w:lang/>
               </w:rPr>
               <w:t>String</w:t>
             </w:r>
@@ -6244,13 +5667,11 @@
             <w:pPr>
               <w:rPr>
                 <w:rFonts w:ascii="Times New Roman" w:hAnsi="Times New Roman" w:cs="Times New Roman"/>
-                <w:lang/>
               </w:rPr>
             </w:pPr>
             <w:r>
               <w:rPr>
                 <w:rFonts w:ascii="Times New Roman" w:hAnsi="Times New Roman" w:cs="Times New Roman"/>
-                <w:lang/>
               </w:rPr>
               <w:t>Optional product description</w:t>
             </w:r>
@@ -6271,13 +5692,11 @@
             <w:pPr>
               <w:rPr>
                 <w:rFonts w:ascii="Times New Roman" w:hAnsi="Times New Roman" w:cs="Times New Roman"/>
-                <w:lang/>
               </w:rPr>
             </w:pPr>
             <w:r>
               <w:rPr>
                 <w:rFonts w:ascii="Times New Roman" w:hAnsi="Times New Roman" w:cs="Times New Roman"/>
-                <w:lang/>
               </w:rPr>
               <w:t>price</w:t>
             </w:r>
@@ -6293,13 +5712,11 @@
             <w:pPr>
               <w:rPr>
                 <w:rFonts w:ascii="Times New Roman" w:hAnsi="Times New Roman" w:cs="Times New Roman"/>
-                <w:lang/>
               </w:rPr>
             </w:pPr>
             <w:r>
               <w:rPr>
                 <w:rFonts w:ascii="Times New Roman" w:hAnsi="Times New Roman" w:cs="Times New Roman"/>
-                <w:lang/>
               </w:rPr>
               <w:t>Number</w:t>
             </w:r>
@@ -6315,13 +5732,11 @@
             <w:pPr>
               <w:rPr>
                 <w:rFonts w:ascii="Times New Roman" w:hAnsi="Times New Roman" w:cs="Times New Roman"/>
-                <w:lang/>
               </w:rPr>
             </w:pPr>
             <w:r>
               <w:rPr>
                 <w:rFonts w:ascii="Times New Roman" w:hAnsi="Times New Roman" w:cs="Times New Roman"/>
-                <w:lang/>
               </w:rPr>
               <w:t>Product price</w:t>
             </w:r>
@@ -6342,13 +5757,11 @@
             <w:pPr>
               <w:rPr>
                 <w:rFonts w:ascii="Times New Roman" w:hAnsi="Times New Roman" w:cs="Times New Roman"/>
-                <w:lang/>
               </w:rPr>
             </w:pPr>
             <w:r>
               <w:rPr>
                 <w:rFonts w:ascii="Times New Roman" w:hAnsi="Times New Roman" w:cs="Times New Roman"/>
-                <w:lang/>
               </w:rPr>
               <w:t>category</w:t>
             </w:r>
@@ -6364,13 +5777,11 @@
             <w:pPr>
               <w:rPr>
                 <w:rFonts w:ascii="Times New Roman" w:hAnsi="Times New Roman" w:cs="Times New Roman"/>
-                <w:lang/>
               </w:rPr>
             </w:pPr>
             <w:r>
               <w:rPr>
                 <w:rFonts w:ascii="Times New Roman" w:hAnsi="Times New Roman" w:cs="Times New Roman"/>
-                <w:lang/>
               </w:rPr>
               <w:t>String</w:t>
             </w:r>
@@ -6386,13 +5797,11 @@
             <w:pPr>
               <w:rPr>
                 <w:rFonts w:ascii="Times New Roman" w:hAnsi="Times New Roman" w:cs="Times New Roman"/>
-                <w:lang/>
               </w:rPr>
             </w:pPr>
             <w:r>
               <w:rPr>
                 <w:rFonts w:ascii="Times New Roman" w:hAnsi="Times New Roman" w:cs="Times New Roman"/>
-                <w:lang/>
               </w:rPr>
               <w:t>Product category</w:t>
             </w:r>
@@ -6413,13 +5822,11 @@
             <w:pPr>
               <w:rPr>
                 <w:rFonts w:ascii="Times New Roman" w:hAnsi="Times New Roman" w:cs="Times New Roman"/>
-                <w:lang/>
               </w:rPr>
             </w:pPr>
             <w:r>
               <w:rPr>
                 <w:rFonts w:ascii="Times New Roman" w:hAnsi="Times New Roman" w:cs="Times New Roman"/>
-                <w:lang/>
               </w:rPr>
               <w:t>image</w:t>
             </w:r>
@@ -6435,13 +5842,11 @@
             <w:pPr>
               <w:rPr>
                 <w:rFonts w:ascii="Times New Roman" w:hAnsi="Times New Roman" w:cs="Times New Roman"/>
-                <w:lang/>
               </w:rPr>
             </w:pPr>
             <w:r>
               <w:rPr>
                 <w:rFonts w:ascii="Times New Roman" w:hAnsi="Times New Roman" w:cs="Times New Roman"/>
-                <w:lang/>
               </w:rPr>
               <w:t>String</w:t>
             </w:r>
@@ -6457,13 +5862,11 @@
             <w:pPr>
               <w:rPr>
                 <w:rFonts w:ascii="Times New Roman" w:hAnsi="Times New Roman" w:cs="Times New Roman"/>
-                <w:lang/>
               </w:rPr>
             </w:pPr>
             <w:r>
               <w:rPr>
                 <w:rFonts w:ascii="Times New Roman" w:hAnsi="Times New Roman" w:cs="Times New Roman"/>
-                <w:lang/>
               </w:rPr>
               <w:t>Product image URL</w:t>
             </w:r>
@@ -6484,13 +5887,11 @@
             <w:pPr>
               <w:rPr>
                 <w:rFonts w:ascii="Times New Roman" w:hAnsi="Times New Roman" w:cs="Times New Roman"/>
-                <w:lang/>
               </w:rPr>
             </w:pPr>
             <w:r>
               <w:rPr>
                 <w:rFonts w:ascii="Times New Roman" w:hAnsi="Times New Roman" w:cs="Times New Roman"/>
-                <w:lang/>
               </w:rPr>
               <w:t>countInStock</w:t>
             </w:r>
@@ -6506,13 +5907,11 @@
             <w:pPr>
               <w:rPr>
                 <w:rFonts w:ascii="Times New Roman" w:hAnsi="Times New Roman" w:cs="Times New Roman"/>
-                <w:lang/>
               </w:rPr>
             </w:pPr>
             <w:r>
               <w:rPr>
                 <w:rFonts w:ascii="Times New Roman" w:hAnsi="Times New Roman" w:cs="Times New Roman"/>
-                <w:lang/>
               </w:rPr>
               <w:t>Number</w:t>
             </w:r>
@@ -6528,13 +5927,11 @@
             <w:pPr>
               <w:rPr>
                 <w:rFonts w:ascii="Times New Roman" w:hAnsi="Times New Roman" w:cs="Times New Roman"/>
-                <w:lang/>
               </w:rPr>
             </w:pPr>
             <w:r>
               <w:rPr>
                 <w:rFonts w:ascii="Times New Roman" w:hAnsi="Times New Roman" w:cs="Times New Roman"/>
-                <w:lang/>
               </w:rPr>
               <w:t>Product quantity in stock</w:t>
             </w:r>
@@ -6555,13 +5952,11 @@
             <w:pPr>
               <w:rPr>
                 <w:rFonts w:ascii="Times New Roman" w:hAnsi="Times New Roman" w:cs="Times New Roman"/>
-                <w:lang/>
               </w:rPr>
             </w:pPr>
             <w:r>
               <w:rPr>
                 <w:rFonts w:ascii="Times New Roman" w:hAnsi="Times New Roman" w:cs="Times New Roman"/>
-                <w:lang/>
               </w:rPr>
               <w:t>createdAt</w:t>
             </w:r>
@@ -6577,13 +5972,11 @@
             <w:pPr>
               <w:rPr>
                 <w:rFonts w:ascii="Times New Roman" w:hAnsi="Times New Roman" w:cs="Times New Roman"/>
-                <w:lang/>
               </w:rPr>
             </w:pPr>
             <w:r>
               <w:rPr>
                 <w:rFonts w:ascii="Times New Roman" w:hAnsi="Times New Roman" w:cs="Times New Roman"/>
-                <w:lang/>
               </w:rPr>
               <w:t>Date</w:t>
             </w:r>
@@ -6599,13 +5992,11 @@
             <w:pPr>
               <w:rPr>
                 <w:rFonts w:ascii="Times New Roman" w:hAnsi="Times New Roman" w:cs="Times New Roman"/>
-                <w:lang/>
               </w:rPr>
             </w:pPr>
             <w:r>
               <w:rPr>
                 <w:rFonts w:ascii="Times New Roman" w:hAnsi="Times New Roman" w:cs="Times New Roman"/>
-                <w:lang/>
               </w:rPr>
               <w:t>Date when the product was created</w:t>
             </w:r>
@@ -6626,13 +6017,11 @@
             <w:pPr>
               <w:rPr>
                 <w:rFonts w:ascii="Times New Roman" w:hAnsi="Times New Roman" w:cs="Times New Roman"/>
-                <w:lang/>
               </w:rPr>
             </w:pPr>
             <w:r>
               <w:rPr>
                 <w:rFonts w:ascii="Times New Roman" w:hAnsi="Times New Roman" w:cs="Times New Roman"/>
-                <w:lang/>
               </w:rPr>
               <w:t>updatedAt</w:t>
             </w:r>
@@ -6648,13 +6037,11 @@
             <w:pPr>
               <w:rPr>
                 <w:rFonts w:ascii="Times New Roman" w:hAnsi="Times New Roman" w:cs="Times New Roman"/>
-                <w:lang/>
               </w:rPr>
             </w:pPr>
             <w:r>
               <w:rPr>
                 <w:rFonts w:ascii="Times New Roman" w:hAnsi="Times New Roman" w:cs="Times New Roman"/>
-                <w:lang/>
               </w:rPr>
               <w:t>Date</w:t>
             </w:r>
@@ -6670,13 +6057,11 @@
             <w:pPr>
               <w:rPr>
                 <w:rFonts w:ascii="Times New Roman" w:hAnsi="Times New Roman" w:cs="Times New Roman"/>
-                <w:lang/>
               </w:rPr>
             </w:pPr>
             <w:r>
               <w:rPr>
                 <w:rFonts w:ascii="Times New Roman" w:hAnsi="Times New Roman" w:cs="Times New Roman"/>
-                <w:lang/>
               </w:rPr>
               <w:t>Date when the product was last updated</w:t>
             </w:r>
@@ -6688,7 +6073,6 @@
       <w:pPr>
         <w:rPr>
           <w:rFonts w:ascii="Times New Roman" w:hAnsi="Times New Roman" w:cs="Times New Roman"/>
-          <w:lang w:val="ru-RU"/>
         </w:rPr>
       </w:pPr>
     </w:p>
@@ -6698,7 +6082,6 @@
           <w:rFonts w:ascii="Times New Roman" w:hAnsi="Times New Roman" w:cs="Times New Roman"/>
           <w:b/>
           <w:bCs/>
-          <w:lang/>
         </w:rPr>
       </w:pPr>
       <w:r>
@@ -6706,8 +6089,8 @@
           <w:rFonts w:ascii="Times New Roman" w:hAnsi="Times New Roman" w:cs="Times New Roman"/>
           <w:b/>
           <w:bCs/>
-          <w:lang/>
-        </w:rPr>
+        </w:rPr>
+        <w:lastRenderedPageBreak/>
         <w:t>9. API Scope</w:t>
       </w:r>
     </w:p>
@@ -6715,13 +6098,11 @@
       <w:pPr>
         <w:rPr>
           <w:rFonts w:ascii="Times New Roman" w:hAnsi="Times New Roman" w:cs="Times New Roman"/>
-          <w:lang/>
-        </w:rPr>
-      </w:pPr>
-      <w:r>
-        <w:rPr>
-          <w:rFonts w:ascii="Times New Roman" w:hAnsi="Times New Roman" w:cs="Times New Roman"/>
-          <w:lang/>
+        </w:rPr>
+      </w:pPr>
+      <w:r>
+        <w:rPr>
+          <w:rFonts w:ascii="Times New Roman" w:hAnsi="Times New Roman" w:cs="Times New Roman"/>
         </w:rPr>
         <w:t>To connect the frontend and backend parts of the application, I developed a REST API. All requests are sent through HTTP, and the data is transferred in JSON format. This makes the application structure clearer because the frontend is responsible for the interface, while the backend handles business logic, authentication, and database operations.</w:t>
       </w:r>
@@ -6730,13 +6111,11 @@
       <w:pPr>
         <w:rPr>
           <w:rFonts w:ascii="Times New Roman" w:hAnsi="Times New Roman" w:cs="Times New Roman"/>
-          <w:lang/>
-        </w:rPr>
-      </w:pPr>
-      <w:r>
-        <w:rPr>
-          <w:rFonts w:ascii="Times New Roman" w:hAnsi="Times New Roman" w:cs="Times New Roman"/>
-          <w:lang/>
+        </w:rPr>
+      </w:pPr>
+      <w:r>
+        <w:rPr>
+          <w:rFonts w:ascii="Times New Roman" w:hAnsi="Times New Roman" w:cs="Times New Roman"/>
         </w:rPr>
         <w:t>The API is divided into two main parts. The first part is responsible for user registration and login. The second part is responsible for product management. After a successful login, the backend returns a JWT token. This token is stored on the frontend and is sent with protected requests.</w:t>
       </w:r>
@@ -6747,7 +6126,6 @@
           <w:rFonts w:ascii="Times New Roman" w:hAnsi="Times New Roman" w:cs="Times New Roman"/>
           <w:b/>
           <w:bCs/>
-          <w:lang/>
         </w:rPr>
       </w:pPr>
       <w:r>
@@ -6755,7 +6133,6 @@
           <w:rFonts w:ascii="Times New Roman" w:hAnsi="Times New Roman" w:cs="Times New Roman"/>
           <w:b/>
           <w:bCs/>
-          <w:lang/>
         </w:rPr>
         <w:t>Authentication Endpoints</w:t>
       </w:r>
@@ -6794,7 +6171,6 @@
                 <w:rFonts w:ascii="Times New Roman" w:hAnsi="Times New Roman" w:cs="Times New Roman"/>
                 <w:b/>
                 <w:bCs/>
-                <w:lang/>
               </w:rPr>
             </w:pPr>
             <w:r>
@@ -6802,7 +6178,6 @@
                 <w:rFonts w:ascii="Times New Roman" w:hAnsi="Times New Roman" w:cs="Times New Roman"/>
                 <w:b/>
                 <w:bCs/>
-                <w:lang/>
               </w:rPr>
               <w:t>Method</w:t>
             </w:r>
@@ -6820,7 +6195,6 @@
                 <w:rFonts w:ascii="Times New Roman" w:hAnsi="Times New Roman" w:cs="Times New Roman"/>
                 <w:b/>
                 <w:bCs/>
-                <w:lang/>
               </w:rPr>
             </w:pPr>
             <w:r>
@@ -6828,7 +6202,6 @@
                 <w:rFonts w:ascii="Times New Roman" w:hAnsi="Times New Roman" w:cs="Times New Roman"/>
                 <w:b/>
                 <w:bCs/>
-                <w:lang/>
               </w:rPr>
               <w:t>Endpoint</w:t>
             </w:r>
@@ -6846,7 +6219,6 @@
                 <w:rFonts w:ascii="Times New Roman" w:hAnsi="Times New Roman" w:cs="Times New Roman"/>
                 <w:b/>
                 <w:bCs/>
-                <w:lang/>
               </w:rPr>
             </w:pPr>
             <w:r>
@@ -6854,7 +6226,6 @@
                 <w:rFonts w:ascii="Times New Roman" w:hAnsi="Times New Roman" w:cs="Times New Roman"/>
                 <w:b/>
                 <w:bCs/>
-                <w:lang/>
               </w:rPr>
               <w:t>Description</w:t>
             </w:r>
@@ -6875,13 +6246,11 @@
             <w:pPr>
               <w:rPr>
                 <w:rFonts w:ascii="Times New Roman" w:hAnsi="Times New Roman" w:cs="Times New Roman"/>
-                <w:lang/>
               </w:rPr>
             </w:pPr>
             <w:r>
               <w:rPr>
                 <w:rFonts w:ascii="Times New Roman" w:hAnsi="Times New Roman" w:cs="Times New Roman"/>
-                <w:lang/>
               </w:rPr>
               <w:t>POST</w:t>
             </w:r>
@@ -6897,13 +6266,11 @@
             <w:pPr>
               <w:rPr>
                 <w:rFonts w:ascii="Times New Roman" w:hAnsi="Times New Roman" w:cs="Times New Roman"/>
-                <w:lang/>
               </w:rPr>
             </w:pPr>
             <w:r>
               <w:rPr>
                 <w:rFonts w:ascii="Times New Roman" w:hAnsi="Times New Roman" w:cs="Times New Roman"/>
-                <w:lang/>
               </w:rPr>
               <w:t>/api/auth/register</w:t>
             </w:r>
@@ -6919,13 +6286,11 @@
             <w:pPr>
               <w:rPr>
                 <w:rFonts w:ascii="Times New Roman" w:hAnsi="Times New Roman" w:cs="Times New Roman"/>
-                <w:lang/>
               </w:rPr>
             </w:pPr>
             <w:r>
               <w:rPr>
                 <w:rFonts w:ascii="Times New Roman" w:hAnsi="Times New Roman" w:cs="Times New Roman"/>
-                <w:lang/>
               </w:rPr>
               <w:t>Register a new user</w:t>
             </w:r>
@@ -6946,13 +6311,11 @@
             <w:pPr>
               <w:rPr>
                 <w:rFonts w:ascii="Times New Roman" w:hAnsi="Times New Roman" w:cs="Times New Roman"/>
-                <w:lang/>
               </w:rPr>
             </w:pPr>
             <w:r>
               <w:rPr>
                 <w:rFonts w:ascii="Times New Roman" w:hAnsi="Times New Roman" w:cs="Times New Roman"/>
-                <w:lang/>
               </w:rPr>
               <w:t>POST</w:t>
             </w:r>
@@ -6968,13 +6331,11 @@
             <w:pPr>
               <w:rPr>
                 <w:rFonts w:ascii="Times New Roman" w:hAnsi="Times New Roman" w:cs="Times New Roman"/>
-                <w:lang/>
               </w:rPr>
             </w:pPr>
             <w:r>
               <w:rPr>
                 <w:rFonts w:ascii="Times New Roman" w:hAnsi="Times New Roman" w:cs="Times New Roman"/>
-                <w:lang/>
               </w:rPr>
               <w:t>/api/auth/login</w:t>
             </w:r>
@@ -6990,13 +6351,11 @@
             <w:pPr>
               <w:rPr>
                 <w:rFonts w:ascii="Times New Roman" w:hAnsi="Times New Roman" w:cs="Times New Roman"/>
-                <w:lang/>
               </w:rPr>
             </w:pPr>
             <w:r>
               <w:rPr>
                 <w:rFonts w:ascii="Times New Roman" w:hAnsi="Times New Roman" w:cs="Times New Roman"/>
-                <w:lang/>
               </w:rPr>
               <w:t>Authenticate the user and return a JWT token</w:t>
             </w:r>
@@ -7010,7 +6369,6 @@
           <w:rFonts w:ascii="Times New Roman" w:hAnsi="Times New Roman" w:cs="Times New Roman"/>
           <w:b/>
           <w:bCs/>
-          <w:lang/>
         </w:rPr>
       </w:pPr>
       <w:r>
@@ -7018,7 +6376,6 @@
           <w:rFonts w:ascii="Times New Roman" w:hAnsi="Times New Roman" w:cs="Times New Roman"/>
           <w:b/>
           <w:bCs/>
-          <w:lang/>
         </w:rPr>
         <w:t>Product Endpoints</w:t>
       </w:r>
@@ -7057,7 +6414,6 @@
                 <w:rFonts w:ascii="Times New Roman" w:hAnsi="Times New Roman" w:cs="Times New Roman"/>
                 <w:b/>
                 <w:bCs/>
-                <w:lang/>
               </w:rPr>
             </w:pPr>
             <w:r>
@@ -7065,9 +6421,7 @@
                 <w:rFonts w:ascii="Times New Roman" w:hAnsi="Times New Roman" w:cs="Times New Roman"/>
                 <w:b/>
                 <w:bCs/>
-                <w:lang/>
               </w:rPr>
-              <w:lastRenderedPageBreak/>
               <w:t>Method</w:t>
             </w:r>
           </w:p>
@@ -7084,7 +6438,6 @@
                 <w:rFonts w:ascii="Times New Roman" w:hAnsi="Times New Roman" w:cs="Times New Roman"/>
                 <w:b/>
                 <w:bCs/>
-                <w:lang/>
               </w:rPr>
             </w:pPr>
             <w:r>
@@ -7092,7 +6445,6 @@
                 <w:rFonts w:ascii="Times New Roman" w:hAnsi="Times New Roman" w:cs="Times New Roman"/>
                 <w:b/>
                 <w:bCs/>
-                <w:lang/>
               </w:rPr>
               <w:t>Endpoint</w:t>
             </w:r>
@@ -7110,7 +6462,6 @@
                 <w:rFonts w:ascii="Times New Roman" w:hAnsi="Times New Roman" w:cs="Times New Roman"/>
                 <w:b/>
                 <w:bCs/>
-                <w:lang/>
               </w:rPr>
             </w:pPr>
             <w:r>
@@ -7118,7 +6469,6 @@
                 <w:rFonts w:ascii="Times New Roman" w:hAnsi="Times New Roman" w:cs="Times New Roman"/>
                 <w:b/>
                 <w:bCs/>
-                <w:lang/>
               </w:rPr>
               <w:t>Description</w:t>
             </w:r>
@@ -7139,13 +6489,11 @@
             <w:pPr>
               <w:rPr>
                 <w:rFonts w:ascii="Times New Roman" w:hAnsi="Times New Roman" w:cs="Times New Roman"/>
-                <w:lang/>
               </w:rPr>
             </w:pPr>
             <w:r>
               <w:rPr>
                 <w:rFonts w:ascii="Times New Roman" w:hAnsi="Times New Roman" w:cs="Times New Roman"/>
-                <w:lang/>
               </w:rPr>
               <w:t>GET</w:t>
             </w:r>
@@ -7161,13 +6509,11 @@
             <w:pPr>
               <w:rPr>
                 <w:rFonts w:ascii="Times New Roman" w:hAnsi="Times New Roman" w:cs="Times New Roman"/>
-                <w:lang/>
               </w:rPr>
             </w:pPr>
             <w:r>
               <w:rPr>
                 <w:rFonts w:ascii="Times New Roman" w:hAnsi="Times New Roman" w:cs="Times New Roman"/>
-                <w:lang/>
               </w:rPr>
               <w:t>/api/market</w:t>
             </w:r>
@@ -7183,13 +6529,11 @@
             <w:pPr>
               <w:rPr>
                 <w:rFonts w:ascii="Times New Roman" w:hAnsi="Times New Roman" w:cs="Times New Roman"/>
-                <w:lang/>
               </w:rPr>
             </w:pPr>
             <w:r>
               <w:rPr>
                 <w:rFonts w:ascii="Times New Roman" w:hAnsi="Times New Roman" w:cs="Times New Roman"/>
-                <w:lang/>
               </w:rPr>
               <w:t>Retrieve all products</w:t>
             </w:r>
@@ -7210,13 +6554,11 @@
             <w:pPr>
               <w:rPr>
                 <w:rFonts w:ascii="Times New Roman" w:hAnsi="Times New Roman" w:cs="Times New Roman"/>
-                <w:lang/>
               </w:rPr>
             </w:pPr>
             <w:r>
               <w:rPr>
                 <w:rFonts w:ascii="Times New Roman" w:hAnsi="Times New Roman" w:cs="Times New Roman"/>
-                <w:lang/>
               </w:rPr>
               <w:t>GET</w:t>
             </w:r>
@@ -7232,13 +6574,11 @@
             <w:pPr>
               <w:rPr>
                 <w:rFonts w:ascii="Times New Roman" w:hAnsi="Times New Roman" w:cs="Times New Roman"/>
-                <w:lang/>
               </w:rPr>
             </w:pPr>
             <w:r>
               <w:rPr>
                 <w:rFonts w:ascii="Times New Roman" w:hAnsi="Times New Roman" w:cs="Times New Roman"/>
-                <w:lang/>
               </w:rPr>
               <w:t>/api/market/:id</w:t>
             </w:r>
@@ -7254,13 +6594,11 @@
             <w:pPr>
               <w:rPr>
                 <w:rFonts w:ascii="Times New Roman" w:hAnsi="Times New Roman" w:cs="Times New Roman"/>
-                <w:lang/>
               </w:rPr>
             </w:pPr>
             <w:r>
               <w:rPr>
                 <w:rFonts w:ascii="Times New Roman" w:hAnsi="Times New Roman" w:cs="Times New Roman"/>
-                <w:lang/>
               </w:rPr>
               <w:t>Retrieve a single product by id</w:t>
             </w:r>
@@ -7281,13 +6619,11 @@
             <w:pPr>
               <w:rPr>
                 <w:rFonts w:ascii="Times New Roman" w:hAnsi="Times New Roman" w:cs="Times New Roman"/>
-                <w:lang/>
               </w:rPr>
             </w:pPr>
             <w:r>
               <w:rPr>
                 <w:rFonts w:ascii="Times New Roman" w:hAnsi="Times New Roman" w:cs="Times New Roman"/>
-                <w:lang/>
               </w:rPr>
               <w:t>POST</w:t>
             </w:r>
@@ -7303,13 +6639,11 @@
             <w:pPr>
               <w:rPr>
                 <w:rFonts w:ascii="Times New Roman" w:hAnsi="Times New Roman" w:cs="Times New Roman"/>
-                <w:lang/>
               </w:rPr>
             </w:pPr>
             <w:r>
               <w:rPr>
                 <w:rFonts w:ascii="Times New Roman" w:hAnsi="Times New Roman" w:cs="Times New Roman"/>
-                <w:lang/>
               </w:rPr>
               <w:t>/api/market</w:t>
             </w:r>
@@ -7325,13 +6659,11 @@
             <w:pPr>
               <w:rPr>
                 <w:rFonts w:ascii="Times New Roman" w:hAnsi="Times New Roman" w:cs="Times New Roman"/>
-                <w:lang/>
               </w:rPr>
             </w:pPr>
             <w:r>
               <w:rPr>
                 <w:rFonts w:ascii="Times New Roman" w:hAnsi="Times New Roman" w:cs="Times New Roman"/>
-                <w:lang/>
               </w:rPr>
               <w:t>Create a new product</w:t>
             </w:r>
@@ -7352,13 +6684,11 @@
             <w:pPr>
               <w:rPr>
                 <w:rFonts w:ascii="Times New Roman" w:hAnsi="Times New Roman" w:cs="Times New Roman"/>
-                <w:lang/>
               </w:rPr>
             </w:pPr>
             <w:r>
               <w:rPr>
                 <w:rFonts w:ascii="Times New Roman" w:hAnsi="Times New Roman" w:cs="Times New Roman"/>
-                <w:lang/>
               </w:rPr>
               <w:t>PUT</w:t>
             </w:r>
@@ -7374,13 +6704,11 @@
             <w:pPr>
               <w:rPr>
                 <w:rFonts w:ascii="Times New Roman" w:hAnsi="Times New Roman" w:cs="Times New Roman"/>
-                <w:lang/>
               </w:rPr>
             </w:pPr>
             <w:r>
               <w:rPr>
                 <w:rFonts w:ascii="Times New Roman" w:hAnsi="Times New Roman" w:cs="Times New Roman"/>
-                <w:lang/>
               </w:rPr>
               <w:t>/api/market/:id</w:t>
             </w:r>
@@ -7396,13 +6724,11 @@
             <w:pPr>
               <w:rPr>
                 <w:rFonts w:ascii="Times New Roman" w:hAnsi="Times New Roman" w:cs="Times New Roman"/>
-                <w:lang/>
               </w:rPr>
             </w:pPr>
             <w:r>
               <w:rPr>
                 <w:rFonts w:ascii="Times New Roman" w:hAnsi="Times New Roman" w:cs="Times New Roman"/>
-                <w:lang/>
               </w:rPr>
               <w:t>Update an existing product</w:t>
             </w:r>
@@ -7423,13 +6749,11 @@
             <w:pPr>
               <w:rPr>
                 <w:rFonts w:ascii="Times New Roman" w:hAnsi="Times New Roman" w:cs="Times New Roman"/>
-                <w:lang/>
               </w:rPr>
             </w:pPr>
             <w:r>
               <w:rPr>
                 <w:rFonts w:ascii="Times New Roman" w:hAnsi="Times New Roman" w:cs="Times New Roman"/>
-                <w:lang/>
               </w:rPr>
               <w:t>DELETE</w:t>
             </w:r>
@@ -7445,13 +6769,11 @@
             <w:pPr>
               <w:rPr>
                 <w:rFonts w:ascii="Times New Roman" w:hAnsi="Times New Roman" w:cs="Times New Roman"/>
-                <w:lang/>
               </w:rPr>
             </w:pPr>
             <w:r>
               <w:rPr>
                 <w:rFonts w:ascii="Times New Roman" w:hAnsi="Times New Roman" w:cs="Times New Roman"/>
-                <w:lang/>
               </w:rPr>
               <w:t>/api/market/:id</w:t>
             </w:r>
@@ -7467,13 +6789,11 @@
             <w:pPr>
               <w:rPr>
                 <w:rFonts w:ascii="Times New Roman" w:hAnsi="Times New Roman" w:cs="Times New Roman"/>
-                <w:lang/>
               </w:rPr>
             </w:pPr>
             <w:r>
               <w:rPr>
                 <w:rFonts w:ascii="Times New Roman" w:hAnsi="Times New Roman" w:cs="Times New Roman"/>
-                <w:lang/>
               </w:rPr>
               <w:t>Delete a product</w:t>
             </w:r>
@@ -7485,13 +6805,11 @@
       <w:pPr>
         <w:rPr>
           <w:rFonts w:ascii="Times New Roman" w:hAnsi="Times New Roman" w:cs="Times New Roman"/>
-          <w:lang/>
-        </w:rPr>
-      </w:pPr>
-      <w:r>
-        <w:rPr>
-          <w:rFonts w:ascii="Times New Roman" w:hAnsi="Times New Roman" w:cs="Times New Roman"/>
-          <w:lang/>
+        </w:rPr>
+      </w:pPr>
+      <w:r>
+        <w:rPr>
+          <w:rFonts w:ascii="Times New Roman" w:hAnsi="Times New Roman" w:cs="Times New Roman"/>
         </w:rPr>
         <w:t>When a product is created or edited, the frontend sends the product name, price, category, and image URL to the backend. The backend processes this request, saves the data in MongoDB, and sends a response back to the frontend. In this way, the user can manage products directly from the dashboard.</w:t>
       </w:r>
@@ -7500,13 +6818,11 @@
       <w:pPr>
         <w:rPr>
           <w:rFonts w:ascii="Times New Roman" w:hAnsi="Times New Roman" w:cs="Times New Roman"/>
-          <w:lang/>
-        </w:rPr>
-      </w:pPr>
-      <w:r>
-        <w:rPr>
-          <w:rFonts w:ascii="Times New Roman" w:hAnsi="Times New Roman" w:cs="Times New Roman"/>
-          <w:lang/>
+        </w:rPr>
+      </w:pPr>
+      <w:r>
+        <w:rPr>
+          <w:rFonts w:ascii="Times New Roman" w:hAnsi="Times New Roman" w:cs="Times New Roman"/>
         </w:rPr>
         <w:t>In my opinion, this API structure is simple and practical. Each endpoint has a clear purpose, and this makes the project easier to test, maintain, and extend in the future.</w:t>
       </w:r>
@@ -7517,7 +6833,6 @@
           <w:rFonts w:ascii="Times New Roman" w:hAnsi="Times New Roman" w:cs="Times New Roman"/>
           <w:b/>
           <w:bCs/>
-          <w:lang/>
         </w:rPr>
       </w:pPr>
       <w:r>
@@ -7525,7 +6840,6 @@
           <w:rFonts w:ascii="Times New Roman" w:hAnsi="Times New Roman" w:cs="Times New Roman"/>
           <w:b/>
           <w:bCs/>
-          <w:lang/>
         </w:rPr>
         <w:t>10. Project Management and Implementation Plan</w:t>
       </w:r>
@@ -7534,13 +6848,11 @@
       <w:pPr>
         <w:rPr>
           <w:rFonts w:ascii="Times New Roman" w:hAnsi="Times New Roman" w:cs="Times New Roman"/>
-          <w:lang/>
-        </w:rPr>
-      </w:pPr>
-      <w:r>
-        <w:rPr>
-          <w:rFonts w:ascii="Times New Roman" w:hAnsi="Times New Roman" w:cs="Times New Roman"/>
-          <w:lang/>
+        </w:rPr>
+      </w:pPr>
+      <w:r>
+        <w:rPr>
+          <w:rFonts w:ascii="Times New Roman" w:hAnsi="Times New Roman" w:cs="Times New Roman"/>
         </w:rPr>
         <w:t>The project was developed incrementally. I began by defining the application idea and selecting the technology stack. After that, I created the folder structure and initialized both the backend and frontend applications. The project was managed using Git and GitHub, which allowed me to save progress through meaningful commits and keep track of each stage of development.</w:t>
       </w:r>
@@ -7549,13 +6861,11 @@
       <w:pPr>
         <w:rPr>
           <w:rFonts w:ascii="Times New Roman" w:hAnsi="Times New Roman" w:cs="Times New Roman"/>
-          <w:lang/>
-        </w:rPr>
-      </w:pPr>
-      <w:r>
-        <w:rPr>
-          <w:rFonts w:ascii="Times New Roman" w:hAnsi="Times New Roman" w:cs="Times New Roman"/>
-          <w:lang/>
+        </w:rPr>
+      </w:pPr>
+      <w:r>
+        <w:rPr>
+          <w:rFonts w:ascii="Times New Roman" w:hAnsi="Times New Roman" w:cs="Times New Roman"/>
         </w:rPr>
         <w:t>At the beginning, I created the backend and implemented the connection to MongoDB. Then I developed the Product model and the REST API for CRUD operations. After the product API was working, I added user authentication using JWT and bcrypt.</w:t>
       </w:r>
@@ -7564,14 +6874,13 @@
       <w:pPr>
         <w:rPr>
           <w:rFonts w:ascii="Times New Roman" w:hAnsi="Times New Roman" w:cs="Times New Roman"/>
-          <w:lang/>
-        </w:rPr>
-      </w:pPr>
-      <w:r>
-        <w:rPr>
-          <w:rFonts w:ascii="Times New Roman" w:hAnsi="Times New Roman" w:cs="Times New Roman"/>
-          <w:lang/>
-        </w:rPr>
+        </w:rPr>
+      </w:pPr>
+      <w:r>
+        <w:rPr>
+          <w:rFonts w:ascii="Times New Roman" w:hAnsi="Times New Roman" w:cs="Times New Roman"/>
+        </w:rPr>
+        <w:lastRenderedPageBreak/>
         <w:t>The next stage was frontend development. I created the Login, Register, and Dashboard pages. Then I connected the frontend to the backend using Axios and implemented protected routes. After that, I added product creation, editing, deletion, and image URL support.</w:t>
       </w:r>
     </w:p>
@@ -7579,13 +6888,11 @@
       <w:pPr>
         <w:rPr>
           <w:rFonts w:ascii="Times New Roman" w:hAnsi="Times New Roman" w:cs="Times New Roman"/>
-          <w:lang w:val="ru-RU"/>
-        </w:rPr>
-      </w:pPr>
-      <w:r>
-        <w:rPr>
-          <w:rFonts w:ascii="Times New Roman" w:hAnsi="Times New Roman" w:cs="Times New Roman"/>
-          <w:lang/>
+        </w:rPr>
+      </w:pPr>
+      <w:r>
+        <w:rPr>
+          <w:rFonts w:ascii="Times New Roman" w:hAnsi="Times New Roman" w:cs="Times New Roman"/>
         </w:rPr>
         <w:t>In the final stage, I improved the user interface using Tailwind CSS, added Docker and Docker Compose, and prepared the technical documentation in README.md and the project report.</w:t>
       </w:r>
@@ -7603,9 +6910,9 @@
       <w:r>
         <w:rPr>
           <w:rFonts w:ascii="Times New Roman" w:hAnsi="Times New Roman" w:cs="Times New Roman"/>
+          <w:noProof/>
           <w:lang w:val="ru-RU"/>
         </w:rPr>
-        <w:lastRenderedPageBreak/>
         <w:drawing>
           <wp:inline distT="0" distB="0" distL="0" distR="0" wp14:anchorId="741C3E37" wp14:editId="0F9AB9AB">
             <wp:extent cx="2043545" cy="3018499"/>
@@ -7652,6 +6959,7 @@
       <w:r>
         <w:rPr>
           <w:rFonts w:ascii="Times New Roman" w:hAnsi="Times New Roman" w:cs="Times New Roman"/>
+          <w:noProof/>
           <w:lang w:val="ru-RU"/>
         </w:rPr>
         <w:drawing>
@@ -7697,7 +7005,6 @@
           <w:rFonts w:ascii="Times New Roman" w:hAnsi="Times New Roman" w:cs="Times New Roman"/>
           <w:b/>
           <w:bCs/>
-          <w:lang/>
         </w:rPr>
       </w:pPr>
       <w:r>
@@ -7705,7 +7012,6 @@
           <w:rFonts w:ascii="Times New Roman" w:hAnsi="Times New Roman" w:cs="Times New Roman"/>
           <w:b/>
           <w:bCs/>
-          <w:lang/>
         </w:rPr>
         <w:t>Main Development Milestones</w:t>
       </w:r>
@@ -7718,13 +7024,11 @@
         </w:numPr>
         <w:rPr>
           <w:rFonts w:ascii="Times New Roman" w:hAnsi="Times New Roman" w:cs="Times New Roman"/>
-          <w:lang/>
-        </w:rPr>
-      </w:pPr>
-      <w:r>
-        <w:rPr>
-          <w:rFonts w:ascii="Times New Roman" w:hAnsi="Times New Roman" w:cs="Times New Roman"/>
-          <w:lang/>
+        </w:rPr>
+      </w:pPr>
+      <w:r>
+        <w:rPr>
+          <w:rFonts w:ascii="Times New Roman" w:hAnsi="Times New Roman" w:cs="Times New Roman"/>
         </w:rPr>
         <w:t xml:space="preserve">Project initialization and folder structure. </w:t>
       </w:r>
@@ -7737,13 +7041,11 @@
         </w:numPr>
         <w:rPr>
           <w:rFonts w:ascii="Times New Roman" w:hAnsi="Times New Roman" w:cs="Times New Roman"/>
-          <w:lang/>
-        </w:rPr>
-      </w:pPr>
-      <w:r>
-        <w:rPr>
-          <w:rFonts w:ascii="Times New Roman" w:hAnsi="Times New Roman" w:cs="Times New Roman"/>
-          <w:lang/>
+        </w:rPr>
+      </w:pPr>
+      <w:r>
+        <w:rPr>
+          <w:rFonts w:ascii="Times New Roman" w:hAnsi="Times New Roman" w:cs="Times New Roman"/>
         </w:rPr>
         <w:t xml:space="preserve">MongoDB connection and Product model. </w:t>
       </w:r>
@@ -7756,13 +7058,11 @@
         </w:numPr>
         <w:rPr>
           <w:rFonts w:ascii="Times New Roman" w:hAnsi="Times New Roman" w:cs="Times New Roman"/>
-          <w:lang/>
-        </w:rPr>
-      </w:pPr>
-      <w:r>
-        <w:rPr>
-          <w:rFonts w:ascii="Times New Roman" w:hAnsi="Times New Roman" w:cs="Times New Roman"/>
-          <w:lang/>
+        </w:rPr>
+      </w:pPr>
+      <w:r>
+        <w:rPr>
+          <w:rFonts w:ascii="Times New Roman" w:hAnsi="Times New Roman" w:cs="Times New Roman"/>
         </w:rPr>
         <w:t xml:space="preserve">Product CRUD API. </w:t>
       </w:r>
@@ -7775,13 +7075,11 @@
         </w:numPr>
         <w:rPr>
           <w:rFonts w:ascii="Times New Roman" w:hAnsi="Times New Roman" w:cs="Times New Roman"/>
-          <w:lang/>
-        </w:rPr>
-      </w:pPr>
-      <w:r>
-        <w:rPr>
-          <w:rFonts w:ascii="Times New Roman" w:hAnsi="Times New Roman" w:cs="Times New Roman"/>
-          <w:lang/>
+        </w:rPr>
+      </w:pPr>
+      <w:r>
+        <w:rPr>
+          <w:rFonts w:ascii="Times New Roman" w:hAnsi="Times New Roman" w:cs="Times New Roman"/>
         </w:rPr>
         <w:t xml:space="preserve">User authentication with JWT. </w:t>
       </w:r>
@@ -7794,13 +7092,11 @@
         </w:numPr>
         <w:rPr>
           <w:rFonts w:ascii="Times New Roman" w:hAnsi="Times New Roman" w:cs="Times New Roman"/>
-          <w:lang/>
-        </w:rPr>
-      </w:pPr>
-      <w:r>
-        <w:rPr>
-          <w:rFonts w:ascii="Times New Roman" w:hAnsi="Times New Roman" w:cs="Times New Roman"/>
-          <w:lang/>
+        </w:rPr>
+      </w:pPr>
+      <w:r>
+        <w:rPr>
+          <w:rFonts w:ascii="Times New Roman" w:hAnsi="Times New Roman" w:cs="Times New Roman"/>
         </w:rPr>
         <w:t xml:space="preserve">React frontend and routing. </w:t>
       </w:r>
@@ -7813,13 +7109,11 @@
         </w:numPr>
         <w:rPr>
           <w:rFonts w:ascii="Times New Roman" w:hAnsi="Times New Roman" w:cs="Times New Roman"/>
-          <w:lang/>
-        </w:rPr>
-      </w:pPr>
-      <w:r>
-        <w:rPr>
-          <w:rFonts w:ascii="Times New Roman" w:hAnsi="Times New Roman" w:cs="Times New Roman"/>
-          <w:lang/>
+        </w:rPr>
+      </w:pPr>
+      <w:r>
+        <w:rPr>
+          <w:rFonts w:ascii="Times New Roman" w:hAnsi="Times New Roman" w:cs="Times New Roman"/>
         </w:rPr>
         <w:t xml:space="preserve">Product dashboard and CRUD interface. </w:t>
       </w:r>
@@ -7832,13 +7126,11 @@
         </w:numPr>
         <w:rPr>
           <w:rFonts w:ascii="Times New Roman" w:hAnsi="Times New Roman" w:cs="Times New Roman"/>
-          <w:lang/>
-        </w:rPr>
-      </w:pPr>
-      <w:r>
-        <w:rPr>
-          <w:rFonts w:ascii="Times New Roman" w:hAnsi="Times New Roman" w:cs="Times New Roman"/>
-          <w:lang/>
+        </w:rPr>
+      </w:pPr>
+      <w:r>
+        <w:rPr>
+          <w:rFonts w:ascii="Times New Roman" w:hAnsi="Times New Roman" w:cs="Times New Roman"/>
         </w:rPr>
         <w:t xml:space="preserve">UI improvements and image support. </w:t>
       </w:r>
@@ -7851,13 +7143,11 @@
         </w:numPr>
         <w:rPr>
           <w:rFonts w:ascii="Times New Roman" w:hAnsi="Times New Roman" w:cs="Times New Roman"/>
-          <w:lang/>
-        </w:rPr>
-      </w:pPr>
-      <w:r>
-        <w:rPr>
-          <w:rFonts w:ascii="Times New Roman" w:hAnsi="Times New Roman" w:cs="Times New Roman"/>
-          <w:lang/>
+        </w:rPr>
+      </w:pPr>
+      <w:r>
+        <w:rPr>
+          <w:rFonts w:ascii="Times New Roman" w:hAnsi="Times New Roman" w:cs="Times New Roman"/>
         </w:rPr>
         <w:t xml:space="preserve">Docker configuration. </w:t>
       </w:r>
@@ -7870,13 +7160,11 @@
         </w:numPr>
         <w:rPr>
           <w:rFonts w:ascii="Times New Roman" w:hAnsi="Times New Roman" w:cs="Times New Roman"/>
-          <w:lang/>
-        </w:rPr>
-      </w:pPr>
-      <w:r>
-        <w:rPr>
-          <w:rFonts w:ascii="Times New Roman" w:hAnsi="Times New Roman" w:cs="Times New Roman"/>
-          <w:lang/>
+        </w:rPr>
+      </w:pPr>
+      <w:r>
+        <w:rPr>
+          <w:rFonts w:ascii="Times New Roman" w:hAnsi="Times New Roman" w:cs="Times New Roman"/>
         </w:rPr>
         <w:t>Documentation and final testing.</w:t>
       </w:r>
@@ -7895,7 +7183,6 @@
           <w:rFonts w:ascii="Times New Roman" w:hAnsi="Times New Roman" w:cs="Times New Roman"/>
           <w:b/>
           <w:bCs/>
-          <w:lang/>
         </w:rPr>
       </w:pPr>
       <w:r>
@@ -7903,7 +7190,6 @@
           <w:rFonts w:ascii="Times New Roman" w:hAnsi="Times New Roman" w:cs="Times New Roman"/>
           <w:b/>
           <w:bCs/>
-          <w:lang/>
         </w:rPr>
         <w:t>11. Testing</w:t>
       </w:r>
@@ -7912,13 +7198,11 @@
       <w:pPr>
         <w:rPr>
           <w:rFonts w:ascii="Times New Roman" w:hAnsi="Times New Roman" w:cs="Times New Roman"/>
-          <w:lang/>
-        </w:rPr>
-      </w:pPr>
-      <w:r>
-        <w:rPr>
-          <w:rFonts w:ascii="Times New Roman" w:hAnsi="Times New Roman" w:cs="Times New Roman"/>
-          <w:lang/>
+        </w:rPr>
+      </w:pPr>
+      <w:r>
+        <w:rPr>
+          <w:rFonts w:ascii="Times New Roman" w:hAnsi="Times New Roman" w:cs="Times New Roman"/>
         </w:rPr>
         <w:t>Testing was carried out throughout the development process. I tested both the backend API and the frontend interface to make sure that all features worked correctly.</w:t>
       </w:r>
@@ -7927,14 +7211,13 @@
       <w:pPr>
         <w:rPr>
           <w:rFonts w:ascii="Times New Roman" w:hAnsi="Times New Roman" w:cs="Times New Roman"/>
-          <w:lang/>
-        </w:rPr>
-      </w:pPr>
-      <w:r>
-        <w:rPr>
-          <w:rFonts w:ascii="Times New Roman" w:hAnsi="Times New Roman" w:cs="Times New Roman"/>
-          <w:lang/>
-        </w:rPr>
+        </w:rPr>
+      </w:pPr>
+      <w:r>
+        <w:rPr>
+          <w:rFonts w:ascii="Times New Roman" w:hAnsi="Times New Roman" w:cs="Times New Roman"/>
+        </w:rPr>
+        <w:lastRenderedPageBreak/>
         <w:t>The backend was tested using Postman. I sent requests to register users, log in, and perform CRUD operations on products. I verified that the server returned the correct HTTP status codes and JSON responses.</w:t>
       </w:r>
     </w:p>
@@ -7942,13 +7225,11 @@
       <w:pPr>
         <w:rPr>
           <w:rFonts w:ascii="Times New Roman" w:hAnsi="Times New Roman" w:cs="Times New Roman"/>
-          <w:lang/>
-        </w:rPr>
-      </w:pPr>
-      <w:r>
-        <w:rPr>
-          <w:rFonts w:ascii="Times New Roman" w:hAnsi="Times New Roman" w:cs="Times New Roman"/>
-          <w:lang/>
+        </w:rPr>
+      </w:pPr>
+      <w:r>
+        <w:rPr>
+          <w:rFonts w:ascii="Times New Roman" w:hAnsi="Times New Roman" w:cs="Times New Roman"/>
         </w:rPr>
         <w:t>The frontend was tested manually in the browser. I checked registration, login, protected route access, logout, and all product operations. I also verified that the interface updated automatically after creating, editing, and deleting products.</w:t>
       </w:r>
@@ -7957,15 +7238,12 @@
       <w:pPr>
         <w:rPr>
           <w:rFonts w:ascii="Times New Roman" w:hAnsi="Times New Roman" w:cs="Times New Roman"/>
-          <w:lang/>
-        </w:rPr>
-      </w:pPr>
-      <w:r>
-        <w:rPr>
-          <w:rFonts w:ascii="Times New Roman" w:hAnsi="Times New Roman" w:cs="Times New Roman"/>
-          <w:lang/>
-        </w:rPr>
-        <w:lastRenderedPageBreak/>
+        </w:rPr>
+      </w:pPr>
+      <w:r>
+        <w:rPr>
+          <w:rFonts w:ascii="Times New Roman" w:hAnsi="Times New Roman" w:cs="Times New Roman"/>
+        </w:rPr>
         <w:t>Finally, I tested the entire application inside Docker containers. This confirmed that the frontend, backend, and MongoDB could run together without any configuration problems.</w:t>
       </w:r>
     </w:p>
@@ -7974,13 +7252,11 @@
         <w:jc w:val="center"/>
         <w:rPr>
           <w:rFonts w:ascii="Times New Roman" w:hAnsi="Times New Roman" w:cs="Times New Roman"/>
-          <w:lang/>
-        </w:rPr>
-      </w:pPr>
-      <w:r>
-        <w:rPr>
-          <w:rFonts w:ascii="Times New Roman" w:hAnsi="Times New Roman" w:cs="Times New Roman"/>
-          <w:lang/>
+        </w:rPr>
+      </w:pPr>
+      <w:r>
+        <w:rPr>
+          <w:rFonts w:ascii="Times New Roman" w:hAnsi="Times New Roman" w:cs="Times New Roman"/>
         </w:rPr>
         <w:t>POST /api/auth/login</w:t>
       </w:r>
@@ -7990,13 +7266,11 @@
         <w:jc w:val="center"/>
         <w:rPr>
           <w:rFonts w:ascii="Times New Roman" w:hAnsi="Times New Roman" w:cs="Times New Roman"/>
-          <w:lang w:val="ru-RU"/>
-        </w:rPr>
-      </w:pPr>
-      <w:r>
-        <w:rPr>
-          <w:rFonts w:ascii="Times New Roman" w:hAnsi="Times New Roman" w:cs="Times New Roman"/>
-          <w:lang/>
+        </w:rPr>
+      </w:pPr>
+      <w:r>
+        <w:rPr>
+          <w:rFonts w:ascii="Times New Roman" w:hAnsi="Times New Roman" w:cs="Times New Roman"/>
         </w:rPr>
         <w:t>Content-Type: application/json</w:t>
       </w:r>
@@ -8006,13 +7280,11 @@
         <w:jc w:val="center"/>
         <w:rPr>
           <w:rFonts w:ascii="Times New Roman" w:hAnsi="Times New Roman" w:cs="Times New Roman"/>
-          <w:lang/>
-        </w:rPr>
-      </w:pPr>
-      <w:r>
-        <w:rPr>
-          <w:rFonts w:ascii="Times New Roman" w:hAnsi="Times New Roman" w:cs="Times New Roman"/>
-          <w:lang/>
+        </w:rPr>
+      </w:pPr>
+      <w:r>
+        <w:rPr>
+          <w:rFonts w:ascii="Times New Roman" w:hAnsi="Times New Roman" w:cs="Times New Roman"/>
         </w:rPr>
         <w:t>{</w:t>
       </w:r>
@@ -8022,13 +7294,11 @@
         <w:jc w:val="center"/>
         <w:rPr>
           <w:rFonts w:ascii="Times New Roman" w:hAnsi="Times New Roman" w:cs="Times New Roman"/>
-          <w:lang/>
-        </w:rPr>
-      </w:pPr>
-      <w:r>
-        <w:rPr>
-          <w:rFonts w:ascii="Times New Roman" w:hAnsi="Times New Roman" w:cs="Times New Roman"/>
-          <w:lang/>
+        </w:rPr>
+      </w:pPr>
+      <w:r>
+        <w:rPr>
+          <w:rFonts w:ascii="Times New Roman" w:hAnsi="Times New Roman" w:cs="Times New Roman"/>
         </w:rPr>
         <w:t>"email": "test@test.com",</w:t>
       </w:r>
@@ -8038,13 +7308,11 @@
         <w:jc w:val="center"/>
         <w:rPr>
           <w:rFonts w:ascii="Times New Roman" w:hAnsi="Times New Roman" w:cs="Times New Roman"/>
-          <w:lang/>
-        </w:rPr>
-      </w:pPr>
-      <w:r>
-        <w:rPr>
-          <w:rFonts w:ascii="Times New Roman" w:hAnsi="Times New Roman" w:cs="Times New Roman"/>
-          <w:lang/>
+        </w:rPr>
+      </w:pPr>
+      <w:r>
+        <w:rPr>
+          <w:rFonts w:ascii="Times New Roman" w:hAnsi="Times New Roman" w:cs="Times New Roman"/>
         </w:rPr>
         <w:t>"password": "123456"</w:t>
       </w:r>
@@ -8054,13 +7322,11 @@
         <w:jc w:val="center"/>
         <w:rPr>
           <w:rFonts w:ascii="Times New Roman" w:hAnsi="Times New Roman" w:cs="Times New Roman"/>
-          <w:lang w:val="ru-RU"/>
-        </w:rPr>
-      </w:pPr>
-      <w:r>
-        <w:rPr>
-          <w:rFonts w:ascii="Times New Roman" w:hAnsi="Times New Roman" w:cs="Times New Roman"/>
-          <w:lang/>
+        </w:rPr>
+      </w:pPr>
+      <w:r>
+        <w:rPr>
+          <w:rFonts w:ascii="Times New Roman" w:hAnsi="Times New Roman" w:cs="Times New Roman"/>
         </w:rPr>
         <w:t>}</w:t>
       </w:r>
@@ -8071,7 +7337,6 @@
           <w:rFonts w:ascii="Times New Roman" w:hAnsi="Times New Roman" w:cs="Times New Roman"/>
           <w:b/>
           <w:bCs/>
-          <w:lang/>
         </w:rPr>
       </w:pPr>
       <w:r>
@@ -8079,7 +7344,6 @@
           <w:rFonts w:ascii="Times New Roman" w:hAnsi="Times New Roman" w:cs="Times New Roman"/>
           <w:b/>
           <w:bCs/>
-          <w:lang/>
         </w:rPr>
         <w:t>12. Deployment and Execution</w:t>
       </w:r>
@@ -8088,13 +7352,11 @@
       <w:pPr>
         <w:rPr>
           <w:rFonts w:ascii="Times New Roman" w:hAnsi="Times New Roman" w:cs="Times New Roman"/>
-          <w:lang w:val="ru-RU"/>
-        </w:rPr>
-      </w:pPr>
-      <w:r>
-        <w:rPr>
-          <w:rFonts w:ascii="Times New Roman" w:hAnsi="Times New Roman" w:cs="Times New Roman"/>
-          <w:lang/>
+        </w:rPr>
+      </w:pPr>
+      <w:r>
+        <w:rPr>
+          <w:rFonts w:ascii="Times New Roman" w:hAnsi="Times New Roman" w:cs="Times New Roman"/>
         </w:rPr>
         <w:t>The application can be run either locally or inside Docker containers. During development, I usually started the backend and frontend separately using the npm run dev command. This approach was convenient for debugging and testing individual components.</w:t>
       </w:r>
@@ -8104,13 +7366,12 @@
         <w:jc w:val="center"/>
         <w:rPr>
           <w:rFonts w:ascii="Times New Roman" w:hAnsi="Times New Roman" w:cs="Times New Roman"/>
-          <w:lang/>
-        </w:rPr>
-      </w:pPr>
-      <w:r>
-        <w:rPr>
-          <w:rFonts w:ascii="Times New Roman" w:hAnsi="Times New Roman" w:cs="Times New Roman"/>
-          <w:lang/>
+        </w:rPr>
+      </w:pPr>
+      <w:r>
+        <w:rPr>
+          <w:rFonts w:ascii="Times New Roman" w:hAnsi="Times New Roman" w:cs="Times New Roman"/>
+          <w:noProof/>
         </w:rPr>
         <w:drawing>
           <wp:inline distT="0" distB="0" distL="0" distR="0" wp14:anchorId="0C8DDCA2" wp14:editId="2CD77E9E">
@@ -8153,13 +7414,11 @@
       <w:pPr>
         <w:rPr>
           <w:rFonts w:ascii="Times New Roman" w:hAnsi="Times New Roman" w:cs="Times New Roman"/>
-          <w:lang/>
-        </w:rPr>
-      </w:pPr>
-      <w:r>
-        <w:rPr>
-          <w:rFonts w:ascii="Times New Roman" w:hAnsi="Times New Roman" w:cs="Times New Roman"/>
-          <w:lang/>
+        </w:rPr>
+      </w:pPr>
+      <w:r>
+        <w:rPr>
+          <w:rFonts w:ascii="Times New Roman" w:hAnsi="Times New Roman" w:cs="Times New Roman"/>
         </w:rPr>
         <w:t>For the final version of the project, I configured Docker and Docker Compose. This made it possible to launch the frontend, backend, and MongoDB with a single command. In my opinion, this is one of the most useful parts of the project because it makes the application much easier to run on another computer.</w:t>
       </w:r>
@@ -8168,13 +7427,11 @@
       <w:pPr>
         <w:rPr>
           <w:rFonts w:ascii="Times New Roman" w:hAnsi="Times New Roman" w:cs="Times New Roman"/>
-          <w:lang/>
-        </w:rPr>
-      </w:pPr>
-      <w:r>
-        <w:rPr>
-          <w:rFonts w:ascii="Times New Roman" w:hAnsi="Times New Roman" w:cs="Times New Roman"/>
-          <w:lang/>
+        </w:rPr>
+      </w:pPr>
+      <w:r>
+        <w:rPr>
+          <w:rFonts w:ascii="Times New Roman" w:hAnsi="Times New Roman" w:cs="Times New Roman"/>
         </w:rPr>
         <w:t>To start the application in Docker, I used the following command:</w:t>
       </w:r>
@@ -8184,14 +7441,12 @@
         <w:jc w:val="center"/>
         <w:rPr>
           <w:rFonts w:ascii="Times New Roman" w:hAnsi="Times New Roman" w:cs="Times New Roman"/>
-          <w:lang/>
         </w:rPr>
       </w:pPr>
       <w:r>
         <w:rPr>
           <w:rFonts w:ascii="Times New Roman" w:hAnsi="Times New Roman" w:cs="Times New Roman"/>
           <w:highlight w:val="green"/>
-          <w:lang/>
         </w:rPr>
         <w:t>docker compose up --build</w:t>
       </w:r>
@@ -8200,14 +7455,13 @@
       <w:pPr>
         <w:rPr>
           <w:rFonts w:ascii="Times New Roman" w:hAnsi="Times New Roman" w:cs="Times New Roman"/>
-          <w:lang/>
-        </w:rPr>
-      </w:pPr>
-      <w:r>
-        <w:rPr>
-          <w:rFonts w:ascii="Times New Roman" w:hAnsi="Times New Roman" w:cs="Times New Roman"/>
-          <w:lang/>
-        </w:rPr>
+        </w:rPr>
+      </w:pPr>
+      <w:r>
+        <w:rPr>
+          <w:rFonts w:ascii="Times New Roman" w:hAnsi="Times New Roman" w:cs="Times New Roman"/>
+        </w:rPr>
+        <w:lastRenderedPageBreak/>
         <w:t>After the containers were started, the frontend became available at http://localhost:5173, and the backend API was available at http://localhost:5001.</w:t>
       </w:r>
     </w:p>
@@ -8215,13 +7469,11 @@
       <w:pPr>
         <w:rPr>
           <w:rFonts w:ascii="Times New Roman" w:hAnsi="Times New Roman" w:cs="Times New Roman"/>
-          <w:lang/>
-        </w:rPr>
-      </w:pPr>
-      <w:r>
-        <w:rPr>
-          <w:rFonts w:ascii="Times New Roman" w:hAnsi="Times New Roman" w:cs="Times New Roman"/>
-          <w:lang/>
+        </w:rPr>
+      </w:pPr>
+      <w:r>
+        <w:rPr>
+          <w:rFonts w:ascii="Times New Roman" w:hAnsi="Times New Roman" w:cs="Times New Roman"/>
         </w:rPr>
         <w:t>The application can also be deployed to cloud platforms such as Render, Railway, or Vercel. However, for this project I focused on Docker-based deployment because it fully satisfies the course requirements.</w:t>
       </w:r>
@@ -8230,15 +7482,13 @@
       <w:pPr>
         <w:rPr>
           <w:rFonts w:ascii="Times New Roman" w:hAnsi="Times New Roman" w:cs="Times New Roman"/>
-          <w:lang/>
-        </w:rPr>
-      </w:pPr>
-      <w:r>
-        <w:rPr>
-          <w:rFonts w:ascii="Times New Roman" w:hAnsi="Times New Roman" w:cs="Times New Roman"/>
-          <w:lang/>
-        </w:rPr>
-        <w:lastRenderedPageBreak/>
+        </w:rPr>
+      </w:pPr>
+      <w:r>
+        <w:rPr>
+          <w:rFonts w:ascii="Times New Roman" w:hAnsi="Times New Roman" w:cs="Times New Roman"/>
+          <w:noProof/>
+        </w:rPr>
         <w:drawing>
           <wp:inline distT="0" distB="0" distL="0" distR="0" wp14:anchorId="0EDCAB57" wp14:editId="4598C9EE">
             <wp:extent cx="6152515" cy="2306955"/>
@@ -8282,7 +7532,6 @@
           <w:rFonts w:ascii="Times New Roman" w:hAnsi="Times New Roman" w:cs="Times New Roman"/>
           <w:b/>
           <w:bCs/>
-          <w:lang/>
         </w:rPr>
       </w:pPr>
       <w:r>
@@ -8290,7 +7539,6 @@
           <w:rFonts w:ascii="Times New Roman" w:hAnsi="Times New Roman" w:cs="Times New Roman"/>
           <w:b/>
           <w:bCs/>
-          <w:lang/>
         </w:rPr>
         <w:t>13. Final Documentation</w:t>
       </w:r>
@@ -8299,13 +7547,11 @@
       <w:pPr>
         <w:rPr>
           <w:rFonts w:ascii="Times New Roman" w:hAnsi="Times New Roman" w:cs="Times New Roman"/>
-          <w:lang/>
-        </w:rPr>
-      </w:pPr>
-      <w:r>
-        <w:rPr>
-          <w:rFonts w:ascii="Times New Roman" w:hAnsi="Times New Roman" w:cs="Times New Roman"/>
-          <w:lang/>
+        </w:rPr>
+      </w:pPr>
+      <w:r>
+        <w:rPr>
+          <w:rFonts w:ascii="Times New Roman" w:hAnsi="Times New Roman" w:cs="Times New Roman"/>
         </w:rPr>
         <w:t>The final project includes both technical documentation and a detailed written report. The technical documentation is provided in the README.md file located in the root directory of the GitHub repository. It contains a project overview, installation instructions, Docker usage, API endpoints, and screenshots.</w:t>
       </w:r>
@@ -8314,13 +7560,11 @@
       <w:pPr>
         <w:rPr>
           <w:rFonts w:ascii="Times New Roman" w:hAnsi="Times New Roman" w:cs="Times New Roman"/>
-          <w:lang/>
-        </w:rPr>
-      </w:pPr>
-      <w:r>
-        <w:rPr>
-          <w:rFonts w:ascii="Times New Roman" w:hAnsi="Times New Roman" w:cs="Times New Roman"/>
-          <w:lang/>
+        </w:rPr>
+      </w:pPr>
+      <w:r>
+        <w:rPr>
+          <w:rFonts w:ascii="Times New Roman" w:hAnsi="Times New Roman" w:cs="Times New Roman"/>
         </w:rPr>
         <w:t>In addition to the README file, I prepared this report in Word and Google Docs format. The report describes the project structure, architecture, implementation process, testing, and deployment.</w:t>
       </w:r>
@@ -8329,13 +7573,11 @@
       <w:pPr>
         <w:rPr>
           <w:rFonts w:ascii="Times New Roman" w:hAnsi="Times New Roman" w:cs="Times New Roman"/>
-          <w:lang/>
-        </w:rPr>
-      </w:pPr>
-      <w:r>
-        <w:rPr>
-          <w:rFonts w:ascii="Times New Roman" w:hAnsi="Times New Roman" w:cs="Times New Roman"/>
-          <w:lang/>
+        </w:rPr>
+      </w:pPr>
+      <w:r>
+        <w:rPr>
+          <w:rFonts w:ascii="Times New Roman" w:hAnsi="Times New Roman" w:cs="Times New Roman"/>
         </w:rPr>
         <w:t>The final submission includes the following materials:</w:t>
       </w:r>
@@ -8348,13 +7590,11 @@
         </w:numPr>
         <w:rPr>
           <w:rFonts w:ascii="Times New Roman" w:hAnsi="Times New Roman" w:cs="Times New Roman"/>
-          <w:lang/>
-        </w:rPr>
-      </w:pPr>
-      <w:r>
-        <w:rPr>
-          <w:rFonts w:ascii="Times New Roman" w:hAnsi="Times New Roman" w:cs="Times New Roman"/>
-          <w:lang/>
+        </w:rPr>
+      </w:pPr>
+      <w:r>
+        <w:rPr>
+          <w:rFonts w:ascii="Times New Roman" w:hAnsi="Times New Roman" w:cs="Times New Roman"/>
         </w:rPr>
         <w:t xml:space="preserve">GitHub repository with the complete source code. </w:t>
       </w:r>
@@ -8367,13 +7607,11 @@
         </w:numPr>
         <w:rPr>
           <w:rFonts w:ascii="Times New Roman" w:hAnsi="Times New Roman" w:cs="Times New Roman"/>
-          <w:lang/>
-        </w:rPr>
-      </w:pPr>
-      <w:r>
-        <w:rPr>
-          <w:rFonts w:ascii="Times New Roman" w:hAnsi="Times New Roman" w:cs="Times New Roman"/>
-          <w:lang/>
+        </w:rPr>
+      </w:pPr>
+      <w:r>
+        <w:rPr>
+          <w:rFonts w:ascii="Times New Roman" w:hAnsi="Times New Roman" w:cs="Times New Roman"/>
         </w:rPr>
         <w:t xml:space="preserve">README.md technical documentation. </w:t>
       </w:r>
@@ -8386,13 +7624,11 @@
         </w:numPr>
         <w:rPr>
           <w:rFonts w:ascii="Times New Roman" w:hAnsi="Times New Roman" w:cs="Times New Roman"/>
-          <w:lang/>
-        </w:rPr>
-      </w:pPr>
-      <w:r>
-        <w:rPr>
-          <w:rFonts w:ascii="Times New Roman" w:hAnsi="Times New Roman" w:cs="Times New Roman"/>
-          <w:lang/>
+        </w:rPr>
+      </w:pPr>
+      <w:r>
+        <w:rPr>
+          <w:rFonts w:ascii="Times New Roman" w:hAnsi="Times New Roman" w:cs="Times New Roman"/>
         </w:rPr>
         <w:t xml:space="preserve">Docker and Docker Compose configuration. </w:t>
       </w:r>
@@ -8405,13 +7641,11 @@
         </w:numPr>
         <w:rPr>
           <w:rFonts w:ascii="Times New Roman" w:hAnsi="Times New Roman" w:cs="Times New Roman"/>
-          <w:lang/>
-        </w:rPr>
-      </w:pPr>
-      <w:r>
-        <w:rPr>
-          <w:rFonts w:ascii="Times New Roman" w:hAnsi="Times New Roman" w:cs="Times New Roman"/>
-          <w:lang/>
+        </w:rPr>
+      </w:pPr>
+      <w:r>
+        <w:rPr>
+          <w:rFonts w:ascii="Times New Roman" w:hAnsi="Times New Roman" w:cs="Times New Roman"/>
         </w:rPr>
         <w:t xml:space="preserve">Project report in Word/PDF format. </w:t>
       </w:r>
@@ -8424,13 +7658,11 @@
         </w:numPr>
         <w:rPr>
           <w:rFonts w:ascii="Times New Roman" w:hAnsi="Times New Roman" w:cs="Times New Roman"/>
-          <w:lang/>
-        </w:rPr>
-      </w:pPr>
-      <w:r>
-        <w:rPr>
-          <w:rFonts w:ascii="Times New Roman" w:hAnsi="Times New Roman" w:cs="Times New Roman"/>
-          <w:lang/>
+        </w:rPr>
+      </w:pPr>
+      <w:r>
+        <w:rPr>
+          <w:rFonts w:ascii="Times New Roman" w:hAnsi="Times New Roman" w:cs="Times New Roman"/>
         </w:rPr>
         <w:t xml:space="preserve">Screenshots demonstrating the application. </w:t>
       </w:r>
@@ -8443,13 +7675,11 @@
         </w:numPr>
         <w:rPr>
           <w:rFonts w:ascii="Times New Roman" w:hAnsi="Times New Roman" w:cs="Times New Roman"/>
-          <w:lang/>
-        </w:rPr>
-      </w:pPr>
-      <w:r>
-        <w:rPr>
-          <w:rFonts w:ascii="Times New Roman" w:hAnsi="Times New Roman" w:cs="Times New Roman"/>
-          <w:lang/>
+        </w:rPr>
+      </w:pPr>
+      <w:r>
+        <w:rPr>
+          <w:rFonts w:ascii="Times New Roman" w:hAnsi="Times New Roman" w:cs="Times New Roman"/>
         </w:rPr>
         <w:t xml:space="preserve">GitHub commit history. </w:t>
       </w:r>
@@ -8458,13 +7688,11 @@
       <w:pPr>
         <w:rPr>
           <w:rFonts w:ascii="Times New Roman" w:hAnsi="Times New Roman" w:cs="Times New Roman"/>
-          <w:lang/>
-        </w:rPr>
-      </w:pPr>
-      <w:r>
-        <w:rPr>
-          <w:rFonts w:ascii="Times New Roman" w:hAnsi="Times New Roman" w:cs="Times New Roman"/>
-          <w:lang/>
+        </w:rPr>
+      </w:pPr>
+      <w:r>
+        <w:rPr>
+          <w:rFonts w:ascii="Times New Roman" w:hAnsi="Times New Roman" w:cs="Times New Roman"/>
         </w:rPr>
         <w:t>In my opinion, combining code, documentation, and deployment files makes the project complete and easy to understand for other developers and for the course instructor.</w:t>
       </w:r>
@@ -8518,16 +7746,9 @@
         <w:rPr>
           <w:rFonts w:ascii="Times New Roman" w:hAnsi="Times New Roman" w:cs="Times New Roman"/>
         </w:rPr>
-        <w:t>├── docker-</w:t>
-      </w:r>
-      <w:proofErr w:type="spellStart"/>
-      <w:r>
-        <w:rPr>
-          <w:rFonts w:ascii="Times New Roman" w:hAnsi="Times New Roman" w:cs="Times New Roman"/>
-        </w:rPr>
-        <w:t>compose.yml</w:t>
-      </w:r>
-      <w:proofErr w:type="spellEnd"/>
+        <w:lastRenderedPageBreak/>
+        <w:t>├── docker-compose.yml</w:t>
+      </w:r>
     </w:p>
     <w:p>
       <w:pPr>
@@ -8555,32 +7776,14 @@
           <w:rFonts w:ascii="Times New Roman" w:hAnsi="Times New Roman" w:cs="Times New Roman"/>
           <w:lang w:val="ru-RU"/>
         </w:rPr>
-        <w:t>└─</w:t>
-      </w:r>
-      <w:proofErr w:type="gramStart"/>
-      <w:r>
-        <w:rPr>
-          <w:rFonts w:ascii="Times New Roman" w:hAnsi="Times New Roman" w:cs="Times New Roman"/>
-          <w:lang w:val="ru-RU"/>
-        </w:rPr>
-        <w:t>─ .</w:t>
-      </w:r>
-      <w:proofErr w:type="spellStart"/>
-      <w:r>
-        <w:rPr>
-          <w:rFonts w:ascii="Times New Roman" w:hAnsi="Times New Roman" w:cs="Times New Roman"/>
-          <w:lang w:val="ru-RU"/>
-        </w:rPr>
-        <w:t>gitignor</w:t>
-      </w:r>
-      <w:proofErr w:type="spellEnd"/>
+        <w:t>└── .gitignor</w:t>
+      </w:r>
       <w:r>
         <w:rPr>
           <w:rFonts w:ascii="Times New Roman" w:hAnsi="Times New Roman" w:cs="Times New Roman"/>
         </w:rPr>
         <w:t>e</w:t>
       </w:r>
-      <w:proofErr w:type="gramEnd"/>
     </w:p>
     <w:sectPr>
       <w:footnotePr>
@@ -13628,6 +12831,7 @@
   <w:style w:type="character" w:default="1" w:styleId="a1">
     <w:name w:val="Default Paragraph Font"/>
     <w:uiPriority w:val="1"/>
+    <w:semiHidden/>
     <w:unhideWhenUsed/>
   </w:style>
   <w:style w:type="table" w:default="1" w:styleId="a2">
@@ -14390,7 +13594,6 @@
     </w:pPr>
     <w:rPr>
       <w:rFonts w:ascii="Times New Roman" w:eastAsia="Times New Roman" w:hAnsi="Times New Roman" w:cs="Times New Roman"/>
-      <w:lang/>
     </w:rPr>
   </w:style>
 </w:styles>
